--- a/mcap-review/packets/statistics/statistics-review-packet.docx
+++ b/mcap-review/packets/statistics/statistics-review-packet.docx
@@ -1289,312 +1289,789 @@
         <w:t xml:space="preserve">MCAP-Style Practice</w:t>
       </w:r>
     </w:p>
-    <w:p>
-      <w:pPr>
-        <w:spacing w:after="80"/>
-      </w:pPr>
-      <w:r>
-        <w:rPr>
-          <w:rFonts w:ascii="Calibri" w:cs="Calibri" w:eastAsia="Calibri" w:hAnsi="Calibri"/>
-          <w:i/>
-          <w:iCs/>
-          <w:color w:val="5F6F80"/>
-          <w:sz w:val="19"/>
-          <w:szCs w:val="19"/>
-        </w:rPr>
-        <w:t xml:space="preserve">Bubble the best answer or fill in the blank, just like on the test.</w:t>
-      </w:r>
-    </w:p>
-    <w:p>
-      <w:pPr>
-        <w:spacing w:after="40" w:before="120"/>
-      </w:pPr>
-      <w:r>
-        <w:rPr>
-          <w:rFonts w:ascii="Calibri" w:cs="Calibri" w:eastAsia="Calibri" w:hAnsi="Calibri"/>
-          <w:b/>
-          <w:bCs/>
-          <w:color w:val="12355B"/>
-          <w:sz w:val="21"/>
-          <w:szCs w:val="21"/>
-        </w:rPr>
-        <w:t xml:space="preserve">1.  </w:t>
-      </w:r>
-      <w:r>
-        <w:rPr>
-          <w:rFonts w:ascii="Calibri" w:cs="Calibri" w:eastAsia="Calibri" w:hAnsi="Calibri"/>
-          <w:color w:val="1A2733"/>
-          <w:sz w:val="21"/>
-          <w:szCs w:val="21"/>
-        </w:rPr>
-        <w:t xml:space="preserve">Which of these is a statistical question?</w:t>
-      </w:r>
-    </w:p>
-    <w:p>
-      <w:pPr>
-        <w:spacing w:after="20"/>
-        <w:ind w:left="360"/>
-      </w:pPr>
-      <w:r>
-        <w:rPr>
-          <w:rFonts w:ascii="Calibri" w:cs="Calibri" w:eastAsia="Calibri" w:hAnsi="Calibri"/>
-          <w:color w:val="1A2733"/>
-          <w:sz w:val="20"/>
-          <w:szCs w:val="20"/>
-        </w:rPr>
-        <w:t xml:space="preserve">  ◯  A.  </w:t>
-      </w:r>
-      <w:r>
-        <w:rPr>
-          <w:rFonts w:ascii="Calibri" w:cs="Calibri" w:eastAsia="Calibri" w:hAnsi="Calibri"/>
-          <w:color w:val="1A2733"/>
-          <w:sz w:val="20"/>
-          <w:szCs w:val="20"/>
-        </w:rPr>
-        <w:t xml:space="preserve">How many days are in June?</w:t>
-      </w:r>
-    </w:p>
-    <w:p>
-      <w:pPr>
-        <w:spacing w:after="20"/>
-        <w:ind w:left="360"/>
-      </w:pPr>
-      <w:r>
-        <w:rPr>
-          <w:rFonts w:ascii="Calibri" w:cs="Calibri" w:eastAsia="Calibri" w:hAnsi="Calibri"/>
-          <w:color w:val="1A2733"/>
-          <w:sz w:val="20"/>
-          <w:szCs w:val="20"/>
-        </w:rPr>
-        <w:t xml:space="preserve">  ◯  B.  </w:t>
-      </w:r>
-      <w:r>
-        <w:rPr>
-          <w:rFonts w:ascii="Calibri" w:cs="Calibri" w:eastAsia="Calibri" w:hAnsi="Calibri"/>
-          <w:color w:val="1A2733"/>
-          <w:sz w:val="20"/>
-          <w:szCs w:val="20"/>
-        </w:rPr>
-        <w:t xml:space="preserve">How many hours of TV do students in Grade 6 watch each day?</w:t>
-      </w:r>
-    </w:p>
-    <w:p>
-      <w:pPr>
-        <w:spacing w:after="20"/>
-        <w:ind w:left="360"/>
-      </w:pPr>
-      <w:r>
-        <w:rPr>
-          <w:rFonts w:ascii="Calibri" w:cs="Calibri" w:eastAsia="Calibri" w:hAnsi="Calibri"/>
-          <w:color w:val="1A2733"/>
-          <w:sz w:val="20"/>
-          <w:szCs w:val="20"/>
-        </w:rPr>
-        <w:t xml:space="preserve">  ◯  C.  </w:t>
-      </w:r>
-      <w:r>
-        <w:rPr>
-          <w:rFonts w:ascii="Calibri" w:cs="Calibri" w:eastAsia="Calibri" w:hAnsi="Calibri"/>
-          <w:color w:val="1A2733"/>
-          <w:sz w:val="20"/>
-          <w:szCs w:val="20"/>
-        </w:rPr>
-        <w:t xml:space="preserve">What time does school start?</w:t>
-      </w:r>
-    </w:p>
-    <w:p>
-      <w:pPr>
-        <w:spacing w:after="20"/>
-        <w:ind w:left="360"/>
-      </w:pPr>
-      <w:r>
-        <w:rPr>
-          <w:rFonts w:ascii="Calibri" w:cs="Calibri" w:eastAsia="Calibri" w:hAnsi="Calibri"/>
-          <w:color w:val="1A2733"/>
-          <w:sz w:val="20"/>
-          <w:szCs w:val="20"/>
-        </w:rPr>
-        <w:t xml:space="preserve">  ◯  D.  </w:t>
-      </w:r>
-      <w:r>
-        <w:rPr>
-          <w:rFonts w:ascii="Calibri" w:cs="Calibri" w:eastAsia="Calibri" w:hAnsi="Calibri"/>
-          <w:color w:val="1A2733"/>
-          <w:sz w:val="20"/>
-          <w:szCs w:val="20"/>
-        </w:rPr>
-        <w:t xml:space="preserve">How many wheels are on a car?</w:t>
-      </w:r>
-    </w:p>
-    <w:p>
-      <w:pPr>
-        <w:spacing w:after="40" w:before="120"/>
-      </w:pPr>
-      <w:r>
-        <w:rPr>
-          <w:rFonts w:ascii="Calibri" w:cs="Calibri" w:eastAsia="Calibri" w:hAnsi="Calibri"/>
-          <w:b/>
-          <w:bCs/>
-          <w:color w:val="12355B"/>
-          <w:sz w:val="21"/>
-          <w:szCs w:val="21"/>
-        </w:rPr>
-        <w:t xml:space="preserve">2.  </w:t>
-      </w:r>
-      <w:r>
-        <w:rPr>
-          <w:rFonts w:ascii="Calibri" w:cs="Calibri" w:eastAsia="Calibri" w:hAnsi="Calibri"/>
-          <w:color w:val="1A2733"/>
-          <w:sz w:val="21"/>
-          <w:szCs w:val="21"/>
-        </w:rPr>
-        <w:t xml:space="preserve">Why is 'How many siblings does each student in my class have?' a statistical question?</w:t>
-      </w:r>
-    </w:p>
-    <w:p>
-      <w:pPr>
-        <w:spacing w:after="20"/>
-        <w:ind w:left="360"/>
-      </w:pPr>
-      <w:r>
-        <w:rPr>
-          <w:rFonts w:ascii="Calibri" w:cs="Calibri" w:eastAsia="Calibri" w:hAnsi="Calibri"/>
-          <w:color w:val="1A2733"/>
-          <w:sz w:val="20"/>
-          <w:szCs w:val="20"/>
-        </w:rPr>
-        <w:t xml:space="preserve">  ◯  A.  </w:t>
-      </w:r>
-      <w:r>
-        <w:rPr>
-          <w:rFonts w:ascii="Calibri" w:cs="Calibri" w:eastAsia="Calibri" w:hAnsi="Calibri"/>
-          <w:color w:val="1A2733"/>
-          <w:sz w:val="20"/>
-          <w:szCs w:val="20"/>
-        </w:rPr>
-        <w:t xml:space="preserve">It can only have one answer.</w:t>
-      </w:r>
-    </w:p>
-    <w:p>
-      <w:pPr>
-        <w:spacing w:after="20"/>
-        <w:ind w:left="360"/>
-      </w:pPr>
-      <w:r>
-        <w:rPr>
-          <w:rFonts w:ascii="Calibri" w:cs="Calibri" w:eastAsia="Calibri" w:hAnsi="Calibri"/>
-          <w:color w:val="1A2733"/>
-          <w:sz w:val="20"/>
-          <w:szCs w:val="20"/>
-        </w:rPr>
-        <w:t xml:space="preserve">  ◯  B.  </w:t>
-      </w:r>
-      <w:r>
-        <w:rPr>
-          <w:rFonts w:ascii="Calibri" w:cs="Calibri" w:eastAsia="Calibri" w:hAnsi="Calibri"/>
-          <w:color w:val="1A2733"/>
-          <w:sz w:val="20"/>
-          <w:szCs w:val="20"/>
-        </w:rPr>
-        <w:t xml:space="preserve">It is about the teacher only.</w:t>
-      </w:r>
-    </w:p>
-    <w:p>
-      <w:pPr>
-        <w:spacing w:after="20"/>
-        <w:ind w:left="360"/>
-      </w:pPr>
-      <w:r>
-        <w:rPr>
-          <w:rFonts w:ascii="Calibri" w:cs="Calibri" w:eastAsia="Calibri" w:hAnsi="Calibri"/>
-          <w:color w:val="1A2733"/>
-          <w:sz w:val="20"/>
-          <w:szCs w:val="20"/>
-        </w:rPr>
-        <w:t xml:space="preserve">  ◯  C.  </w:t>
-      </w:r>
-      <w:r>
-        <w:rPr>
-          <w:rFonts w:ascii="Calibri" w:cs="Calibri" w:eastAsia="Calibri" w:hAnsi="Calibri"/>
-          <w:color w:val="1A2733"/>
-          <w:sz w:val="20"/>
-          <w:szCs w:val="20"/>
-        </w:rPr>
-        <w:t xml:space="preserve">The answers will vary from student to student.</w:t>
-      </w:r>
-    </w:p>
-    <w:p>
-      <w:pPr>
-        <w:spacing w:after="20"/>
-        <w:ind w:left="360"/>
-      </w:pPr>
-      <w:r>
-        <w:rPr>
-          <w:rFonts w:ascii="Calibri" w:cs="Calibri" w:eastAsia="Calibri" w:hAnsi="Calibri"/>
-          <w:color w:val="1A2733"/>
-          <w:sz w:val="20"/>
-          <w:szCs w:val="20"/>
-        </w:rPr>
-        <w:t xml:space="preserve">  ◯  D.  </w:t>
-      </w:r>
-      <w:r>
-        <w:rPr>
-          <w:rFonts w:ascii="Calibri" w:cs="Calibri" w:eastAsia="Calibri" w:hAnsi="Calibri"/>
-          <w:color w:val="1A2733"/>
-          <w:sz w:val="20"/>
-          <w:szCs w:val="20"/>
-        </w:rPr>
-        <w:t xml:space="preserve">It cannot be answered with data.</w:t>
-      </w:r>
-    </w:p>
-    <w:p>
-      <w:pPr>
-        <w:spacing w:after="40" w:before="120"/>
-      </w:pPr>
-      <w:r>
-        <w:rPr>
-          <w:rFonts w:ascii="Calibri" w:cs="Calibri" w:eastAsia="Calibri" w:hAnsi="Calibri"/>
-          <w:b/>
-          <w:bCs/>
-          <w:color w:val="12355B"/>
-          <w:sz w:val="21"/>
-          <w:szCs w:val="21"/>
-        </w:rPr>
-        <w:t xml:space="preserve">3.  </w:t>
-      </w:r>
-      <w:r>
-        <w:rPr>
-          <w:rFonts w:ascii="Calibri" w:cs="Calibri" w:eastAsia="Calibri" w:hAnsi="Calibri"/>
-          <w:color w:val="1A2733"/>
-          <w:sz w:val="21"/>
-          <w:szCs w:val="21"/>
-        </w:rPr>
-        <w:t xml:space="preserve">Explain why 'What is the height of the tallest tree in the park?' is NOT a statistical question.</w:t>
-      </w:r>
-    </w:p>
-    <w:p>
-      <w:pPr>
-        <w:spacing w:after="30" w:before="30"/>
-      </w:pPr>
-      <w:r>
-        <w:rPr>
-          <w:rFonts w:ascii="Calibri" w:cs="Calibri" w:eastAsia="Calibri" w:hAnsi="Calibri"/>
-          <w:b/>
-          <w:bCs/>
-          <w:color w:val="5F6F80"/>
-          <w:sz w:val="20"/>
-          <w:szCs w:val="20"/>
-        </w:rPr>
-        <w:t xml:space="preserve">Answer: </w:t>
-      </w:r>
-      <w:r>
-        <w:rPr>
-          <w:rFonts w:ascii="Calibri" w:cs="Calibri" w:eastAsia="Calibri" w:hAnsi="Calibri"/>
-          <w:color w:val="5F6F80"/>
-          <w:sz w:val="20"/>
-          <w:szCs w:val="20"/>
-        </w:rPr>
-        <w:t xml:space="preserve">____________________________</w:t>
+    <w:tbl>
+      <w:tblPr>
+        <w:tblW w:type="pct" w:w="100%"/>
+        <w:tblBorders>
+          <w:top w:val="single" w:color="BBD0DE" w:sz="6"/>
+          <w:left w:val="single" w:color="BBD0DE" w:sz="6"/>
+          <w:bottom w:val="single" w:color="BBD0DE" w:sz="6"/>
+          <w:right w:val="single" w:color="BBD0DE" w:sz="6"/>
+          <w:insideH w:val="none"/>
+          <w:insideV w:val="none"/>
+        </w:tblBorders>
+      </w:tblPr>
+      <w:tblGrid>
+        <w:gridCol w:w="100"/>
+      </w:tblGrid>
+      <w:tr>
+        <w:tc>
+          <w:tcPr>
+            <w:shd w:fill="EEF4F8" w:color="auto" w:val="clear"/>
+            <w:tcMar>
+              <w:top w:type="dxa" w:w="120"/>
+              <w:left w:type="dxa" w:w="160"/>
+              <w:bottom w:type="dxa" w:w="120"/>
+              <w:right w:type="dxa" w:w="160"/>
+            </w:tcMar>
+          </w:tcPr>
+          <w:p>
+            <w:pPr>
+              <w:spacing w:after="30"/>
+            </w:pPr>
+            <w:r>
+              <w:rPr>
+                <w:rFonts w:ascii="Calibri" w:cs="Calibri" w:eastAsia="Calibri" w:hAnsi="Calibri"/>
+                <w:b/>
+                <w:bCs/>
+                <w:color w:val="12355B"/>
+                <w:sz w:val="19"/>
+                <w:szCs w:val="19"/>
+              </w:rPr>
+              <w:t xml:space="preserve">Directions</w:t>
+            </w:r>
+          </w:p>
+          <w:p>
+            <w:r>
+              <w:rPr>
+                <w:rFonts w:ascii="Calibri" w:cs="Calibri" w:eastAsia="Calibri" w:hAnsi="Calibri"/>
+                <w:color w:val="1A2733"/>
+                <w:sz w:val="19"/>
+                <w:szCs w:val="19"/>
+              </w:rPr>
+              <w:t xml:space="preserve">Read each item carefully and answer it the way you would on the MCAP. For selected-response items, fill in the circle (○) next to the correct answer. For constructed-response items, enter your answer and show your work. Every item below assesses standard 6.SP.A.1.</w:t>
+            </w:r>
+          </w:p>
+        </w:tc>
+      </w:tr>
+    </w:tbl>
+    <w:p>
+      <w:pPr>
+        <w:spacing w:after="120"/>
+      </w:pPr>
+      <w:r>
+        <w:rPr>
+          <w:rFonts w:ascii="Calibri" w:cs="Calibri" w:eastAsia="Calibri" w:hAnsi="Calibri"/>
+          <w:color w:val="1A2733"/>
+          <w:sz w:val="21"/>
+          <w:szCs w:val="21"/>
+        </w:rPr>
+        <w:t xml:space="preserve"/>
+      </w:r>
+    </w:p>
+    <w:tbl>
+      <w:tblPr>
+        <w:tblW w:type="pct" w:w="100%"/>
+        <w:tblBorders>
+          <w:top w:val="single" w:color="C7D2DD" w:sz="6"/>
+          <w:left w:val="single" w:color="C7D2DD" w:sz="6"/>
+          <w:bottom w:val="single" w:color="C7D2DD" w:sz="6"/>
+          <w:right w:val="single" w:color="C7D2DD" w:sz="6"/>
+          <w:insideH w:val="none"/>
+          <w:insideV w:val="none"/>
+        </w:tblBorders>
+      </w:tblPr>
+      <w:tblGrid>
+        <w:gridCol w:w="100"/>
+      </w:tblGrid>
+      <w:tr>
+        <w:tc>
+          <w:tcPr>
+            <w:tcMar>
+              <w:top w:type="dxa" w:w="0"/>
+              <w:left w:type="dxa" w:w="0"/>
+              <w:bottom w:type="dxa" w:w="120"/>
+              <w:right w:type="dxa" w:w="160"/>
+            </w:tcMar>
+          </w:tcPr>
+          <w:p>
+            <w:pPr>
+              <w:shd w:fill="C0392B" w:color="auto" w:val="clear"/>
+              <w:tabs>
+                <w:tab w:val="right" w:pos="9000"/>
+              </w:tabs>
+              <w:spacing w:after="30" w:before="30"/>
+              <w:ind w:left="120" w:right="120"/>
+            </w:pPr>
+            <w:r>
+              <w:rPr>
+                <w:rFonts w:ascii="Calibri" w:cs="Calibri" w:eastAsia="Calibri" w:hAnsi="Calibri"/>
+                <w:b/>
+                <w:bCs/>
+                <w:color w:val="FFFFFF"/>
+                <w:sz w:val="18"/>
+                <w:szCs w:val="18"/>
+              </w:rPr>
+              <w:t xml:space="preserve">Item 1</w:t>
+            </w:r>
+            <w:r>
+              <w:rPr>
+                <w:rFonts w:ascii="Calibri" w:cs="Calibri" w:eastAsia="Calibri" w:hAnsi="Calibri"/>
+                <w:color w:val="FFFFFF"/>
+                <w:sz w:val="18"/>
+                <w:szCs w:val="18"/>
+              </w:rPr>
+              <w:t xml:space="preserve">   |   </w:t>
+            </w:r>
+            <w:r>
+              <w:rPr>
+                <w:rFonts w:ascii="Calibri" w:cs="Calibri" w:eastAsia="Calibri" w:hAnsi="Calibri"/>
+                <w:color w:val="FFFFFF"/>
+                <w:spacing w:val="14"/>
+                <w:sz w:val="16"/>
+                <w:szCs w:val="16"/>
+              </w:rPr>
+              <w:t xml:space="preserve">SELECTED RESPONSE</w:t>
+            </w:r>
+            <w:r>
+              <w:rPr>
+                <w:rFonts w:ascii="Calibri" w:cs="Calibri" w:eastAsia="Calibri" w:hAnsi="Calibri"/>
+              </w:rPr>
+              <w:t xml:space="preserve">	</w:t>
+            </w:r>
+            <w:r>
+              <w:rPr>
+                <w:rFonts w:ascii="Calibri" w:cs="Calibri" w:eastAsia="Calibri" w:hAnsi="Calibri"/>
+                <w:b/>
+                <w:bCs/>
+                <w:color w:val="FFFFFF"/>
+                <w:sz w:val="17"/>
+                <w:szCs w:val="17"/>
+              </w:rPr>
+              <w:t xml:space="preserve">6.SP.A.1</w:t>
+            </w:r>
+          </w:p>
+          <w:p>
+            <w:pPr>
+              <w:spacing w:after="30" w:before="90"/>
+              <w:ind w:left="140" w:right="120"/>
+            </w:pPr>
+            <w:r>
+              <w:rPr>
+                <w:rFonts w:ascii="Calibri" w:cs="Calibri" w:eastAsia="Calibri" w:hAnsi="Calibri"/>
+                <w:b/>
+                <w:bCs/>
+                <w:color w:val="1A2733"/>
+                <w:sz w:val="21"/>
+                <w:szCs w:val="21"/>
+              </w:rPr>
+              <w:t xml:space="preserve">Which of these is a statistical question?</w:t>
+            </w:r>
+          </w:p>
+          <w:p>
+            <w:pPr>
+              <w:spacing w:after="60"/>
+              <w:ind w:left="140" w:right="120"/>
+            </w:pPr>
+            <w:r>
+              <w:rPr>
+                <w:rFonts w:ascii="Calibri" w:cs="Calibri" w:eastAsia="Calibri" w:hAnsi="Calibri"/>
+                <w:i/>
+                <w:iCs/>
+                <w:color w:val="5F6F80"/>
+                <w:sz w:val="18"/>
+                <w:szCs w:val="18"/>
+              </w:rPr>
+              <w:t xml:space="preserve">Select the correct answer.</w:t>
+            </w:r>
+          </w:p>
+          <w:p>
+            <w:pPr>
+              <w:spacing w:after="24"/>
+              <w:ind w:left="380"/>
+            </w:pPr>
+            <w:r>
+              <w:rPr>
+                <w:rFonts w:ascii="Calibri" w:cs="Calibri" w:eastAsia="Calibri" w:hAnsi="Calibri"/>
+                <w:color w:val="C0392B"/>
+                <w:sz w:val="22"/>
+                <w:szCs w:val="22"/>
+              </w:rPr>
+              <w:t xml:space="preserve">○  </w:t>
+            </w:r>
+            <w:r>
+              <w:rPr>
+                <w:rFonts w:ascii="Calibri" w:cs="Calibri" w:eastAsia="Calibri" w:hAnsi="Calibri"/>
+                <w:b/>
+                <w:bCs/>
+                <w:color w:val="1A2733"/>
+                <w:sz w:val="21"/>
+                <w:szCs w:val="21"/>
+              </w:rPr>
+              <w:t xml:space="preserve">A.  </w:t>
+            </w:r>
+            <w:r>
+              <w:rPr>
+                <w:rFonts w:ascii="Calibri" w:cs="Calibri" w:eastAsia="Calibri" w:hAnsi="Calibri"/>
+                <w:color w:val="1A2733"/>
+                <w:sz w:val="21"/>
+                <w:szCs w:val="21"/>
+              </w:rPr>
+              <w:t xml:space="preserve">How many days are in June?</w:t>
+            </w:r>
+          </w:p>
+          <w:p>
+            <w:pPr>
+              <w:spacing w:after="24"/>
+              <w:ind w:left="380"/>
+            </w:pPr>
+            <w:r>
+              <w:rPr>
+                <w:rFonts w:ascii="Calibri" w:cs="Calibri" w:eastAsia="Calibri" w:hAnsi="Calibri"/>
+                <w:color w:val="C0392B"/>
+                <w:sz w:val="22"/>
+                <w:szCs w:val="22"/>
+              </w:rPr>
+              <w:t xml:space="preserve">○  </w:t>
+            </w:r>
+            <w:r>
+              <w:rPr>
+                <w:rFonts w:ascii="Calibri" w:cs="Calibri" w:eastAsia="Calibri" w:hAnsi="Calibri"/>
+                <w:b/>
+                <w:bCs/>
+                <w:color w:val="1A2733"/>
+                <w:sz w:val="21"/>
+                <w:szCs w:val="21"/>
+              </w:rPr>
+              <w:t xml:space="preserve">B.  </w:t>
+            </w:r>
+            <w:r>
+              <w:rPr>
+                <w:rFonts w:ascii="Calibri" w:cs="Calibri" w:eastAsia="Calibri" w:hAnsi="Calibri"/>
+                <w:color w:val="1A2733"/>
+                <w:sz w:val="21"/>
+                <w:szCs w:val="21"/>
+              </w:rPr>
+              <w:t xml:space="preserve">How many hours of TV do students in Grade 6 watch each day?</w:t>
+            </w:r>
+          </w:p>
+          <w:p>
+            <w:pPr>
+              <w:spacing w:after="24"/>
+              <w:ind w:left="380"/>
+            </w:pPr>
+            <w:r>
+              <w:rPr>
+                <w:rFonts w:ascii="Calibri" w:cs="Calibri" w:eastAsia="Calibri" w:hAnsi="Calibri"/>
+                <w:color w:val="C0392B"/>
+                <w:sz w:val="22"/>
+                <w:szCs w:val="22"/>
+              </w:rPr>
+              <w:t xml:space="preserve">○  </w:t>
+            </w:r>
+            <w:r>
+              <w:rPr>
+                <w:rFonts w:ascii="Calibri" w:cs="Calibri" w:eastAsia="Calibri" w:hAnsi="Calibri"/>
+                <w:b/>
+                <w:bCs/>
+                <w:color w:val="1A2733"/>
+                <w:sz w:val="21"/>
+                <w:szCs w:val="21"/>
+              </w:rPr>
+              <w:t xml:space="preserve">C.  </w:t>
+            </w:r>
+            <w:r>
+              <w:rPr>
+                <w:rFonts w:ascii="Calibri" w:cs="Calibri" w:eastAsia="Calibri" w:hAnsi="Calibri"/>
+                <w:color w:val="1A2733"/>
+                <w:sz w:val="21"/>
+                <w:szCs w:val="21"/>
+              </w:rPr>
+              <w:t xml:space="preserve">What time does school start?</w:t>
+            </w:r>
+          </w:p>
+          <w:p>
+            <w:pPr>
+              <w:spacing w:after="24"/>
+              <w:ind w:left="380"/>
+            </w:pPr>
+            <w:r>
+              <w:rPr>
+                <w:rFonts w:ascii="Calibri" w:cs="Calibri" w:eastAsia="Calibri" w:hAnsi="Calibri"/>
+                <w:color w:val="C0392B"/>
+                <w:sz w:val="22"/>
+                <w:szCs w:val="22"/>
+              </w:rPr>
+              <w:t xml:space="preserve">○  </w:t>
+            </w:r>
+            <w:r>
+              <w:rPr>
+                <w:rFonts w:ascii="Calibri" w:cs="Calibri" w:eastAsia="Calibri" w:hAnsi="Calibri"/>
+                <w:b/>
+                <w:bCs/>
+                <w:color w:val="1A2733"/>
+                <w:sz w:val="21"/>
+                <w:szCs w:val="21"/>
+              </w:rPr>
+              <w:t xml:space="preserve">D.  </w:t>
+            </w:r>
+            <w:r>
+              <w:rPr>
+                <w:rFonts w:ascii="Calibri" w:cs="Calibri" w:eastAsia="Calibri" w:hAnsi="Calibri"/>
+                <w:color w:val="1A2733"/>
+                <w:sz w:val="21"/>
+                <w:szCs w:val="21"/>
+              </w:rPr>
+              <w:t xml:space="preserve">How many wheels are on a car?</w:t>
+            </w:r>
+          </w:p>
+        </w:tc>
+      </w:tr>
+    </w:tbl>
+    <w:p>
+      <w:pPr>
+        <w:spacing w:after="100"/>
+      </w:pPr>
+      <w:r>
+        <w:rPr>
+          <w:rFonts w:ascii="Calibri" w:cs="Calibri" w:eastAsia="Calibri" w:hAnsi="Calibri"/>
+          <w:color w:val="1A2733"/>
+          <w:sz w:val="21"/>
+          <w:szCs w:val="21"/>
+        </w:rPr>
+        <w:t xml:space="preserve"/>
+      </w:r>
+    </w:p>
+    <w:tbl>
+      <w:tblPr>
+        <w:tblW w:type="pct" w:w="100%"/>
+        <w:tblBorders>
+          <w:top w:val="single" w:color="C7D2DD" w:sz="6"/>
+          <w:left w:val="single" w:color="C7D2DD" w:sz="6"/>
+          <w:bottom w:val="single" w:color="C7D2DD" w:sz="6"/>
+          <w:right w:val="single" w:color="C7D2DD" w:sz="6"/>
+          <w:insideH w:val="none"/>
+          <w:insideV w:val="none"/>
+        </w:tblBorders>
+      </w:tblPr>
+      <w:tblGrid>
+        <w:gridCol w:w="100"/>
+      </w:tblGrid>
+      <w:tr>
+        <w:tc>
+          <w:tcPr>
+            <w:tcMar>
+              <w:top w:type="dxa" w:w="0"/>
+              <w:left w:type="dxa" w:w="0"/>
+              <w:bottom w:type="dxa" w:w="120"/>
+              <w:right w:type="dxa" w:w="160"/>
+            </w:tcMar>
+          </w:tcPr>
+          <w:p>
+            <w:pPr>
+              <w:shd w:fill="C0392B" w:color="auto" w:val="clear"/>
+              <w:tabs>
+                <w:tab w:val="right" w:pos="9000"/>
+              </w:tabs>
+              <w:spacing w:after="30" w:before="30"/>
+              <w:ind w:left="120" w:right="120"/>
+            </w:pPr>
+            <w:r>
+              <w:rPr>
+                <w:rFonts w:ascii="Calibri" w:cs="Calibri" w:eastAsia="Calibri" w:hAnsi="Calibri"/>
+                <w:b/>
+                <w:bCs/>
+                <w:color w:val="FFFFFF"/>
+                <w:sz w:val="18"/>
+                <w:szCs w:val="18"/>
+              </w:rPr>
+              <w:t xml:space="preserve">Item 2</w:t>
+            </w:r>
+            <w:r>
+              <w:rPr>
+                <w:rFonts w:ascii="Calibri" w:cs="Calibri" w:eastAsia="Calibri" w:hAnsi="Calibri"/>
+                <w:color w:val="FFFFFF"/>
+                <w:sz w:val="18"/>
+                <w:szCs w:val="18"/>
+              </w:rPr>
+              <w:t xml:space="preserve">   |   </w:t>
+            </w:r>
+            <w:r>
+              <w:rPr>
+                <w:rFonts w:ascii="Calibri" w:cs="Calibri" w:eastAsia="Calibri" w:hAnsi="Calibri"/>
+                <w:color w:val="FFFFFF"/>
+                <w:spacing w:val="14"/>
+                <w:sz w:val="16"/>
+                <w:szCs w:val="16"/>
+              </w:rPr>
+              <w:t xml:space="preserve">SELECTED RESPONSE</w:t>
+            </w:r>
+            <w:r>
+              <w:rPr>
+                <w:rFonts w:ascii="Calibri" w:cs="Calibri" w:eastAsia="Calibri" w:hAnsi="Calibri"/>
+              </w:rPr>
+              <w:t xml:space="preserve">	</w:t>
+            </w:r>
+            <w:r>
+              <w:rPr>
+                <w:rFonts w:ascii="Calibri" w:cs="Calibri" w:eastAsia="Calibri" w:hAnsi="Calibri"/>
+                <w:b/>
+                <w:bCs/>
+                <w:color w:val="FFFFFF"/>
+                <w:sz w:val="17"/>
+                <w:szCs w:val="17"/>
+              </w:rPr>
+              <w:t xml:space="preserve">6.SP.A.1</w:t>
+            </w:r>
+          </w:p>
+          <w:p>
+            <w:pPr>
+              <w:spacing w:after="30" w:before="90"/>
+              <w:ind w:left="140" w:right="120"/>
+            </w:pPr>
+            <w:r>
+              <w:rPr>
+                <w:rFonts w:ascii="Calibri" w:cs="Calibri" w:eastAsia="Calibri" w:hAnsi="Calibri"/>
+                <w:b/>
+                <w:bCs/>
+                <w:color w:val="1A2733"/>
+                <w:sz w:val="21"/>
+                <w:szCs w:val="21"/>
+              </w:rPr>
+              <w:t xml:space="preserve">Why is 'How many siblings does each student in my class have?' a statistical question?</w:t>
+            </w:r>
+          </w:p>
+          <w:p>
+            <w:pPr>
+              <w:spacing w:after="60"/>
+              <w:ind w:left="140" w:right="120"/>
+            </w:pPr>
+            <w:r>
+              <w:rPr>
+                <w:rFonts w:ascii="Calibri" w:cs="Calibri" w:eastAsia="Calibri" w:hAnsi="Calibri"/>
+                <w:i/>
+                <w:iCs/>
+                <w:color w:val="5F6F80"/>
+                <w:sz w:val="18"/>
+                <w:szCs w:val="18"/>
+              </w:rPr>
+              <w:t xml:space="preserve">Select the correct answer.</w:t>
+            </w:r>
+          </w:p>
+          <w:p>
+            <w:pPr>
+              <w:spacing w:after="24"/>
+              <w:ind w:left="380"/>
+            </w:pPr>
+            <w:r>
+              <w:rPr>
+                <w:rFonts w:ascii="Calibri" w:cs="Calibri" w:eastAsia="Calibri" w:hAnsi="Calibri"/>
+                <w:color w:val="C0392B"/>
+                <w:sz w:val="22"/>
+                <w:szCs w:val="22"/>
+              </w:rPr>
+              <w:t xml:space="preserve">○  </w:t>
+            </w:r>
+            <w:r>
+              <w:rPr>
+                <w:rFonts w:ascii="Calibri" w:cs="Calibri" w:eastAsia="Calibri" w:hAnsi="Calibri"/>
+                <w:b/>
+                <w:bCs/>
+                <w:color w:val="1A2733"/>
+                <w:sz w:val="21"/>
+                <w:szCs w:val="21"/>
+              </w:rPr>
+              <w:t xml:space="preserve">A.  </w:t>
+            </w:r>
+            <w:r>
+              <w:rPr>
+                <w:rFonts w:ascii="Calibri" w:cs="Calibri" w:eastAsia="Calibri" w:hAnsi="Calibri"/>
+                <w:color w:val="1A2733"/>
+                <w:sz w:val="21"/>
+                <w:szCs w:val="21"/>
+              </w:rPr>
+              <w:t xml:space="preserve">It can only have one answer.</w:t>
+            </w:r>
+          </w:p>
+          <w:p>
+            <w:pPr>
+              <w:spacing w:after="24"/>
+              <w:ind w:left="380"/>
+            </w:pPr>
+            <w:r>
+              <w:rPr>
+                <w:rFonts w:ascii="Calibri" w:cs="Calibri" w:eastAsia="Calibri" w:hAnsi="Calibri"/>
+                <w:color w:val="C0392B"/>
+                <w:sz w:val="22"/>
+                <w:szCs w:val="22"/>
+              </w:rPr>
+              <w:t xml:space="preserve">○  </w:t>
+            </w:r>
+            <w:r>
+              <w:rPr>
+                <w:rFonts w:ascii="Calibri" w:cs="Calibri" w:eastAsia="Calibri" w:hAnsi="Calibri"/>
+                <w:b/>
+                <w:bCs/>
+                <w:color w:val="1A2733"/>
+                <w:sz w:val="21"/>
+                <w:szCs w:val="21"/>
+              </w:rPr>
+              <w:t xml:space="preserve">B.  </w:t>
+            </w:r>
+            <w:r>
+              <w:rPr>
+                <w:rFonts w:ascii="Calibri" w:cs="Calibri" w:eastAsia="Calibri" w:hAnsi="Calibri"/>
+                <w:color w:val="1A2733"/>
+                <w:sz w:val="21"/>
+                <w:szCs w:val="21"/>
+              </w:rPr>
+              <w:t xml:space="preserve">It is about the teacher only.</w:t>
+            </w:r>
+          </w:p>
+          <w:p>
+            <w:pPr>
+              <w:spacing w:after="24"/>
+              <w:ind w:left="380"/>
+            </w:pPr>
+            <w:r>
+              <w:rPr>
+                <w:rFonts w:ascii="Calibri" w:cs="Calibri" w:eastAsia="Calibri" w:hAnsi="Calibri"/>
+                <w:color w:val="C0392B"/>
+                <w:sz w:val="22"/>
+                <w:szCs w:val="22"/>
+              </w:rPr>
+              <w:t xml:space="preserve">○  </w:t>
+            </w:r>
+            <w:r>
+              <w:rPr>
+                <w:rFonts w:ascii="Calibri" w:cs="Calibri" w:eastAsia="Calibri" w:hAnsi="Calibri"/>
+                <w:b/>
+                <w:bCs/>
+                <w:color w:val="1A2733"/>
+                <w:sz w:val="21"/>
+                <w:szCs w:val="21"/>
+              </w:rPr>
+              <w:t xml:space="preserve">C.  </w:t>
+            </w:r>
+            <w:r>
+              <w:rPr>
+                <w:rFonts w:ascii="Calibri" w:cs="Calibri" w:eastAsia="Calibri" w:hAnsi="Calibri"/>
+                <w:color w:val="1A2733"/>
+                <w:sz w:val="21"/>
+                <w:szCs w:val="21"/>
+              </w:rPr>
+              <w:t xml:space="preserve">The answers will vary from student to student.</w:t>
+            </w:r>
+          </w:p>
+          <w:p>
+            <w:pPr>
+              <w:spacing w:after="24"/>
+              <w:ind w:left="380"/>
+            </w:pPr>
+            <w:r>
+              <w:rPr>
+                <w:rFonts w:ascii="Calibri" w:cs="Calibri" w:eastAsia="Calibri" w:hAnsi="Calibri"/>
+                <w:color w:val="C0392B"/>
+                <w:sz w:val="22"/>
+                <w:szCs w:val="22"/>
+              </w:rPr>
+              <w:t xml:space="preserve">○  </w:t>
+            </w:r>
+            <w:r>
+              <w:rPr>
+                <w:rFonts w:ascii="Calibri" w:cs="Calibri" w:eastAsia="Calibri" w:hAnsi="Calibri"/>
+                <w:b/>
+                <w:bCs/>
+                <w:color w:val="1A2733"/>
+                <w:sz w:val="21"/>
+                <w:szCs w:val="21"/>
+              </w:rPr>
+              <w:t xml:space="preserve">D.  </w:t>
+            </w:r>
+            <w:r>
+              <w:rPr>
+                <w:rFonts w:ascii="Calibri" w:cs="Calibri" w:eastAsia="Calibri" w:hAnsi="Calibri"/>
+                <w:color w:val="1A2733"/>
+                <w:sz w:val="21"/>
+                <w:szCs w:val="21"/>
+              </w:rPr>
+              <w:t xml:space="preserve">It cannot be answered with data.</w:t>
+            </w:r>
+          </w:p>
+        </w:tc>
+      </w:tr>
+    </w:tbl>
+    <w:p>
+      <w:pPr>
+        <w:spacing w:after="100"/>
+      </w:pPr>
+      <w:r>
+        <w:rPr>
+          <w:rFonts w:ascii="Calibri" w:cs="Calibri" w:eastAsia="Calibri" w:hAnsi="Calibri"/>
+          <w:color w:val="1A2733"/>
+          <w:sz w:val="21"/>
+          <w:szCs w:val="21"/>
+        </w:rPr>
+        <w:t xml:space="preserve"/>
+      </w:r>
+    </w:p>
+    <w:tbl>
+      <w:tblPr>
+        <w:tblW w:type="pct" w:w="100%"/>
+        <w:tblBorders>
+          <w:top w:val="single" w:color="C7D2DD" w:sz="6"/>
+          <w:left w:val="single" w:color="C7D2DD" w:sz="6"/>
+          <w:bottom w:val="single" w:color="C7D2DD" w:sz="6"/>
+          <w:right w:val="single" w:color="C7D2DD" w:sz="6"/>
+          <w:insideH w:val="none"/>
+          <w:insideV w:val="none"/>
+        </w:tblBorders>
+      </w:tblPr>
+      <w:tblGrid>
+        <w:gridCol w:w="100"/>
+      </w:tblGrid>
+      <w:tr>
+        <w:tc>
+          <w:tcPr>
+            <w:tcMar>
+              <w:top w:type="dxa" w:w="0"/>
+              <w:left w:type="dxa" w:w="0"/>
+              <w:bottom w:type="dxa" w:w="120"/>
+              <w:right w:type="dxa" w:w="160"/>
+            </w:tcMar>
+          </w:tcPr>
+          <w:p>
+            <w:pPr>
+              <w:shd w:fill="C0392B" w:color="auto" w:val="clear"/>
+              <w:tabs>
+                <w:tab w:val="right" w:pos="9000"/>
+              </w:tabs>
+              <w:spacing w:after="30" w:before="30"/>
+              <w:ind w:left="120" w:right="120"/>
+            </w:pPr>
+            <w:r>
+              <w:rPr>
+                <w:rFonts w:ascii="Calibri" w:cs="Calibri" w:eastAsia="Calibri" w:hAnsi="Calibri"/>
+                <w:b/>
+                <w:bCs/>
+                <w:color w:val="FFFFFF"/>
+                <w:sz w:val="18"/>
+                <w:szCs w:val="18"/>
+              </w:rPr>
+              <w:t xml:space="preserve">Item 3</w:t>
+            </w:r>
+            <w:r>
+              <w:rPr>
+                <w:rFonts w:ascii="Calibri" w:cs="Calibri" w:eastAsia="Calibri" w:hAnsi="Calibri"/>
+                <w:color w:val="FFFFFF"/>
+                <w:sz w:val="18"/>
+                <w:szCs w:val="18"/>
+              </w:rPr>
+              <w:t xml:space="preserve">   |   </w:t>
+            </w:r>
+            <w:r>
+              <w:rPr>
+                <w:rFonts w:ascii="Calibri" w:cs="Calibri" w:eastAsia="Calibri" w:hAnsi="Calibri"/>
+                <w:color w:val="FFFFFF"/>
+                <w:spacing w:val="14"/>
+                <w:sz w:val="16"/>
+                <w:szCs w:val="16"/>
+              </w:rPr>
+              <w:t xml:space="preserve">CONSTRUCTED RESPONSE</w:t>
+            </w:r>
+            <w:r>
+              <w:rPr>
+                <w:rFonts w:ascii="Calibri" w:cs="Calibri" w:eastAsia="Calibri" w:hAnsi="Calibri"/>
+              </w:rPr>
+              <w:t xml:space="preserve">	</w:t>
+            </w:r>
+            <w:r>
+              <w:rPr>
+                <w:rFonts w:ascii="Calibri" w:cs="Calibri" w:eastAsia="Calibri" w:hAnsi="Calibri"/>
+                <w:b/>
+                <w:bCs/>
+                <w:color w:val="FFFFFF"/>
+                <w:sz w:val="17"/>
+                <w:szCs w:val="17"/>
+              </w:rPr>
+              <w:t xml:space="preserve">6.SP.A.1</w:t>
+            </w:r>
+          </w:p>
+          <w:p>
+            <w:pPr>
+              <w:spacing w:after="30" w:before="90"/>
+              <w:ind w:left="140" w:right="120"/>
+            </w:pPr>
+            <w:r>
+              <w:rPr>
+                <w:rFonts w:ascii="Calibri" w:cs="Calibri" w:eastAsia="Calibri" w:hAnsi="Calibri"/>
+                <w:b/>
+                <w:bCs/>
+                <w:color w:val="1A2733"/>
+                <w:sz w:val="21"/>
+                <w:szCs w:val="21"/>
+              </w:rPr>
+              <w:t xml:space="preserve">Explain why 'What is the height of the tallest tree in the park?' is NOT a statistical question.</w:t>
+            </w:r>
+          </w:p>
+          <w:p>
+            <w:pPr>
+              <w:spacing w:after="60"/>
+              <w:ind w:left="140" w:right="120"/>
+            </w:pPr>
+            <w:r>
+              <w:rPr>
+                <w:rFonts w:ascii="Calibri" w:cs="Calibri" w:eastAsia="Calibri" w:hAnsi="Calibri"/>
+                <w:i/>
+                <w:iCs/>
+                <w:color w:val="5F6F80"/>
+                <w:sz w:val="18"/>
+                <w:szCs w:val="18"/>
+              </w:rPr>
+              <w:t xml:space="preserve">Enter your answer in the space provided. Show your work.</w:t>
+            </w:r>
+          </w:p>
+          <w:p>
+            <w:pPr>
+              <w:pBdr>
+                <w:bottom w:val="single" w:color="AFBECC" w:sz="4" w:space="2"/>
+              </w:pBdr>
+              <w:spacing w:after="6" w:before="30" w:line="360"/>
+              <w:ind w:left="140" w:right="120"/>
+            </w:pPr>
+            <w:r>
+              <w:rPr>
+                <w:rFonts w:ascii="Calibri" w:cs="Calibri" w:eastAsia="Calibri" w:hAnsi="Calibri"/>
+                <w:color w:val="1A2733"/>
+                <w:sz w:val="21"/>
+                <w:szCs w:val="21"/>
+              </w:rPr>
+              <w:t xml:space="preserve"/>
+            </w:r>
+          </w:p>
+          <w:p>
+            <w:pPr>
+              <w:pBdr>
+                <w:bottom w:val="single" w:color="AFBECC" w:sz="4" w:space="2"/>
+              </w:pBdr>
+              <w:spacing w:after="0" w:line="360"/>
+              <w:ind w:left="140" w:right="120"/>
+            </w:pPr>
+            <w:r>
+              <w:rPr>
+                <w:rFonts w:ascii="Calibri" w:cs="Calibri" w:eastAsia="Calibri" w:hAnsi="Calibri"/>
+                <w:color w:val="1A2733"/>
+                <w:sz w:val="21"/>
+                <w:szCs w:val="21"/>
+              </w:rPr>
+              <w:t xml:space="preserve"/>
+            </w:r>
+          </w:p>
+        </w:tc>
+      </w:tr>
+    </w:tbl>
+    <w:p>
+      <w:pPr>
+        <w:spacing w:after="100"/>
+      </w:pPr>
+      <w:r>
+        <w:rPr>
+          <w:rFonts w:ascii="Calibri" w:cs="Calibri" w:eastAsia="Calibri" w:hAnsi="Calibri"/>
+          <w:color w:val="1A2733"/>
+          <w:sz w:val="21"/>
+          <w:szCs w:val="21"/>
+        </w:rPr>
+        <w:t xml:space="preserve"/>
       </w:r>
     </w:p>
     <w:p>
@@ -2899,312 +3376,789 @@
         <w:t xml:space="preserve">MCAP-Style Practice</w:t>
       </w:r>
     </w:p>
-    <w:p>
-      <w:pPr>
-        <w:spacing w:after="80"/>
-      </w:pPr>
-      <w:r>
-        <w:rPr>
-          <w:rFonts w:ascii="Calibri" w:cs="Calibri" w:eastAsia="Calibri" w:hAnsi="Calibri"/>
-          <w:i/>
-          <w:iCs/>
-          <w:color w:val="5F6F80"/>
-          <w:sz w:val="19"/>
-          <w:szCs w:val="19"/>
-        </w:rPr>
-        <w:t xml:space="preserve">Bubble the best answer or fill in the blank, just like on the test.</w:t>
-      </w:r>
-    </w:p>
-    <w:p>
-      <w:pPr>
-        <w:spacing w:after="40" w:before="120"/>
-      </w:pPr>
-      <w:r>
-        <w:rPr>
-          <w:rFonts w:ascii="Calibri" w:cs="Calibri" w:eastAsia="Calibri" w:hAnsi="Calibri"/>
-          <w:b/>
-          <w:bCs/>
-          <w:color w:val="12355B"/>
-          <w:sz w:val="21"/>
-          <w:szCs w:val="21"/>
-        </w:rPr>
-        <w:t xml:space="preserve">1.  </w:t>
-      </w:r>
-      <w:r>
-        <w:rPr>
-          <w:rFonts w:ascii="Calibri" w:cs="Calibri" w:eastAsia="Calibri" w:hAnsi="Calibri"/>
-          <w:color w:val="1A2733"/>
-          <w:sz w:val="21"/>
-          <w:szCs w:val="21"/>
-        </w:rPr>
-        <w:t xml:space="preserve">A distribution has a long tail stretching toward the high values. How is it described?</w:t>
-      </w:r>
-    </w:p>
-    <w:p>
-      <w:pPr>
-        <w:spacing w:after="20"/>
-        <w:ind w:left="360"/>
-      </w:pPr>
-      <w:r>
-        <w:rPr>
-          <w:rFonts w:ascii="Calibri" w:cs="Calibri" w:eastAsia="Calibri" w:hAnsi="Calibri"/>
-          <w:color w:val="1A2733"/>
-          <w:sz w:val="20"/>
-          <w:szCs w:val="20"/>
-        </w:rPr>
-        <w:t xml:space="preserve">  ◯  A.  </w:t>
-      </w:r>
-      <w:r>
-        <w:rPr>
-          <w:rFonts w:ascii="Calibri" w:cs="Calibri" w:eastAsia="Calibri" w:hAnsi="Calibri"/>
-          <w:color w:val="1A2733"/>
-          <w:sz w:val="20"/>
-          <w:szCs w:val="20"/>
-        </w:rPr>
-        <w:t xml:space="preserve">Symmetric</w:t>
-      </w:r>
-    </w:p>
-    <w:p>
-      <w:pPr>
-        <w:spacing w:after="20"/>
-        <w:ind w:left="360"/>
-      </w:pPr>
-      <w:r>
-        <w:rPr>
-          <w:rFonts w:ascii="Calibri" w:cs="Calibri" w:eastAsia="Calibri" w:hAnsi="Calibri"/>
-          <w:color w:val="1A2733"/>
-          <w:sz w:val="20"/>
-          <w:szCs w:val="20"/>
-        </w:rPr>
-        <w:t xml:space="preserve">  ◯  B.  </w:t>
-      </w:r>
-      <w:r>
-        <w:rPr>
-          <w:rFonts w:ascii="Calibri" w:cs="Calibri" w:eastAsia="Calibri" w:hAnsi="Calibri"/>
-          <w:color w:val="1A2733"/>
-          <w:sz w:val="20"/>
-          <w:szCs w:val="20"/>
-        </w:rPr>
-        <w:t xml:space="preserve">Skewed left</w:t>
-      </w:r>
-    </w:p>
-    <w:p>
-      <w:pPr>
-        <w:spacing w:after="20"/>
-        <w:ind w:left="360"/>
-      </w:pPr>
-      <w:r>
-        <w:rPr>
-          <w:rFonts w:ascii="Calibri" w:cs="Calibri" w:eastAsia="Calibri" w:hAnsi="Calibri"/>
-          <w:color w:val="1A2733"/>
-          <w:sz w:val="20"/>
-          <w:szCs w:val="20"/>
-        </w:rPr>
-        <w:t xml:space="preserve">  ◯  C.  </w:t>
-      </w:r>
-      <w:r>
-        <w:rPr>
-          <w:rFonts w:ascii="Calibri" w:cs="Calibri" w:eastAsia="Calibri" w:hAnsi="Calibri"/>
-          <w:color w:val="1A2733"/>
-          <w:sz w:val="20"/>
-          <w:szCs w:val="20"/>
-        </w:rPr>
-        <w:t xml:space="preserve">Skewed right</w:t>
-      </w:r>
-    </w:p>
-    <w:p>
-      <w:pPr>
-        <w:spacing w:after="20"/>
-        <w:ind w:left="360"/>
-      </w:pPr>
-      <w:r>
-        <w:rPr>
-          <w:rFonts w:ascii="Calibri" w:cs="Calibri" w:eastAsia="Calibri" w:hAnsi="Calibri"/>
-          <w:color w:val="1A2733"/>
-          <w:sz w:val="20"/>
-          <w:szCs w:val="20"/>
-        </w:rPr>
-        <w:t xml:space="preserve">  ◯  D.  </w:t>
-      </w:r>
-      <w:r>
-        <w:rPr>
-          <w:rFonts w:ascii="Calibri" w:cs="Calibri" w:eastAsia="Calibri" w:hAnsi="Calibri"/>
-          <w:color w:val="1A2733"/>
-          <w:sz w:val="20"/>
-          <w:szCs w:val="20"/>
-        </w:rPr>
-        <w:t xml:space="preserve">Has no shape</w:t>
-      </w:r>
-    </w:p>
-    <w:p>
-      <w:pPr>
-        <w:spacing w:after="40" w:before="120"/>
-      </w:pPr>
-      <w:r>
-        <w:rPr>
-          <w:rFonts w:ascii="Calibri" w:cs="Calibri" w:eastAsia="Calibri" w:hAnsi="Calibri"/>
-          <w:b/>
-          <w:bCs/>
-          <w:color w:val="12355B"/>
-          <w:sz w:val="21"/>
-          <w:szCs w:val="21"/>
-        </w:rPr>
-        <w:t xml:space="preserve">2.  </w:t>
-      </w:r>
-      <w:r>
-        <w:rPr>
-          <w:rFonts w:ascii="Calibri" w:cs="Calibri" w:eastAsia="Calibri" w:hAnsi="Calibri"/>
-          <w:color w:val="1A2733"/>
-          <w:sz w:val="21"/>
-          <w:szCs w:val="21"/>
-        </w:rPr>
-        <w:t xml:space="preserve">Which three things should you describe about a distribution?</w:t>
-      </w:r>
-    </w:p>
-    <w:p>
-      <w:pPr>
-        <w:spacing w:after="20"/>
-        <w:ind w:left="360"/>
-      </w:pPr>
-      <w:r>
-        <w:rPr>
-          <w:rFonts w:ascii="Calibri" w:cs="Calibri" w:eastAsia="Calibri" w:hAnsi="Calibri"/>
-          <w:color w:val="1A2733"/>
-          <w:sz w:val="20"/>
-          <w:szCs w:val="20"/>
-        </w:rPr>
-        <w:t xml:space="preserve">  ◯  A.  </w:t>
-      </w:r>
-      <w:r>
-        <w:rPr>
-          <w:rFonts w:ascii="Calibri" w:cs="Calibri" w:eastAsia="Calibri" w:hAnsi="Calibri"/>
-          <w:color w:val="1A2733"/>
-          <w:sz w:val="20"/>
-          <w:szCs w:val="20"/>
-        </w:rPr>
-        <w:t xml:space="preserve">Color, size, weight</w:t>
-      </w:r>
-    </w:p>
-    <w:p>
-      <w:pPr>
-        <w:spacing w:after="20"/>
-        <w:ind w:left="360"/>
-      </w:pPr>
-      <w:r>
-        <w:rPr>
-          <w:rFonts w:ascii="Calibri" w:cs="Calibri" w:eastAsia="Calibri" w:hAnsi="Calibri"/>
-          <w:color w:val="1A2733"/>
-          <w:sz w:val="20"/>
-          <w:szCs w:val="20"/>
-        </w:rPr>
-        <w:t xml:space="preserve">  ◯  B.  </w:t>
-      </w:r>
-      <w:r>
-        <w:rPr>
-          <w:rFonts w:ascii="Calibri" w:cs="Calibri" w:eastAsia="Calibri" w:hAnsi="Calibri"/>
-          <w:color w:val="1A2733"/>
-          <w:sz w:val="20"/>
-          <w:szCs w:val="20"/>
-        </w:rPr>
-        <w:t xml:space="preserve">Center, spread, shape</w:t>
-      </w:r>
-    </w:p>
-    <w:p>
-      <w:pPr>
-        <w:spacing w:after="20"/>
-        <w:ind w:left="360"/>
-      </w:pPr>
-      <w:r>
-        <w:rPr>
-          <w:rFonts w:ascii="Calibri" w:cs="Calibri" w:eastAsia="Calibri" w:hAnsi="Calibri"/>
-          <w:color w:val="1A2733"/>
-          <w:sz w:val="20"/>
-          <w:szCs w:val="20"/>
-        </w:rPr>
-        <w:t xml:space="preserve">  ◯  C.  </w:t>
-      </w:r>
-      <w:r>
-        <w:rPr>
-          <w:rFonts w:ascii="Calibri" w:cs="Calibri" w:eastAsia="Calibri" w:hAnsi="Calibri"/>
-          <w:color w:val="1A2733"/>
-          <w:sz w:val="20"/>
-          <w:szCs w:val="20"/>
-        </w:rPr>
-        <w:t xml:space="preserve">Mean only</w:t>
-      </w:r>
-    </w:p>
-    <w:p>
-      <w:pPr>
-        <w:spacing w:after="20"/>
-        <w:ind w:left="360"/>
-      </w:pPr>
-      <w:r>
-        <w:rPr>
-          <w:rFonts w:ascii="Calibri" w:cs="Calibri" w:eastAsia="Calibri" w:hAnsi="Calibri"/>
-          <w:color w:val="1A2733"/>
-          <w:sz w:val="20"/>
-          <w:szCs w:val="20"/>
-        </w:rPr>
-        <w:t xml:space="preserve">  ◯  D.  </w:t>
-      </w:r>
-      <w:r>
-        <w:rPr>
-          <w:rFonts w:ascii="Calibri" w:cs="Calibri" w:eastAsia="Calibri" w:hAnsi="Calibri"/>
-          <w:color w:val="1A2733"/>
-          <w:sz w:val="20"/>
-          <w:szCs w:val="20"/>
-        </w:rPr>
-        <w:t xml:space="preserve">Mode and color</w:t>
-      </w:r>
-    </w:p>
-    <w:p>
-      <w:pPr>
-        <w:spacing w:after="40" w:before="120"/>
-      </w:pPr>
-      <w:r>
-        <w:rPr>
-          <w:rFonts w:ascii="Calibri" w:cs="Calibri" w:eastAsia="Calibri" w:hAnsi="Calibri"/>
-          <w:b/>
-          <w:bCs/>
-          <w:color w:val="12355B"/>
-          <w:sz w:val="21"/>
-          <w:szCs w:val="21"/>
-        </w:rPr>
-        <w:t xml:space="preserve">3.  </w:t>
-      </w:r>
-      <w:r>
-        <w:rPr>
-          <w:rFonts w:ascii="Calibri" w:cs="Calibri" w:eastAsia="Calibri" w:hAnsi="Calibri"/>
-          <w:color w:val="1A2733"/>
-          <w:sz w:val="21"/>
-          <w:szCs w:val="21"/>
-        </w:rPr>
-        <w:t xml:space="preserve">Data set: 4,4,5,5,5,6,18. Name the outlier and tell how it affects the shape.</w:t>
-      </w:r>
-    </w:p>
-    <w:p>
-      <w:pPr>
-        <w:spacing w:after="30" w:before="30"/>
-      </w:pPr>
-      <w:r>
-        <w:rPr>
-          <w:rFonts w:ascii="Calibri" w:cs="Calibri" w:eastAsia="Calibri" w:hAnsi="Calibri"/>
-          <w:b/>
-          <w:bCs/>
-          <w:color w:val="5F6F80"/>
-          <w:sz w:val="20"/>
-          <w:szCs w:val="20"/>
-        </w:rPr>
-        <w:t xml:space="preserve">Answer: </w:t>
-      </w:r>
-      <w:r>
-        <w:rPr>
-          <w:rFonts w:ascii="Calibri" w:cs="Calibri" w:eastAsia="Calibri" w:hAnsi="Calibri"/>
-          <w:color w:val="5F6F80"/>
-          <w:sz w:val="20"/>
-          <w:szCs w:val="20"/>
-        </w:rPr>
-        <w:t xml:space="preserve">____________________________</w:t>
+    <w:tbl>
+      <w:tblPr>
+        <w:tblW w:type="pct" w:w="100%"/>
+        <w:tblBorders>
+          <w:top w:val="single" w:color="BBD0DE" w:sz="6"/>
+          <w:left w:val="single" w:color="BBD0DE" w:sz="6"/>
+          <w:bottom w:val="single" w:color="BBD0DE" w:sz="6"/>
+          <w:right w:val="single" w:color="BBD0DE" w:sz="6"/>
+          <w:insideH w:val="none"/>
+          <w:insideV w:val="none"/>
+        </w:tblBorders>
+      </w:tblPr>
+      <w:tblGrid>
+        <w:gridCol w:w="100"/>
+      </w:tblGrid>
+      <w:tr>
+        <w:tc>
+          <w:tcPr>
+            <w:shd w:fill="EEF4F8" w:color="auto" w:val="clear"/>
+            <w:tcMar>
+              <w:top w:type="dxa" w:w="120"/>
+              <w:left w:type="dxa" w:w="160"/>
+              <w:bottom w:type="dxa" w:w="120"/>
+              <w:right w:type="dxa" w:w="160"/>
+            </w:tcMar>
+          </w:tcPr>
+          <w:p>
+            <w:pPr>
+              <w:spacing w:after="30"/>
+            </w:pPr>
+            <w:r>
+              <w:rPr>
+                <w:rFonts w:ascii="Calibri" w:cs="Calibri" w:eastAsia="Calibri" w:hAnsi="Calibri"/>
+                <w:b/>
+                <w:bCs/>
+                <w:color w:val="12355B"/>
+                <w:sz w:val="19"/>
+                <w:szCs w:val="19"/>
+              </w:rPr>
+              <w:t xml:space="preserve">Directions</w:t>
+            </w:r>
+          </w:p>
+          <w:p>
+            <w:r>
+              <w:rPr>
+                <w:rFonts w:ascii="Calibri" w:cs="Calibri" w:eastAsia="Calibri" w:hAnsi="Calibri"/>
+                <w:color w:val="1A2733"/>
+                <w:sz w:val="19"/>
+                <w:szCs w:val="19"/>
+              </w:rPr>
+              <w:t xml:space="preserve">Read each item carefully and answer it the way you would on the MCAP. For selected-response items, fill in the circle (○) next to the correct answer. For constructed-response items, enter your answer and show your work. Every item below assesses standard 6.SP.A.2.</w:t>
+            </w:r>
+          </w:p>
+        </w:tc>
+      </w:tr>
+    </w:tbl>
+    <w:p>
+      <w:pPr>
+        <w:spacing w:after="120"/>
+      </w:pPr>
+      <w:r>
+        <w:rPr>
+          <w:rFonts w:ascii="Calibri" w:cs="Calibri" w:eastAsia="Calibri" w:hAnsi="Calibri"/>
+          <w:color w:val="1A2733"/>
+          <w:sz w:val="21"/>
+          <w:szCs w:val="21"/>
+        </w:rPr>
+        <w:t xml:space="preserve"/>
+      </w:r>
+    </w:p>
+    <w:tbl>
+      <w:tblPr>
+        <w:tblW w:type="pct" w:w="100%"/>
+        <w:tblBorders>
+          <w:top w:val="single" w:color="C7D2DD" w:sz="6"/>
+          <w:left w:val="single" w:color="C7D2DD" w:sz="6"/>
+          <w:bottom w:val="single" w:color="C7D2DD" w:sz="6"/>
+          <w:right w:val="single" w:color="C7D2DD" w:sz="6"/>
+          <w:insideH w:val="none"/>
+          <w:insideV w:val="none"/>
+        </w:tblBorders>
+      </w:tblPr>
+      <w:tblGrid>
+        <w:gridCol w:w="100"/>
+      </w:tblGrid>
+      <w:tr>
+        <w:tc>
+          <w:tcPr>
+            <w:tcMar>
+              <w:top w:type="dxa" w:w="0"/>
+              <w:left w:type="dxa" w:w="0"/>
+              <w:bottom w:type="dxa" w:w="120"/>
+              <w:right w:type="dxa" w:w="160"/>
+            </w:tcMar>
+          </w:tcPr>
+          <w:p>
+            <w:pPr>
+              <w:shd w:fill="C0392B" w:color="auto" w:val="clear"/>
+              <w:tabs>
+                <w:tab w:val="right" w:pos="9000"/>
+              </w:tabs>
+              <w:spacing w:after="30" w:before="30"/>
+              <w:ind w:left="120" w:right="120"/>
+            </w:pPr>
+            <w:r>
+              <w:rPr>
+                <w:rFonts w:ascii="Calibri" w:cs="Calibri" w:eastAsia="Calibri" w:hAnsi="Calibri"/>
+                <w:b/>
+                <w:bCs/>
+                <w:color w:val="FFFFFF"/>
+                <w:sz w:val="18"/>
+                <w:szCs w:val="18"/>
+              </w:rPr>
+              <w:t xml:space="preserve">Item 1</w:t>
+            </w:r>
+            <w:r>
+              <w:rPr>
+                <w:rFonts w:ascii="Calibri" w:cs="Calibri" w:eastAsia="Calibri" w:hAnsi="Calibri"/>
+                <w:color w:val="FFFFFF"/>
+                <w:sz w:val="18"/>
+                <w:szCs w:val="18"/>
+              </w:rPr>
+              <w:t xml:space="preserve">   |   </w:t>
+            </w:r>
+            <w:r>
+              <w:rPr>
+                <w:rFonts w:ascii="Calibri" w:cs="Calibri" w:eastAsia="Calibri" w:hAnsi="Calibri"/>
+                <w:color w:val="FFFFFF"/>
+                <w:spacing w:val="14"/>
+                <w:sz w:val="16"/>
+                <w:szCs w:val="16"/>
+              </w:rPr>
+              <w:t xml:space="preserve">SELECTED RESPONSE</w:t>
+            </w:r>
+            <w:r>
+              <w:rPr>
+                <w:rFonts w:ascii="Calibri" w:cs="Calibri" w:eastAsia="Calibri" w:hAnsi="Calibri"/>
+              </w:rPr>
+              <w:t xml:space="preserve">	</w:t>
+            </w:r>
+            <w:r>
+              <w:rPr>
+                <w:rFonts w:ascii="Calibri" w:cs="Calibri" w:eastAsia="Calibri" w:hAnsi="Calibri"/>
+                <w:b/>
+                <w:bCs/>
+                <w:color w:val="FFFFFF"/>
+                <w:sz w:val="17"/>
+                <w:szCs w:val="17"/>
+              </w:rPr>
+              <w:t xml:space="preserve">6.SP.A.2</w:t>
+            </w:r>
+          </w:p>
+          <w:p>
+            <w:pPr>
+              <w:spacing w:after="30" w:before="90"/>
+              <w:ind w:left="140" w:right="120"/>
+            </w:pPr>
+            <w:r>
+              <w:rPr>
+                <w:rFonts w:ascii="Calibri" w:cs="Calibri" w:eastAsia="Calibri" w:hAnsi="Calibri"/>
+                <w:b/>
+                <w:bCs/>
+                <w:color w:val="1A2733"/>
+                <w:sz w:val="21"/>
+                <w:szCs w:val="21"/>
+              </w:rPr>
+              <w:t xml:space="preserve">A distribution has a long tail stretching toward the high values. How is it described?</w:t>
+            </w:r>
+          </w:p>
+          <w:p>
+            <w:pPr>
+              <w:spacing w:after="60"/>
+              <w:ind w:left="140" w:right="120"/>
+            </w:pPr>
+            <w:r>
+              <w:rPr>
+                <w:rFonts w:ascii="Calibri" w:cs="Calibri" w:eastAsia="Calibri" w:hAnsi="Calibri"/>
+                <w:i/>
+                <w:iCs/>
+                <w:color w:val="5F6F80"/>
+                <w:sz w:val="18"/>
+                <w:szCs w:val="18"/>
+              </w:rPr>
+              <w:t xml:space="preserve">Select the correct answer.</w:t>
+            </w:r>
+          </w:p>
+          <w:p>
+            <w:pPr>
+              <w:spacing w:after="24"/>
+              <w:ind w:left="380"/>
+            </w:pPr>
+            <w:r>
+              <w:rPr>
+                <w:rFonts w:ascii="Calibri" w:cs="Calibri" w:eastAsia="Calibri" w:hAnsi="Calibri"/>
+                <w:color w:val="C0392B"/>
+                <w:sz w:val="22"/>
+                <w:szCs w:val="22"/>
+              </w:rPr>
+              <w:t xml:space="preserve">○  </w:t>
+            </w:r>
+            <w:r>
+              <w:rPr>
+                <w:rFonts w:ascii="Calibri" w:cs="Calibri" w:eastAsia="Calibri" w:hAnsi="Calibri"/>
+                <w:b/>
+                <w:bCs/>
+                <w:color w:val="1A2733"/>
+                <w:sz w:val="21"/>
+                <w:szCs w:val="21"/>
+              </w:rPr>
+              <w:t xml:space="preserve">A.  </w:t>
+            </w:r>
+            <w:r>
+              <w:rPr>
+                <w:rFonts w:ascii="Calibri" w:cs="Calibri" w:eastAsia="Calibri" w:hAnsi="Calibri"/>
+                <w:color w:val="1A2733"/>
+                <w:sz w:val="21"/>
+                <w:szCs w:val="21"/>
+              </w:rPr>
+              <w:t xml:space="preserve">Symmetric</w:t>
+            </w:r>
+          </w:p>
+          <w:p>
+            <w:pPr>
+              <w:spacing w:after="24"/>
+              <w:ind w:left="380"/>
+            </w:pPr>
+            <w:r>
+              <w:rPr>
+                <w:rFonts w:ascii="Calibri" w:cs="Calibri" w:eastAsia="Calibri" w:hAnsi="Calibri"/>
+                <w:color w:val="C0392B"/>
+                <w:sz w:val="22"/>
+                <w:szCs w:val="22"/>
+              </w:rPr>
+              <w:t xml:space="preserve">○  </w:t>
+            </w:r>
+            <w:r>
+              <w:rPr>
+                <w:rFonts w:ascii="Calibri" w:cs="Calibri" w:eastAsia="Calibri" w:hAnsi="Calibri"/>
+                <w:b/>
+                <w:bCs/>
+                <w:color w:val="1A2733"/>
+                <w:sz w:val="21"/>
+                <w:szCs w:val="21"/>
+              </w:rPr>
+              <w:t xml:space="preserve">B.  </w:t>
+            </w:r>
+            <w:r>
+              <w:rPr>
+                <w:rFonts w:ascii="Calibri" w:cs="Calibri" w:eastAsia="Calibri" w:hAnsi="Calibri"/>
+                <w:color w:val="1A2733"/>
+                <w:sz w:val="21"/>
+                <w:szCs w:val="21"/>
+              </w:rPr>
+              <w:t xml:space="preserve">Skewed left</w:t>
+            </w:r>
+          </w:p>
+          <w:p>
+            <w:pPr>
+              <w:spacing w:after="24"/>
+              <w:ind w:left="380"/>
+            </w:pPr>
+            <w:r>
+              <w:rPr>
+                <w:rFonts w:ascii="Calibri" w:cs="Calibri" w:eastAsia="Calibri" w:hAnsi="Calibri"/>
+                <w:color w:val="C0392B"/>
+                <w:sz w:val="22"/>
+                <w:szCs w:val="22"/>
+              </w:rPr>
+              <w:t xml:space="preserve">○  </w:t>
+            </w:r>
+            <w:r>
+              <w:rPr>
+                <w:rFonts w:ascii="Calibri" w:cs="Calibri" w:eastAsia="Calibri" w:hAnsi="Calibri"/>
+                <w:b/>
+                <w:bCs/>
+                <w:color w:val="1A2733"/>
+                <w:sz w:val="21"/>
+                <w:szCs w:val="21"/>
+              </w:rPr>
+              <w:t xml:space="preserve">C.  </w:t>
+            </w:r>
+            <w:r>
+              <w:rPr>
+                <w:rFonts w:ascii="Calibri" w:cs="Calibri" w:eastAsia="Calibri" w:hAnsi="Calibri"/>
+                <w:color w:val="1A2733"/>
+                <w:sz w:val="21"/>
+                <w:szCs w:val="21"/>
+              </w:rPr>
+              <w:t xml:space="preserve">Skewed right</w:t>
+            </w:r>
+          </w:p>
+          <w:p>
+            <w:pPr>
+              <w:spacing w:after="24"/>
+              <w:ind w:left="380"/>
+            </w:pPr>
+            <w:r>
+              <w:rPr>
+                <w:rFonts w:ascii="Calibri" w:cs="Calibri" w:eastAsia="Calibri" w:hAnsi="Calibri"/>
+                <w:color w:val="C0392B"/>
+                <w:sz w:val="22"/>
+                <w:szCs w:val="22"/>
+              </w:rPr>
+              <w:t xml:space="preserve">○  </w:t>
+            </w:r>
+            <w:r>
+              <w:rPr>
+                <w:rFonts w:ascii="Calibri" w:cs="Calibri" w:eastAsia="Calibri" w:hAnsi="Calibri"/>
+                <w:b/>
+                <w:bCs/>
+                <w:color w:val="1A2733"/>
+                <w:sz w:val="21"/>
+                <w:szCs w:val="21"/>
+              </w:rPr>
+              <w:t xml:space="preserve">D.  </w:t>
+            </w:r>
+            <w:r>
+              <w:rPr>
+                <w:rFonts w:ascii="Calibri" w:cs="Calibri" w:eastAsia="Calibri" w:hAnsi="Calibri"/>
+                <w:color w:val="1A2733"/>
+                <w:sz w:val="21"/>
+                <w:szCs w:val="21"/>
+              </w:rPr>
+              <w:t xml:space="preserve">Has no shape</w:t>
+            </w:r>
+          </w:p>
+        </w:tc>
+      </w:tr>
+    </w:tbl>
+    <w:p>
+      <w:pPr>
+        <w:spacing w:after="100"/>
+      </w:pPr>
+      <w:r>
+        <w:rPr>
+          <w:rFonts w:ascii="Calibri" w:cs="Calibri" w:eastAsia="Calibri" w:hAnsi="Calibri"/>
+          <w:color w:val="1A2733"/>
+          <w:sz w:val="21"/>
+          <w:szCs w:val="21"/>
+        </w:rPr>
+        <w:t xml:space="preserve"/>
+      </w:r>
+    </w:p>
+    <w:tbl>
+      <w:tblPr>
+        <w:tblW w:type="pct" w:w="100%"/>
+        <w:tblBorders>
+          <w:top w:val="single" w:color="C7D2DD" w:sz="6"/>
+          <w:left w:val="single" w:color="C7D2DD" w:sz="6"/>
+          <w:bottom w:val="single" w:color="C7D2DD" w:sz="6"/>
+          <w:right w:val="single" w:color="C7D2DD" w:sz="6"/>
+          <w:insideH w:val="none"/>
+          <w:insideV w:val="none"/>
+        </w:tblBorders>
+      </w:tblPr>
+      <w:tblGrid>
+        <w:gridCol w:w="100"/>
+      </w:tblGrid>
+      <w:tr>
+        <w:tc>
+          <w:tcPr>
+            <w:tcMar>
+              <w:top w:type="dxa" w:w="0"/>
+              <w:left w:type="dxa" w:w="0"/>
+              <w:bottom w:type="dxa" w:w="120"/>
+              <w:right w:type="dxa" w:w="160"/>
+            </w:tcMar>
+          </w:tcPr>
+          <w:p>
+            <w:pPr>
+              <w:shd w:fill="C0392B" w:color="auto" w:val="clear"/>
+              <w:tabs>
+                <w:tab w:val="right" w:pos="9000"/>
+              </w:tabs>
+              <w:spacing w:after="30" w:before="30"/>
+              <w:ind w:left="120" w:right="120"/>
+            </w:pPr>
+            <w:r>
+              <w:rPr>
+                <w:rFonts w:ascii="Calibri" w:cs="Calibri" w:eastAsia="Calibri" w:hAnsi="Calibri"/>
+                <w:b/>
+                <w:bCs/>
+                <w:color w:val="FFFFFF"/>
+                <w:sz w:val="18"/>
+                <w:szCs w:val="18"/>
+              </w:rPr>
+              <w:t xml:space="preserve">Item 2</w:t>
+            </w:r>
+            <w:r>
+              <w:rPr>
+                <w:rFonts w:ascii="Calibri" w:cs="Calibri" w:eastAsia="Calibri" w:hAnsi="Calibri"/>
+                <w:color w:val="FFFFFF"/>
+                <w:sz w:val="18"/>
+                <w:szCs w:val="18"/>
+              </w:rPr>
+              <w:t xml:space="preserve">   |   </w:t>
+            </w:r>
+            <w:r>
+              <w:rPr>
+                <w:rFonts w:ascii="Calibri" w:cs="Calibri" w:eastAsia="Calibri" w:hAnsi="Calibri"/>
+                <w:color w:val="FFFFFF"/>
+                <w:spacing w:val="14"/>
+                <w:sz w:val="16"/>
+                <w:szCs w:val="16"/>
+              </w:rPr>
+              <w:t xml:space="preserve">SELECTED RESPONSE</w:t>
+            </w:r>
+            <w:r>
+              <w:rPr>
+                <w:rFonts w:ascii="Calibri" w:cs="Calibri" w:eastAsia="Calibri" w:hAnsi="Calibri"/>
+              </w:rPr>
+              <w:t xml:space="preserve">	</w:t>
+            </w:r>
+            <w:r>
+              <w:rPr>
+                <w:rFonts w:ascii="Calibri" w:cs="Calibri" w:eastAsia="Calibri" w:hAnsi="Calibri"/>
+                <w:b/>
+                <w:bCs/>
+                <w:color w:val="FFFFFF"/>
+                <w:sz w:val="17"/>
+                <w:szCs w:val="17"/>
+              </w:rPr>
+              <w:t xml:space="preserve">6.SP.A.2</w:t>
+            </w:r>
+          </w:p>
+          <w:p>
+            <w:pPr>
+              <w:spacing w:after="30" w:before="90"/>
+              <w:ind w:left="140" w:right="120"/>
+            </w:pPr>
+            <w:r>
+              <w:rPr>
+                <w:rFonts w:ascii="Calibri" w:cs="Calibri" w:eastAsia="Calibri" w:hAnsi="Calibri"/>
+                <w:b/>
+                <w:bCs/>
+                <w:color w:val="1A2733"/>
+                <w:sz w:val="21"/>
+                <w:szCs w:val="21"/>
+              </w:rPr>
+              <w:t xml:space="preserve">Which three things should you describe about a distribution?</w:t>
+            </w:r>
+          </w:p>
+          <w:p>
+            <w:pPr>
+              <w:spacing w:after="60"/>
+              <w:ind w:left="140" w:right="120"/>
+            </w:pPr>
+            <w:r>
+              <w:rPr>
+                <w:rFonts w:ascii="Calibri" w:cs="Calibri" w:eastAsia="Calibri" w:hAnsi="Calibri"/>
+                <w:i/>
+                <w:iCs/>
+                <w:color w:val="5F6F80"/>
+                <w:sz w:val="18"/>
+                <w:szCs w:val="18"/>
+              </w:rPr>
+              <w:t xml:space="preserve">Select the correct answer.</w:t>
+            </w:r>
+          </w:p>
+          <w:p>
+            <w:pPr>
+              <w:spacing w:after="24"/>
+              <w:ind w:left="380"/>
+            </w:pPr>
+            <w:r>
+              <w:rPr>
+                <w:rFonts w:ascii="Calibri" w:cs="Calibri" w:eastAsia="Calibri" w:hAnsi="Calibri"/>
+                <w:color w:val="C0392B"/>
+                <w:sz w:val="22"/>
+                <w:szCs w:val="22"/>
+              </w:rPr>
+              <w:t xml:space="preserve">○  </w:t>
+            </w:r>
+            <w:r>
+              <w:rPr>
+                <w:rFonts w:ascii="Calibri" w:cs="Calibri" w:eastAsia="Calibri" w:hAnsi="Calibri"/>
+                <w:b/>
+                <w:bCs/>
+                <w:color w:val="1A2733"/>
+                <w:sz w:val="21"/>
+                <w:szCs w:val="21"/>
+              </w:rPr>
+              <w:t xml:space="preserve">A.  </w:t>
+            </w:r>
+            <w:r>
+              <w:rPr>
+                <w:rFonts w:ascii="Calibri" w:cs="Calibri" w:eastAsia="Calibri" w:hAnsi="Calibri"/>
+                <w:color w:val="1A2733"/>
+                <w:sz w:val="21"/>
+                <w:szCs w:val="21"/>
+              </w:rPr>
+              <w:t xml:space="preserve">Color, size, weight</w:t>
+            </w:r>
+          </w:p>
+          <w:p>
+            <w:pPr>
+              <w:spacing w:after="24"/>
+              <w:ind w:left="380"/>
+            </w:pPr>
+            <w:r>
+              <w:rPr>
+                <w:rFonts w:ascii="Calibri" w:cs="Calibri" w:eastAsia="Calibri" w:hAnsi="Calibri"/>
+                <w:color w:val="C0392B"/>
+                <w:sz w:val="22"/>
+                <w:szCs w:val="22"/>
+              </w:rPr>
+              <w:t xml:space="preserve">○  </w:t>
+            </w:r>
+            <w:r>
+              <w:rPr>
+                <w:rFonts w:ascii="Calibri" w:cs="Calibri" w:eastAsia="Calibri" w:hAnsi="Calibri"/>
+                <w:b/>
+                <w:bCs/>
+                <w:color w:val="1A2733"/>
+                <w:sz w:val="21"/>
+                <w:szCs w:val="21"/>
+              </w:rPr>
+              <w:t xml:space="preserve">B.  </w:t>
+            </w:r>
+            <w:r>
+              <w:rPr>
+                <w:rFonts w:ascii="Calibri" w:cs="Calibri" w:eastAsia="Calibri" w:hAnsi="Calibri"/>
+                <w:color w:val="1A2733"/>
+                <w:sz w:val="21"/>
+                <w:szCs w:val="21"/>
+              </w:rPr>
+              <w:t xml:space="preserve">Center, spread, shape</w:t>
+            </w:r>
+          </w:p>
+          <w:p>
+            <w:pPr>
+              <w:spacing w:after="24"/>
+              <w:ind w:left="380"/>
+            </w:pPr>
+            <w:r>
+              <w:rPr>
+                <w:rFonts w:ascii="Calibri" w:cs="Calibri" w:eastAsia="Calibri" w:hAnsi="Calibri"/>
+                <w:color w:val="C0392B"/>
+                <w:sz w:val="22"/>
+                <w:szCs w:val="22"/>
+              </w:rPr>
+              <w:t xml:space="preserve">○  </w:t>
+            </w:r>
+            <w:r>
+              <w:rPr>
+                <w:rFonts w:ascii="Calibri" w:cs="Calibri" w:eastAsia="Calibri" w:hAnsi="Calibri"/>
+                <w:b/>
+                <w:bCs/>
+                <w:color w:val="1A2733"/>
+                <w:sz w:val="21"/>
+                <w:szCs w:val="21"/>
+              </w:rPr>
+              <w:t xml:space="preserve">C.  </w:t>
+            </w:r>
+            <w:r>
+              <w:rPr>
+                <w:rFonts w:ascii="Calibri" w:cs="Calibri" w:eastAsia="Calibri" w:hAnsi="Calibri"/>
+                <w:color w:val="1A2733"/>
+                <w:sz w:val="21"/>
+                <w:szCs w:val="21"/>
+              </w:rPr>
+              <w:t xml:space="preserve">Mean only</w:t>
+            </w:r>
+          </w:p>
+          <w:p>
+            <w:pPr>
+              <w:spacing w:after="24"/>
+              <w:ind w:left="380"/>
+            </w:pPr>
+            <w:r>
+              <w:rPr>
+                <w:rFonts w:ascii="Calibri" w:cs="Calibri" w:eastAsia="Calibri" w:hAnsi="Calibri"/>
+                <w:color w:val="C0392B"/>
+                <w:sz w:val="22"/>
+                <w:szCs w:val="22"/>
+              </w:rPr>
+              <w:t xml:space="preserve">○  </w:t>
+            </w:r>
+            <w:r>
+              <w:rPr>
+                <w:rFonts w:ascii="Calibri" w:cs="Calibri" w:eastAsia="Calibri" w:hAnsi="Calibri"/>
+                <w:b/>
+                <w:bCs/>
+                <w:color w:val="1A2733"/>
+                <w:sz w:val="21"/>
+                <w:szCs w:val="21"/>
+              </w:rPr>
+              <w:t xml:space="preserve">D.  </w:t>
+            </w:r>
+            <w:r>
+              <w:rPr>
+                <w:rFonts w:ascii="Calibri" w:cs="Calibri" w:eastAsia="Calibri" w:hAnsi="Calibri"/>
+                <w:color w:val="1A2733"/>
+                <w:sz w:val="21"/>
+                <w:szCs w:val="21"/>
+              </w:rPr>
+              <w:t xml:space="preserve">Mode and color</w:t>
+            </w:r>
+          </w:p>
+        </w:tc>
+      </w:tr>
+    </w:tbl>
+    <w:p>
+      <w:pPr>
+        <w:spacing w:after="100"/>
+      </w:pPr>
+      <w:r>
+        <w:rPr>
+          <w:rFonts w:ascii="Calibri" w:cs="Calibri" w:eastAsia="Calibri" w:hAnsi="Calibri"/>
+          <w:color w:val="1A2733"/>
+          <w:sz w:val="21"/>
+          <w:szCs w:val="21"/>
+        </w:rPr>
+        <w:t xml:space="preserve"/>
+      </w:r>
+    </w:p>
+    <w:tbl>
+      <w:tblPr>
+        <w:tblW w:type="pct" w:w="100%"/>
+        <w:tblBorders>
+          <w:top w:val="single" w:color="C7D2DD" w:sz="6"/>
+          <w:left w:val="single" w:color="C7D2DD" w:sz="6"/>
+          <w:bottom w:val="single" w:color="C7D2DD" w:sz="6"/>
+          <w:right w:val="single" w:color="C7D2DD" w:sz="6"/>
+          <w:insideH w:val="none"/>
+          <w:insideV w:val="none"/>
+        </w:tblBorders>
+      </w:tblPr>
+      <w:tblGrid>
+        <w:gridCol w:w="100"/>
+      </w:tblGrid>
+      <w:tr>
+        <w:tc>
+          <w:tcPr>
+            <w:tcMar>
+              <w:top w:type="dxa" w:w="0"/>
+              <w:left w:type="dxa" w:w="0"/>
+              <w:bottom w:type="dxa" w:w="120"/>
+              <w:right w:type="dxa" w:w="160"/>
+            </w:tcMar>
+          </w:tcPr>
+          <w:p>
+            <w:pPr>
+              <w:shd w:fill="C0392B" w:color="auto" w:val="clear"/>
+              <w:tabs>
+                <w:tab w:val="right" w:pos="9000"/>
+              </w:tabs>
+              <w:spacing w:after="30" w:before="30"/>
+              <w:ind w:left="120" w:right="120"/>
+            </w:pPr>
+            <w:r>
+              <w:rPr>
+                <w:rFonts w:ascii="Calibri" w:cs="Calibri" w:eastAsia="Calibri" w:hAnsi="Calibri"/>
+                <w:b/>
+                <w:bCs/>
+                <w:color w:val="FFFFFF"/>
+                <w:sz w:val="18"/>
+                <w:szCs w:val="18"/>
+              </w:rPr>
+              <w:t xml:space="preserve">Item 3</w:t>
+            </w:r>
+            <w:r>
+              <w:rPr>
+                <w:rFonts w:ascii="Calibri" w:cs="Calibri" w:eastAsia="Calibri" w:hAnsi="Calibri"/>
+                <w:color w:val="FFFFFF"/>
+                <w:sz w:val="18"/>
+                <w:szCs w:val="18"/>
+              </w:rPr>
+              <w:t xml:space="preserve">   |   </w:t>
+            </w:r>
+            <w:r>
+              <w:rPr>
+                <w:rFonts w:ascii="Calibri" w:cs="Calibri" w:eastAsia="Calibri" w:hAnsi="Calibri"/>
+                <w:color w:val="FFFFFF"/>
+                <w:spacing w:val="14"/>
+                <w:sz w:val="16"/>
+                <w:szCs w:val="16"/>
+              </w:rPr>
+              <w:t xml:space="preserve">CONSTRUCTED RESPONSE</w:t>
+            </w:r>
+            <w:r>
+              <w:rPr>
+                <w:rFonts w:ascii="Calibri" w:cs="Calibri" w:eastAsia="Calibri" w:hAnsi="Calibri"/>
+              </w:rPr>
+              <w:t xml:space="preserve">	</w:t>
+            </w:r>
+            <w:r>
+              <w:rPr>
+                <w:rFonts w:ascii="Calibri" w:cs="Calibri" w:eastAsia="Calibri" w:hAnsi="Calibri"/>
+                <w:b/>
+                <w:bCs/>
+                <w:color w:val="FFFFFF"/>
+                <w:sz w:val="17"/>
+                <w:szCs w:val="17"/>
+              </w:rPr>
+              <w:t xml:space="preserve">6.SP.A.2</w:t>
+            </w:r>
+          </w:p>
+          <w:p>
+            <w:pPr>
+              <w:spacing w:after="30" w:before="90"/>
+              <w:ind w:left="140" w:right="120"/>
+            </w:pPr>
+            <w:r>
+              <w:rPr>
+                <w:rFonts w:ascii="Calibri" w:cs="Calibri" w:eastAsia="Calibri" w:hAnsi="Calibri"/>
+                <w:b/>
+                <w:bCs/>
+                <w:color w:val="1A2733"/>
+                <w:sz w:val="21"/>
+                <w:szCs w:val="21"/>
+              </w:rPr>
+              <w:t xml:space="preserve">Data set: 4,4,5,5,5,6,18. Name the outlier and tell how it affects the shape.</w:t>
+            </w:r>
+          </w:p>
+          <w:p>
+            <w:pPr>
+              <w:spacing w:after="60"/>
+              <w:ind w:left="140" w:right="120"/>
+            </w:pPr>
+            <w:r>
+              <w:rPr>
+                <w:rFonts w:ascii="Calibri" w:cs="Calibri" w:eastAsia="Calibri" w:hAnsi="Calibri"/>
+                <w:i/>
+                <w:iCs/>
+                <w:color w:val="5F6F80"/>
+                <w:sz w:val="18"/>
+                <w:szCs w:val="18"/>
+              </w:rPr>
+              <w:t xml:space="preserve">Enter your answer in the space provided. Show your work.</w:t>
+            </w:r>
+          </w:p>
+          <w:p>
+            <w:pPr>
+              <w:pBdr>
+                <w:bottom w:val="single" w:color="AFBECC" w:sz="4" w:space="2"/>
+              </w:pBdr>
+              <w:spacing w:after="6" w:before="30" w:line="360"/>
+              <w:ind w:left="140" w:right="120"/>
+            </w:pPr>
+            <w:r>
+              <w:rPr>
+                <w:rFonts w:ascii="Calibri" w:cs="Calibri" w:eastAsia="Calibri" w:hAnsi="Calibri"/>
+                <w:color w:val="1A2733"/>
+                <w:sz w:val="21"/>
+                <w:szCs w:val="21"/>
+              </w:rPr>
+              <w:t xml:space="preserve"/>
+            </w:r>
+          </w:p>
+          <w:p>
+            <w:pPr>
+              <w:pBdr>
+                <w:bottom w:val="single" w:color="AFBECC" w:sz="4" w:space="2"/>
+              </w:pBdr>
+              <w:spacing w:after="0" w:line="360"/>
+              <w:ind w:left="140" w:right="120"/>
+            </w:pPr>
+            <w:r>
+              <w:rPr>
+                <w:rFonts w:ascii="Calibri" w:cs="Calibri" w:eastAsia="Calibri" w:hAnsi="Calibri"/>
+                <w:color w:val="1A2733"/>
+                <w:sz w:val="21"/>
+                <w:szCs w:val="21"/>
+              </w:rPr>
+              <w:t xml:space="preserve"/>
+            </w:r>
+          </w:p>
+        </w:tc>
+      </w:tr>
+    </w:tbl>
+    <w:p>
+      <w:pPr>
+        <w:spacing w:after="100"/>
+      </w:pPr>
+      <w:r>
+        <w:rPr>
+          <w:rFonts w:ascii="Calibri" w:cs="Calibri" w:eastAsia="Calibri" w:hAnsi="Calibri"/>
+          <w:color w:val="1A2733"/>
+          <w:sz w:val="21"/>
+          <w:szCs w:val="21"/>
+        </w:rPr>
+        <w:t xml:space="preserve"/>
       </w:r>
     </w:p>
     <w:p>
@@ -4509,312 +5463,789 @@
         <w:t xml:space="preserve">MCAP-Style Practice</w:t>
       </w:r>
     </w:p>
-    <w:p>
-      <w:pPr>
-        <w:spacing w:after="80"/>
-      </w:pPr>
-      <w:r>
-        <w:rPr>
-          <w:rFonts w:ascii="Calibri" w:cs="Calibri" w:eastAsia="Calibri" w:hAnsi="Calibri"/>
-          <w:i/>
-          <w:iCs/>
-          <w:color w:val="5F6F80"/>
-          <w:sz w:val="19"/>
-          <w:szCs w:val="19"/>
-        </w:rPr>
-        <w:t xml:space="preserve">Bubble the best answer or fill in the blank, just like on the test.</w:t>
-      </w:r>
-    </w:p>
-    <w:p>
-      <w:pPr>
-        <w:spacing w:after="40" w:before="120"/>
-      </w:pPr>
-      <w:r>
-        <w:rPr>
-          <w:rFonts w:ascii="Calibri" w:cs="Calibri" w:eastAsia="Calibri" w:hAnsi="Calibri"/>
-          <w:b/>
-          <w:bCs/>
-          <w:color w:val="12355B"/>
-          <w:sz w:val="21"/>
-          <w:szCs w:val="21"/>
-        </w:rPr>
-        <w:t xml:space="preserve">1.  </w:t>
-      </w:r>
-      <w:r>
-        <w:rPr>
-          <w:rFonts w:ascii="Calibri" w:cs="Calibri" w:eastAsia="Calibri" w:hAnsi="Calibri"/>
-          <w:color w:val="1A2733"/>
-          <w:sz w:val="21"/>
-          <w:szCs w:val="21"/>
-        </w:rPr>
-        <w:t xml:space="preserve">Which of these is a measure of variability (spread)?</w:t>
-      </w:r>
-    </w:p>
-    <w:p>
-      <w:pPr>
-        <w:spacing w:after="20"/>
-        <w:ind w:left="360"/>
-      </w:pPr>
-      <w:r>
-        <w:rPr>
-          <w:rFonts w:ascii="Calibri" w:cs="Calibri" w:eastAsia="Calibri" w:hAnsi="Calibri"/>
-          <w:color w:val="1A2733"/>
-          <w:sz w:val="20"/>
-          <w:szCs w:val="20"/>
-        </w:rPr>
-        <w:t xml:space="preserve">  ◯  A.  </w:t>
-      </w:r>
-      <w:r>
-        <w:rPr>
-          <w:rFonts w:ascii="Calibri" w:cs="Calibri" w:eastAsia="Calibri" w:hAnsi="Calibri"/>
-          <w:color w:val="1A2733"/>
-          <w:sz w:val="20"/>
-          <w:szCs w:val="20"/>
-        </w:rPr>
-        <w:t xml:space="preserve">Mean</w:t>
-      </w:r>
-    </w:p>
-    <w:p>
-      <w:pPr>
-        <w:spacing w:after="20"/>
-        <w:ind w:left="360"/>
-      </w:pPr>
-      <w:r>
-        <w:rPr>
-          <w:rFonts w:ascii="Calibri" w:cs="Calibri" w:eastAsia="Calibri" w:hAnsi="Calibri"/>
-          <w:color w:val="1A2733"/>
-          <w:sz w:val="20"/>
-          <w:szCs w:val="20"/>
-        </w:rPr>
-        <w:t xml:space="preserve">  ◯  B.  </w:t>
-      </w:r>
-      <w:r>
-        <w:rPr>
-          <w:rFonts w:ascii="Calibri" w:cs="Calibri" w:eastAsia="Calibri" w:hAnsi="Calibri"/>
-          <w:color w:val="1A2733"/>
-          <w:sz w:val="20"/>
-          <w:szCs w:val="20"/>
-        </w:rPr>
-        <w:t xml:space="preserve">Median</w:t>
-      </w:r>
-    </w:p>
-    <w:p>
-      <w:pPr>
-        <w:spacing w:after="20"/>
-        <w:ind w:left="360"/>
-      </w:pPr>
-      <w:r>
-        <w:rPr>
-          <w:rFonts w:ascii="Calibri" w:cs="Calibri" w:eastAsia="Calibri" w:hAnsi="Calibri"/>
-          <w:color w:val="1A2733"/>
-          <w:sz w:val="20"/>
-          <w:szCs w:val="20"/>
-        </w:rPr>
-        <w:t xml:space="preserve">  ◯  C.  </w:t>
-      </w:r>
-      <w:r>
-        <w:rPr>
-          <w:rFonts w:ascii="Calibri" w:cs="Calibri" w:eastAsia="Calibri" w:hAnsi="Calibri"/>
-          <w:color w:val="1A2733"/>
-          <w:sz w:val="20"/>
-          <w:szCs w:val="20"/>
-        </w:rPr>
-        <w:t xml:space="preserve">Mode</w:t>
-      </w:r>
-    </w:p>
-    <w:p>
-      <w:pPr>
-        <w:spacing w:after="20"/>
-        <w:ind w:left="360"/>
-      </w:pPr>
-      <w:r>
-        <w:rPr>
-          <w:rFonts w:ascii="Calibri" w:cs="Calibri" w:eastAsia="Calibri" w:hAnsi="Calibri"/>
-          <w:color w:val="1A2733"/>
-          <w:sz w:val="20"/>
-          <w:szCs w:val="20"/>
-        </w:rPr>
-        <w:t xml:space="preserve">  ◯  D.  </w:t>
-      </w:r>
-      <w:r>
-        <w:rPr>
-          <w:rFonts w:ascii="Calibri" w:cs="Calibri" w:eastAsia="Calibri" w:hAnsi="Calibri"/>
-          <w:color w:val="1A2733"/>
-          <w:sz w:val="20"/>
-          <w:szCs w:val="20"/>
-        </w:rPr>
-        <w:t xml:space="preserve">Interquartile range</w:t>
-      </w:r>
-    </w:p>
-    <w:p>
-      <w:pPr>
-        <w:spacing w:after="40" w:before="120"/>
-      </w:pPr>
-      <w:r>
-        <w:rPr>
-          <w:rFonts w:ascii="Calibri" w:cs="Calibri" w:eastAsia="Calibri" w:hAnsi="Calibri"/>
-          <w:b/>
-          <w:bCs/>
-          <w:color w:val="12355B"/>
-          <w:sz w:val="21"/>
-          <w:szCs w:val="21"/>
-        </w:rPr>
-        <w:t xml:space="preserve">2.  </w:t>
-      </w:r>
-      <w:r>
-        <w:rPr>
-          <w:rFonts w:ascii="Calibri" w:cs="Calibri" w:eastAsia="Calibri" w:hAnsi="Calibri"/>
-          <w:color w:val="1A2733"/>
-          <w:sz w:val="21"/>
-          <w:szCs w:val="21"/>
-        </w:rPr>
-        <w:t xml:space="preserve">Data: 6, 10, 8, 12, 4. What is the mean?</w:t>
-      </w:r>
-    </w:p>
-    <w:p>
-      <w:pPr>
-        <w:spacing w:after="20"/>
-        <w:ind w:left="360"/>
-      </w:pPr>
-      <w:r>
-        <w:rPr>
-          <w:rFonts w:ascii="Calibri" w:cs="Calibri" w:eastAsia="Calibri" w:hAnsi="Calibri"/>
-          <w:color w:val="1A2733"/>
-          <w:sz w:val="20"/>
-          <w:szCs w:val="20"/>
-        </w:rPr>
-        <w:t xml:space="preserve">  ◯  A.  </w:t>
-      </w:r>
-      <w:r>
-        <w:rPr>
-          <w:rFonts w:ascii="Calibri" w:cs="Calibri" w:eastAsia="Calibri" w:hAnsi="Calibri"/>
-          <w:color w:val="1A2733"/>
-          <w:sz w:val="20"/>
-          <w:szCs w:val="20"/>
-        </w:rPr>
-        <w:t xml:space="preserve">8</w:t>
-      </w:r>
-    </w:p>
-    <w:p>
-      <w:pPr>
-        <w:spacing w:after="20"/>
-        <w:ind w:left="360"/>
-      </w:pPr>
-      <w:r>
-        <w:rPr>
-          <w:rFonts w:ascii="Calibri" w:cs="Calibri" w:eastAsia="Calibri" w:hAnsi="Calibri"/>
-          <w:color w:val="1A2733"/>
-          <w:sz w:val="20"/>
-          <w:szCs w:val="20"/>
-        </w:rPr>
-        <w:t xml:space="preserve">  ◯  B.  </w:t>
-      </w:r>
-      <w:r>
-        <w:rPr>
-          <w:rFonts w:ascii="Calibri" w:cs="Calibri" w:eastAsia="Calibri" w:hAnsi="Calibri"/>
-          <w:color w:val="1A2733"/>
-          <w:sz w:val="20"/>
-          <w:szCs w:val="20"/>
-        </w:rPr>
-        <w:t xml:space="preserve">10</w:t>
-      </w:r>
-    </w:p>
-    <w:p>
-      <w:pPr>
-        <w:spacing w:after="20"/>
-        <w:ind w:left="360"/>
-      </w:pPr>
-      <w:r>
-        <w:rPr>
-          <w:rFonts w:ascii="Calibri" w:cs="Calibri" w:eastAsia="Calibri" w:hAnsi="Calibri"/>
-          <w:color w:val="1A2733"/>
-          <w:sz w:val="20"/>
-          <w:szCs w:val="20"/>
-        </w:rPr>
-        <w:t xml:space="preserve">  ◯  C.  </w:t>
-      </w:r>
-      <w:r>
-        <w:rPr>
-          <w:rFonts w:ascii="Calibri" w:cs="Calibri" w:eastAsia="Calibri" w:hAnsi="Calibri"/>
-          <w:color w:val="1A2733"/>
-          <w:sz w:val="20"/>
-          <w:szCs w:val="20"/>
-        </w:rPr>
-        <w:t xml:space="preserve">6</w:t>
-      </w:r>
-    </w:p>
-    <w:p>
-      <w:pPr>
-        <w:spacing w:after="20"/>
-        <w:ind w:left="360"/>
-      </w:pPr>
-      <w:r>
-        <w:rPr>
-          <w:rFonts w:ascii="Calibri" w:cs="Calibri" w:eastAsia="Calibri" w:hAnsi="Calibri"/>
-          <w:color w:val="1A2733"/>
-          <w:sz w:val="20"/>
-          <w:szCs w:val="20"/>
-        </w:rPr>
-        <w:t xml:space="preserve">  ◯  D.  </w:t>
-      </w:r>
-      <w:r>
-        <w:rPr>
-          <w:rFonts w:ascii="Calibri" w:cs="Calibri" w:eastAsia="Calibri" w:hAnsi="Calibri"/>
-          <w:color w:val="1A2733"/>
-          <w:sz w:val="20"/>
-          <w:szCs w:val="20"/>
-        </w:rPr>
-        <w:t xml:space="preserve">12</w:t>
-      </w:r>
-    </w:p>
-    <w:p>
-      <w:pPr>
-        <w:spacing w:after="40" w:before="120"/>
-      </w:pPr>
-      <w:r>
-        <w:rPr>
-          <w:rFonts w:ascii="Calibri" w:cs="Calibri" w:eastAsia="Calibri" w:hAnsi="Calibri"/>
-          <w:b/>
-          <w:bCs/>
-          <w:color w:val="12355B"/>
-          <w:sz w:val="21"/>
-          <w:szCs w:val="21"/>
-        </w:rPr>
-        <w:t xml:space="preserve">3.  </w:t>
-      </w:r>
-      <w:r>
-        <w:rPr>
-          <w:rFonts w:ascii="Calibri" w:cs="Calibri" w:eastAsia="Calibri" w:hAnsi="Calibri"/>
-          <w:color w:val="1A2733"/>
-          <w:sz w:val="21"/>
-          <w:szCs w:val="21"/>
-        </w:rPr>
-        <w:t xml:space="preserve">Data: 2, 5, 5, 8, 10. Find the median and the range.</w:t>
-      </w:r>
-    </w:p>
-    <w:p>
-      <w:pPr>
-        <w:spacing w:after="30" w:before="30"/>
-      </w:pPr>
-      <w:r>
-        <w:rPr>
-          <w:rFonts w:ascii="Calibri" w:cs="Calibri" w:eastAsia="Calibri" w:hAnsi="Calibri"/>
-          <w:b/>
-          <w:bCs/>
-          <w:color w:val="5F6F80"/>
-          <w:sz w:val="20"/>
-          <w:szCs w:val="20"/>
-        </w:rPr>
-        <w:t xml:space="preserve">Answer: </w:t>
-      </w:r>
-      <w:r>
-        <w:rPr>
-          <w:rFonts w:ascii="Calibri" w:cs="Calibri" w:eastAsia="Calibri" w:hAnsi="Calibri"/>
-          <w:color w:val="5F6F80"/>
-          <w:sz w:val="20"/>
-          <w:szCs w:val="20"/>
-        </w:rPr>
-        <w:t xml:space="preserve">____________________________</w:t>
+    <w:tbl>
+      <w:tblPr>
+        <w:tblW w:type="pct" w:w="100%"/>
+        <w:tblBorders>
+          <w:top w:val="single" w:color="BBD0DE" w:sz="6"/>
+          <w:left w:val="single" w:color="BBD0DE" w:sz="6"/>
+          <w:bottom w:val="single" w:color="BBD0DE" w:sz="6"/>
+          <w:right w:val="single" w:color="BBD0DE" w:sz="6"/>
+          <w:insideH w:val="none"/>
+          <w:insideV w:val="none"/>
+        </w:tblBorders>
+      </w:tblPr>
+      <w:tblGrid>
+        <w:gridCol w:w="100"/>
+      </w:tblGrid>
+      <w:tr>
+        <w:tc>
+          <w:tcPr>
+            <w:shd w:fill="EEF4F8" w:color="auto" w:val="clear"/>
+            <w:tcMar>
+              <w:top w:type="dxa" w:w="120"/>
+              <w:left w:type="dxa" w:w="160"/>
+              <w:bottom w:type="dxa" w:w="120"/>
+              <w:right w:type="dxa" w:w="160"/>
+            </w:tcMar>
+          </w:tcPr>
+          <w:p>
+            <w:pPr>
+              <w:spacing w:after="30"/>
+            </w:pPr>
+            <w:r>
+              <w:rPr>
+                <w:rFonts w:ascii="Calibri" w:cs="Calibri" w:eastAsia="Calibri" w:hAnsi="Calibri"/>
+                <w:b/>
+                <w:bCs/>
+                <w:color w:val="12355B"/>
+                <w:sz w:val="19"/>
+                <w:szCs w:val="19"/>
+              </w:rPr>
+              <w:t xml:space="preserve">Directions</w:t>
+            </w:r>
+          </w:p>
+          <w:p>
+            <w:r>
+              <w:rPr>
+                <w:rFonts w:ascii="Calibri" w:cs="Calibri" w:eastAsia="Calibri" w:hAnsi="Calibri"/>
+                <w:color w:val="1A2733"/>
+                <w:sz w:val="19"/>
+                <w:szCs w:val="19"/>
+              </w:rPr>
+              <w:t xml:space="preserve">Read each item carefully and answer it the way you would on the MCAP. For selected-response items, fill in the circle (○) next to the correct answer. For constructed-response items, enter your answer and show your work. Every item below assesses standard 6.SP.A.3.</w:t>
+            </w:r>
+          </w:p>
+        </w:tc>
+      </w:tr>
+    </w:tbl>
+    <w:p>
+      <w:pPr>
+        <w:spacing w:after="120"/>
+      </w:pPr>
+      <w:r>
+        <w:rPr>
+          <w:rFonts w:ascii="Calibri" w:cs="Calibri" w:eastAsia="Calibri" w:hAnsi="Calibri"/>
+          <w:color w:val="1A2733"/>
+          <w:sz w:val="21"/>
+          <w:szCs w:val="21"/>
+        </w:rPr>
+        <w:t xml:space="preserve"/>
+      </w:r>
+    </w:p>
+    <w:tbl>
+      <w:tblPr>
+        <w:tblW w:type="pct" w:w="100%"/>
+        <w:tblBorders>
+          <w:top w:val="single" w:color="C7D2DD" w:sz="6"/>
+          <w:left w:val="single" w:color="C7D2DD" w:sz="6"/>
+          <w:bottom w:val="single" w:color="C7D2DD" w:sz="6"/>
+          <w:right w:val="single" w:color="C7D2DD" w:sz="6"/>
+          <w:insideH w:val="none"/>
+          <w:insideV w:val="none"/>
+        </w:tblBorders>
+      </w:tblPr>
+      <w:tblGrid>
+        <w:gridCol w:w="100"/>
+      </w:tblGrid>
+      <w:tr>
+        <w:tc>
+          <w:tcPr>
+            <w:tcMar>
+              <w:top w:type="dxa" w:w="0"/>
+              <w:left w:type="dxa" w:w="0"/>
+              <w:bottom w:type="dxa" w:w="120"/>
+              <w:right w:type="dxa" w:w="160"/>
+            </w:tcMar>
+          </w:tcPr>
+          <w:p>
+            <w:pPr>
+              <w:shd w:fill="C0392B" w:color="auto" w:val="clear"/>
+              <w:tabs>
+                <w:tab w:val="right" w:pos="9000"/>
+              </w:tabs>
+              <w:spacing w:after="30" w:before="30"/>
+              <w:ind w:left="120" w:right="120"/>
+            </w:pPr>
+            <w:r>
+              <w:rPr>
+                <w:rFonts w:ascii="Calibri" w:cs="Calibri" w:eastAsia="Calibri" w:hAnsi="Calibri"/>
+                <w:b/>
+                <w:bCs/>
+                <w:color w:val="FFFFFF"/>
+                <w:sz w:val="18"/>
+                <w:szCs w:val="18"/>
+              </w:rPr>
+              <w:t xml:space="preserve">Item 1</w:t>
+            </w:r>
+            <w:r>
+              <w:rPr>
+                <w:rFonts w:ascii="Calibri" w:cs="Calibri" w:eastAsia="Calibri" w:hAnsi="Calibri"/>
+                <w:color w:val="FFFFFF"/>
+                <w:sz w:val="18"/>
+                <w:szCs w:val="18"/>
+              </w:rPr>
+              <w:t xml:space="preserve">   |   </w:t>
+            </w:r>
+            <w:r>
+              <w:rPr>
+                <w:rFonts w:ascii="Calibri" w:cs="Calibri" w:eastAsia="Calibri" w:hAnsi="Calibri"/>
+                <w:color w:val="FFFFFF"/>
+                <w:spacing w:val="14"/>
+                <w:sz w:val="16"/>
+                <w:szCs w:val="16"/>
+              </w:rPr>
+              <w:t xml:space="preserve">SELECTED RESPONSE</w:t>
+            </w:r>
+            <w:r>
+              <w:rPr>
+                <w:rFonts w:ascii="Calibri" w:cs="Calibri" w:eastAsia="Calibri" w:hAnsi="Calibri"/>
+              </w:rPr>
+              <w:t xml:space="preserve">	</w:t>
+            </w:r>
+            <w:r>
+              <w:rPr>
+                <w:rFonts w:ascii="Calibri" w:cs="Calibri" w:eastAsia="Calibri" w:hAnsi="Calibri"/>
+                <w:b/>
+                <w:bCs/>
+                <w:color w:val="FFFFFF"/>
+                <w:sz w:val="17"/>
+                <w:szCs w:val="17"/>
+              </w:rPr>
+              <w:t xml:space="preserve">6.SP.A.3</w:t>
+            </w:r>
+          </w:p>
+          <w:p>
+            <w:pPr>
+              <w:spacing w:after="30" w:before="90"/>
+              <w:ind w:left="140" w:right="120"/>
+            </w:pPr>
+            <w:r>
+              <w:rPr>
+                <w:rFonts w:ascii="Calibri" w:cs="Calibri" w:eastAsia="Calibri" w:hAnsi="Calibri"/>
+                <w:b/>
+                <w:bCs/>
+                <w:color w:val="1A2733"/>
+                <w:sz w:val="21"/>
+                <w:szCs w:val="21"/>
+              </w:rPr>
+              <w:t xml:space="preserve">Which of these is a measure of variability (spread)?</w:t>
+            </w:r>
+          </w:p>
+          <w:p>
+            <w:pPr>
+              <w:spacing w:after="60"/>
+              <w:ind w:left="140" w:right="120"/>
+            </w:pPr>
+            <w:r>
+              <w:rPr>
+                <w:rFonts w:ascii="Calibri" w:cs="Calibri" w:eastAsia="Calibri" w:hAnsi="Calibri"/>
+                <w:i/>
+                <w:iCs/>
+                <w:color w:val="5F6F80"/>
+                <w:sz w:val="18"/>
+                <w:szCs w:val="18"/>
+              </w:rPr>
+              <w:t xml:space="preserve">Select the correct answer.</w:t>
+            </w:r>
+          </w:p>
+          <w:p>
+            <w:pPr>
+              <w:spacing w:after="24"/>
+              <w:ind w:left="380"/>
+            </w:pPr>
+            <w:r>
+              <w:rPr>
+                <w:rFonts w:ascii="Calibri" w:cs="Calibri" w:eastAsia="Calibri" w:hAnsi="Calibri"/>
+                <w:color w:val="C0392B"/>
+                <w:sz w:val="22"/>
+                <w:szCs w:val="22"/>
+              </w:rPr>
+              <w:t xml:space="preserve">○  </w:t>
+            </w:r>
+            <w:r>
+              <w:rPr>
+                <w:rFonts w:ascii="Calibri" w:cs="Calibri" w:eastAsia="Calibri" w:hAnsi="Calibri"/>
+                <w:b/>
+                <w:bCs/>
+                <w:color w:val="1A2733"/>
+                <w:sz w:val="21"/>
+                <w:szCs w:val="21"/>
+              </w:rPr>
+              <w:t xml:space="preserve">A.  </w:t>
+            </w:r>
+            <w:r>
+              <w:rPr>
+                <w:rFonts w:ascii="Calibri" w:cs="Calibri" w:eastAsia="Calibri" w:hAnsi="Calibri"/>
+                <w:color w:val="1A2733"/>
+                <w:sz w:val="21"/>
+                <w:szCs w:val="21"/>
+              </w:rPr>
+              <w:t xml:space="preserve">Mean</w:t>
+            </w:r>
+          </w:p>
+          <w:p>
+            <w:pPr>
+              <w:spacing w:after="24"/>
+              <w:ind w:left="380"/>
+            </w:pPr>
+            <w:r>
+              <w:rPr>
+                <w:rFonts w:ascii="Calibri" w:cs="Calibri" w:eastAsia="Calibri" w:hAnsi="Calibri"/>
+                <w:color w:val="C0392B"/>
+                <w:sz w:val="22"/>
+                <w:szCs w:val="22"/>
+              </w:rPr>
+              <w:t xml:space="preserve">○  </w:t>
+            </w:r>
+            <w:r>
+              <w:rPr>
+                <w:rFonts w:ascii="Calibri" w:cs="Calibri" w:eastAsia="Calibri" w:hAnsi="Calibri"/>
+                <w:b/>
+                <w:bCs/>
+                <w:color w:val="1A2733"/>
+                <w:sz w:val="21"/>
+                <w:szCs w:val="21"/>
+              </w:rPr>
+              <w:t xml:space="preserve">B.  </w:t>
+            </w:r>
+            <w:r>
+              <w:rPr>
+                <w:rFonts w:ascii="Calibri" w:cs="Calibri" w:eastAsia="Calibri" w:hAnsi="Calibri"/>
+                <w:color w:val="1A2733"/>
+                <w:sz w:val="21"/>
+                <w:szCs w:val="21"/>
+              </w:rPr>
+              <w:t xml:space="preserve">Median</w:t>
+            </w:r>
+          </w:p>
+          <w:p>
+            <w:pPr>
+              <w:spacing w:after="24"/>
+              <w:ind w:left="380"/>
+            </w:pPr>
+            <w:r>
+              <w:rPr>
+                <w:rFonts w:ascii="Calibri" w:cs="Calibri" w:eastAsia="Calibri" w:hAnsi="Calibri"/>
+                <w:color w:val="C0392B"/>
+                <w:sz w:val="22"/>
+                <w:szCs w:val="22"/>
+              </w:rPr>
+              <w:t xml:space="preserve">○  </w:t>
+            </w:r>
+            <w:r>
+              <w:rPr>
+                <w:rFonts w:ascii="Calibri" w:cs="Calibri" w:eastAsia="Calibri" w:hAnsi="Calibri"/>
+                <w:b/>
+                <w:bCs/>
+                <w:color w:val="1A2733"/>
+                <w:sz w:val="21"/>
+                <w:szCs w:val="21"/>
+              </w:rPr>
+              <w:t xml:space="preserve">C.  </w:t>
+            </w:r>
+            <w:r>
+              <w:rPr>
+                <w:rFonts w:ascii="Calibri" w:cs="Calibri" w:eastAsia="Calibri" w:hAnsi="Calibri"/>
+                <w:color w:val="1A2733"/>
+                <w:sz w:val="21"/>
+                <w:szCs w:val="21"/>
+              </w:rPr>
+              <w:t xml:space="preserve">Mode</w:t>
+            </w:r>
+          </w:p>
+          <w:p>
+            <w:pPr>
+              <w:spacing w:after="24"/>
+              <w:ind w:left="380"/>
+            </w:pPr>
+            <w:r>
+              <w:rPr>
+                <w:rFonts w:ascii="Calibri" w:cs="Calibri" w:eastAsia="Calibri" w:hAnsi="Calibri"/>
+                <w:color w:val="C0392B"/>
+                <w:sz w:val="22"/>
+                <w:szCs w:val="22"/>
+              </w:rPr>
+              <w:t xml:space="preserve">○  </w:t>
+            </w:r>
+            <w:r>
+              <w:rPr>
+                <w:rFonts w:ascii="Calibri" w:cs="Calibri" w:eastAsia="Calibri" w:hAnsi="Calibri"/>
+                <w:b/>
+                <w:bCs/>
+                <w:color w:val="1A2733"/>
+                <w:sz w:val="21"/>
+                <w:szCs w:val="21"/>
+              </w:rPr>
+              <w:t xml:space="preserve">D.  </w:t>
+            </w:r>
+            <w:r>
+              <w:rPr>
+                <w:rFonts w:ascii="Calibri" w:cs="Calibri" w:eastAsia="Calibri" w:hAnsi="Calibri"/>
+                <w:color w:val="1A2733"/>
+                <w:sz w:val="21"/>
+                <w:szCs w:val="21"/>
+              </w:rPr>
+              <w:t xml:space="preserve">Interquartile range</w:t>
+            </w:r>
+          </w:p>
+        </w:tc>
+      </w:tr>
+    </w:tbl>
+    <w:p>
+      <w:pPr>
+        <w:spacing w:after="100"/>
+      </w:pPr>
+      <w:r>
+        <w:rPr>
+          <w:rFonts w:ascii="Calibri" w:cs="Calibri" w:eastAsia="Calibri" w:hAnsi="Calibri"/>
+          <w:color w:val="1A2733"/>
+          <w:sz w:val="21"/>
+          <w:szCs w:val="21"/>
+        </w:rPr>
+        <w:t xml:space="preserve"/>
+      </w:r>
+    </w:p>
+    <w:tbl>
+      <w:tblPr>
+        <w:tblW w:type="pct" w:w="100%"/>
+        <w:tblBorders>
+          <w:top w:val="single" w:color="C7D2DD" w:sz="6"/>
+          <w:left w:val="single" w:color="C7D2DD" w:sz="6"/>
+          <w:bottom w:val="single" w:color="C7D2DD" w:sz="6"/>
+          <w:right w:val="single" w:color="C7D2DD" w:sz="6"/>
+          <w:insideH w:val="none"/>
+          <w:insideV w:val="none"/>
+        </w:tblBorders>
+      </w:tblPr>
+      <w:tblGrid>
+        <w:gridCol w:w="100"/>
+      </w:tblGrid>
+      <w:tr>
+        <w:tc>
+          <w:tcPr>
+            <w:tcMar>
+              <w:top w:type="dxa" w:w="0"/>
+              <w:left w:type="dxa" w:w="0"/>
+              <w:bottom w:type="dxa" w:w="120"/>
+              <w:right w:type="dxa" w:w="160"/>
+            </w:tcMar>
+          </w:tcPr>
+          <w:p>
+            <w:pPr>
+              <w:shd w:fill="C0392B" w:color="auto" w:val="clear"/>
+              <w:tabs>
+                <w:tab w:val="right" w:pos="9000"/>
+              </w:tabs>
+              <w:spacing w:after="30" w:before="30"/>
+              <w:ind w:left="120" w:right="120"/>
+            </w:pPr>
+            <w:r>
+              <w:rPr>
+                <w:rFonts w:ascii="Calibri" w:cs="Calibri" w:eastAsia="Calibri" w:hAnsi="Calibri"/>
+                <w:b/>
+                <w:bCs/>
+                <w:color w:val="FFFFFF"/>
+                <w:sz w:val="18"/>
+                <w:szCs w:val="18"/>
+              </w:rPr>
+              <w:t xml:space="preserve">Item 2</w:t>
+            </w:r>
+            <w:r>
+              <w:rPr>
+                <w:rFonts w:ascii="Calibri" w:cs="Calibri" w:eastAsia="Calibri" w:hAnsi="Calibri"/>
+                <w:color w:val="FFFFFF"/>
+                <w:sz w:val="18"/>
+                <w:szCs w:val="18"/>
+              </w:rPr>
+              <w:t xml:space="preserve">   |   </w:t>
+            </w:r>
+            <w:r>
+              <w:rPr>
+                <w:rFonts w:ascii="Calibri" w:cs="Calibri" w:eastAsia="Calibri" w:hAnsi="Calibri"/>
+                <w:color w:val="FFFFFF"/>
+                <w:spacing w:val="14"/>
+                <w:sz w:val="16"/>
+                <w:szCs w:val="16"/>
+              </w:rPr>
+              <w:t xml:space="preserve">SELECTED RESPONSE</w:t>
+            </w:r>
+            <w:r>
+              <w:rPr>
+                <w:rFonts w:ascii="Calibri" w:cs="Calibri" w:eastAsia="Calibri" w:hAnsi="Calibri"/>
+              </w:rPr>
+              <w:t xml:space="preserve">	</w:t>
+            </w:r>
+            <w:r>
+              <w:rPr>
+                <w:rFonts w:ascii="Calibri" w:cs="Calibri" w:eastAsia="Calibri" w:hAnsi="Calibri"/>
+                <w:b/>
+                <w:bCs/>
+                <w:color w:val="FFFFFF"/>
+                <w:sz w:val="17"/>
+                <w:szCs w:val="17"/>
+              </w:rPr>
+              <w:t xml:space="preserve">6.SP.A.3</w:t>
+            </w:r>
+          </w:p>
+          <w:p>
+            <w:pPr>
+              <w:spacing w:after="30" w:before="90"/>
+              <w:ind w:left="140" w:right="120"/>
+            </w:pPr>
+            <w:r>
+              <w:rPr>
+                <w:rFonts w:ascii="Calibri" w:cs="Calibri" w:eastAsia="Calibri" w:hAnsi="Calibri"/>
+                <w:b/>
+                <w:bCs/>
+                <w:color w:val="1A2733"/>
+                <w:sz w:val="21"/>
+                <w:szCs w:val="21"/>
+              </w:rPr>
+              <w:t xml:space="preserve">Data: 6, 10, 8, 12, 4. What is the mean?</w:t>
+            </w:r>
+          </w:p>
+          <w:p>
+            <w:pPr>
+              <w:spacing w:after="60"/>
+              <w:ind w:left="140" w:right="120"/>
+            </w:pPr>
+            <w:r>
+              <w:rPr>
+                <w:rFonts w:ascii="Calibri" w:cs="Calibri" w:eastAsia="Calibri" w:hAnsi="Calibri"/>
+                <w:i/>
+                <w:iCs/>
+                <w:color w:val="5F6F80"/>
+                <w:sz w:val="18"/>
+                <w:szCs w:val="18"/>
+              </w:rPr>
+              <w:t xml:space="preserve">Select the correct answer.</w:t>
+            </w:r>
+          </w:p>
+          <w:p>
+            <w:pPr>
+              <w:spacing w:after="24"/>
+              <w:ind w:left="380"/>
+            </w:pPr>
+            <w:r>
+              <w:rPr>
+                <w:rFonts w:ascii="Calibri" w:cs="Calibri" w:eastAsia="Calibri" w:hAnsi="Calibri"/>
+                <w:color w:val="C0392B"/>
+                <w:sz w:val="22"/>
+                <w:szCs w:val="22"/>
+              </w:rPr>
+              <w:t xml:space="preserve">○  </w:t>
+            </w:r>
+            <w:r>
+              <w:rPr>
+                <w:rFonts w:ascii="Calibri" w:cs="Calibri" w:eastAsia="Calibri" w:hAnsi="Calibri"/>
+                <w:b/>
+                <w:bCs/>
+                <w:color w:val="1A2733"/>
+                <w:sz w:val="21"/>
+                <w:szCs w:val="21"/>
+              </w:rPr>
+              <w:t xml:space="preserve">A.  </w:t>
+            </w:r>
+            <w:r>
+              <w:rPr>
+                <w:rFonts w:ascii="Calibri" w:cs="Calibri" w:eastAsia="Calibri" w:hAnsi="Calibri"/>
+                <w:color w:val="1A2733"/>
+                <w:sz w:val="21"/>
+                <w:szCs w:val="21"/>
+              </w:rPr>
+              <w:t xml:space="preserve">8</w:t>
+            </w:r>
+          </w:p>
+          <w:p>
+            <w:pPr>
+              <w:spacing w:after="24"/>
+              <w:ind w:left="380"/>
+            </w:pPr>
+            <w:r>
+              <w:rPr>
+                <w:rFonts w:ascii="Calibri" w:cs="Calibri" w:eastAsia="Calibri" w:hAnsi="Calibri"/>
+                <w:color w:val="C0392B"/>
+                <w:sz w:val="22"/>
+                <w:szCs w:val="22"/>
+              </w:rPr>
+              <w:t xml:space="preserve">○  </w:t>
+            </w:r>
+            <w:r>
+              <w:rPr>
+                <w:rFonts w:ascii="Calibri" w:cs="Calibri" w:eastAsia="Calibri" w:hAnsi="Calibri"/>
+                <w:b/>
+                <w:bCs/>
+                <w:color w:val="1A2733"/>
+                <w:sz w:val="21"/>
+                <w:szCs w:val="21"/>
+              </w:rPr>
+              <w:t xml:space="preserve">B.  </w:t>
+            </w:r>
+            <w:r>
+              <w:rPr>
+                <w:rFonts w:ascii="Calibri" w:cs="Calibri" w:eastAsia="Calibri" w:hAnsi="Calibri"/>
+                <w:color w:val="1A2733"/>
+                <w:sz w:val="21"/>
+                <w:szCs w:val="21"/>
+              </w:rPr>
+              <w:t xml:space="preserve">10</w:t>
+            </w:r>
+          </w:p>
+          <w:p>
+            <w:pPr>
+              <w:spacing w:after="24"/>
+              <w:ind w:left="380"/>
+            </w:pPr>
+            <w:r>
+              <w:rPr>
+                <w:rFonts w:ascii="Calibri" w:cs="Calibri" w:eastAsia="Calibri" w:hAnsi="Calibri"/>
+                <w:color w:val="C0392B"/>
+                <w:sz w:val="22"/>
+                <w:szCs w:val="22"/>
+              </w:rPr>
+              <w:t xml:space="preserve">○  </w:t>
+            </w:r>
+            <w:r>
+              <w:rPr>
+                <w:rFonts w:ascii="Calibri" w:cs="Calibri" w:eastAsia="Calibri" w:hAnsi="Calibri"/>
+                <w:b/>
+                <w:bCs/>
+                <w:color w:val="1A2733"/>
+                <w:sz w:val="21"/>
+                <w:szCs w:val="21"/>
+              </w:rPr>
+              <w:t xml:space="preserve">C.  </w:t>
+            </w:r>
+            <w:r>
+              <w:rPr>
+                <w:rFonts w:ascii="Calibri" w:cs="Calibri" w:eastAsia="Calibri" w:hAnsi="Calibri"/>
+                <w:color w:val="1A2733"/>
+                <w:sz w:val="21"/>
+                <w:szCs w:val="21"/>
+              </w:rPr>
+              <w:t xml:space="preserve">6</w:t>
+            </w:r>
+          </w:p>
+          <w:p>
+            <w:pPr>
+              <w:spacing w:after="24"/>
+              <w:ind w:left="380"/>
+            </w:pPr>
+            <w:r>
+              <w:rPr>
+                <w:rFonts w:ascii="Calibri" w:cs="Calibri" w:eastAsia="Calibri" w:hAnsi="Calibri"/>
+                <w:color w:val="C0392B"/>
+                <w:sz w:val="22"/>
+                <w:szCs w:val="22"/>
+              </w:rPr>
+              <w:t xml:space="preserve">○  </w:t>
+            </w:r>
+            <w:r>
+              <w:rPr>
+                <w:rFonts w:ascii="Calibri" w:cs="Calibri" w:eastAsia="Calibri" w:hAnsi="Calibri"/>
+                <w:b/>
+                <w:bCs/>
+                <w:color w:val="1A2733"/>
+                <w:sz w:val="21"/>
+                <w:szCs w:val="21"/>
+              </w:rPr>
+              <w:t xml:space="preserve">D.  </w:t>
+            </w:r>
+            <w:r>
+              <w:rPr>
+                <w:rFonts w:ascii="Calibri" w:cs="Calibri" w:eastAsia="Calibri" w:hAnsi="Calibri"/>
+                <w:color w:val="1A2733"/>
+                <w:sz w:val="21"/>
+                <w:szCs w:val="21"/>
+              </w:rPr>
+              <w:t xml:space="preserve">12</w:t>
+            </w:r>
+          </w:p>
+        </w:tc>
+      </w:tr>
+    </w:tbl>
+    <w:p>
+      <w:pPr>
+        <w:spacing w:after="100"/>
+      </w:pPr>
+      <w:r>
+        <w:rPr>
+          <w:rFonts w:ascii="Calibri" w:cs="Calibri" w:eastAsia="Calibri" w:hAnsi="Calibri"/>
+          <w:color w:val="1A2733"/>
+          <w:sz w:val="21"/>
+          <w:szCs w:val="21"/>
+        </w:rPr>
+        <w:t xml:space="preserve"/>
+      </w:r>
+    </w:p>
+    <w:tbl>
+      <w:tblPr>
+        <w:tblW w:type="pct" w:w="100%"/>
+        <w:tblBorders>
+          <w:top w:val="single" w:color="C7D2DD" w:sz="6"/>
+          <w:left w:val="single" w:color="C7D2DD" w:sz="6"/>
+          <w:bottom w:val="single" w:color="C7D2DD" w:sz="6"/>
+          <w:right w:val="single" w:color="C7D2DD" w:sz="6"/>
+          <w:insideH w:val="none"/>
+          <w:insideV w:val="none"/>
+        </w:tblBorders>
+      </w:tblPr>
+      <w:tblGrid>
+        <w:gridCol w:w="100"/>
+      </w:tblGrid>
+      <w:tr>
+        <w:tc>
+          <w:tcPr>
+            <w:tcMar>
+              <w:top w:type="dxa" w:w="0"/>
+              <w:left w:type="dxa" w:w="0"/>
+              <w:bottom w:type="dxa" w:w="120"/>
+              <w:right w:type="dxa" w:w="160"/>
+            </w:tcMar>
+          </w:tcPr>
+          <w:p>
+            <w:pPr>
+              <w:shd w:fill="C0392B" w:color="auto" w:val="clear"/>
+              <w:tabs>
+                <w:tab w:val="right" w:pos="9000"/>
+              </w:tabs>
+              <w:spacing w:after="30" w:before="30"/>
+              <w:ind w:left="120" w:right="120"/>
+            </w:pPr>
+            <w:r>
+              <w:rPr>
+                <w:rFonts w:ascii="Calibri" w:cs="Calibri" w:eastAsia="Calibri" w:hAnsi="Calibri"/>
+                <w:b/>
+                <w:bCs/>
+                <w:color w:val="FFFFFF"/>
+                <w:sz w:val="18"/>
+                <w:szCs w:val="18"/>
+              </w:rPr>
+              <w:t xml:space="preserve">Item 3</w:t>
+            </w:r>
+            <w:r>
+              <w:rPr>
+                <w:rFonts w:ascii="Calibri" w:cs="Calibri" w:eastAsia="Calibri" w:hAnsi="Calibri"/>
+                <w:color w:val="FFFFFF"/>
+                <w:sz w:val="18"/>
+                <w:szCs w:val="18"/>
+              </w:rPr>
+              <w:t xml:space="preserve">   |   </w:t>
+            </w:r>
+            <w:r>
+              <w:rPr>
+                <w:rFonts w:ascii="Calibri" w:cs="Calibri" w:eastAsia="Calibri" w:hAnsi="Calibri"/>
+                <w:color w:val="FFFFFF"/>
+                <w:spacing w:val="14"/>
+                <w:sz w:val="16"/>
+                <w:szCs w:val="16"/>
+              </w:rPr>
+              <w:t xml:space="preserve">CONSTRUCTED RESPONSE</w:t>
+            </w:r>
+            <w:r>
+              <w:rPr>
+                <w:rFonts w:ascii="Calibri" w:cs="Calibri" w:eastAsia="Calibri" w:hAnsi="Calibri"/>
+              </w:rPr>
+              <w:t xml:space="preserve">	</w:t>
+            </w:r>
+            <w:r>
+              <w:rPr>
+                <w:rFonts w:ascii="Calibri" w:cs="Calibri" w:eastAsia="Calibri" w:hAnsi="Calibri"/>
+                <w:b/>
+                <w:bCs/>
+                <w:color w:val="FFFFFF"/>
+                <w:sz w:val="17"/>
+                <w:szCs w:val="17"/>
+              </w:rPr>
+              <w:t xml:space="preserve">6.SP.A.3</w:t>
+            </w:r>
+          </w:p>
+          <w:p>
+            <w:pPr>
+              <w:spacing w:after="30" w:before="90"/>
+              <w:ind w:left="140" w:right="120"/>
+            </w:pPr>
+            <w:r>
+              <w:rPr>
+                <w:rFonts w:ascii="Calibri" w:cs="Calibri" w:eastAsia="Calibri" w:hAnsi="Calibri"/>
+                <w:b/>
+                <w:bCs/>
+                <w:color w:val="1A2733"/>
+                <w:sz w:val="21"/>
+                <w:szCs w:val="21"/>
+              </w:rPr>
+              <w:t xml:space="preserve">Data: 2, 5, 5, 8, 10. Find the median and the range.</w:t>
+            </w:r>
+          </w:p>
+          <w:p>
+            <w:pPr>
+              <w:spacing w:after="60"/>
+              <w:ind w:left="140" w:right="120"/>
+            </w:pPr>
+            <w:r>
+              <w:rPr>
+                <w:rFonts w:ascii="Calibri" w:cs="Calibri" w:eastAsia="Calibri" w:hAnsi="Calibri"/>
+                <w:i/>
+                <w:iCs/>
+                <w:color w:val="5F6F80"/>
+                <w:sz w:val="18"/>
+                <w:szCs w:val="18"/>
+              </w:rPr>
+              <w:t xml:space="preserve">Enter your answer in the space provided. Show your work.</w:t>
+            </w:r>
+          </w:p>
+          <w:p>
+            <w:pPr>
+              <w:pBdr>
+                <w:bottom w:val="single" w:color="AFBECC" w:sz="4" w:space="2"/>
+              </w:pBdr>
+              <w:spacing w:after="6" w:before="30" w:line="360"/>
+              <w:ind w:left="140" w:right="120"/>
+            </w:pPr>
+            <w:r>
+              <w:rPr>
+                <w:rFonts w:ascii="Calibri" w:cs="Calibri" w:eastAsia="Calibri" w:hAnsi="Calibri"/>
+                <w:color w:val="1A2733"/>
+                <w:sz w:val="21"/>
+                <w:szCs w:val="21"/>
+              </w:rPr>
+              <w:t xml:space="preserve"/>
+            </w:r>
+          </w:p>
+          <w:p>
+            <w:pPr>
+              <w:pBdr>
+                <w:bottom w:val="single" w:color="AFBECC" w:sz="4" w:space="2"/>
+              </w:pBdr>
+              <w:spacing w:after="0" w:line="360"/>
+              <w:ind w:left="140" w:right="120"/>
+            </w:pPr>
+            <w:r>
+              <w:rPr>
+                <w:rFonts w:ascii="Calibri" w:cs="Calibri" w:eastAsia="Calibri" w:hAnsi="Calibri"/>
+                <w:color w:val="1A2733"/>
+                <w:sz w:val="21"/>
+                <w:szCs w:val="21"/>
+              </w:rPr>
+              <w:t xml:space="preserve"/>
+            </w:r>
+          </w:p>
+        </w:tc>
+      </w:tr>
+    </w:tbl>
+    <w:p>
+      <w:pPr>
+        <w:spacing w:after="100"/>
+      </w:pPr>
+      <w:r>
+        <w:rPr>
+          <w:rFonts w:ascii="Calibri" w:cs="Calibri" w:eastAsia="Calibri" w:hAnsi="Calibri"/>
+          <w:color w:val="1A2733"/>
+          <w:sz w:val="21"/>
+          <w:szCs w:val="21"/>
+        </w:rPr>
+        <w:t xml:space="preserve"/>
       </w:r>
     </w:p>
     <w:p>
@@ -6119,312 +7550,789 @@
         <w:t xml:space="preserve">MCAP-Style Practice</w:t>
       </w:r>
     </w:p>
-    <w:p>
-      <w:pPr>
-        <w:spacing w:after="80"/>
-      </w:pPr>
-      <w:r>
-        <w:rPr>
-          <w:rFonts w:ascii="Calibri" w:cs="Calibri" w:eastAsia="Calibri" w:hAnsi="Calibri"/>
-          <w:i/>
-          <w:iCs/>
-          <w:color w:val="5F6F80"/>
-          <w:sz w:val="19"/>
-          <w:szCs w:val="19"/>
-        </w:rPr>
-        <w:t xml:space="preserve">Bubble the best answer or fill in the blank, just like on the test.</w:t>
-      </w:r>
-    </w:p>
-    <w:p>
-      <w:pPr>
-        <w:spacing w:after="40" w:before="120"/>
-      </w:pPr>
-      <w:r>
-        <w:rPr>
-          <w:rFonts w:ascii="Calibri" w:cs="Calibri" w:eastAsia="Calibri" w:hAnsi="Calibri"/>
-          <w:b/>
-          <w:bCs/>
-          <w:color w:val="12355B"/>
-          <w:sz w:val="21"/>
-          <w:szCs w:val="21"/>
-        </w:rPr>
-        <w:t xml:space="preserve">1.  </w:t>
-      </w:r>
-      <w:r>
-        <w:rPr>
-          <w:rFonts w:ascii="Calibri" w:cs="Calibri" w:eastAsia="Calibri" w:hAnsi="Calibri"/>
-          <w:color w:val="1A2733"/>
-          <w:sz w:val="21"/>
-          <w:szCs w:val="21"/>
-        </w:rPr>
-        <w:t xml:space="preserve">Which display groups data into equal intervals and uses bars that touch?</w:t>
-      </w:r>
-    </w:p>
-    <w:p>
-      <w:pPr>
-        <w:spacing w:after="20"/>
-        <w:ind w:left="360"/>
-      </w:pPr>
-      <w:r>
-        <w:rPr>
-          <w:rFonts w:ascii="Calibri" w:cs="Calibri" w:eastAsia="Calibri" w:hAnsi="Calibri"/>
-          <w:color w:val="1A2733"/>
-          <w:sz w:val="20"/>
-          <w:szCs w:val="20"/>
-        </w:rPr>
-        <w:t xml:space="preserve">  ◯  A.  </w:t>
-      </w:r>
-      <w:r>
-        <w:rPr>
-          <w:rFonts w:ascii="Calibri" w:cs="Calibri" w:eastAsia="Calibri" w:hAnsi="Calibri"/>
-          <w:color w:val="1A2733"/>
-          <w:sz w:val="20"/>
-          <w:szCs w:val="20"/>
-        </w:rPr>
-        <w:t xml:space="preserve">Dot plot</w:t>
-      </w:r>
-    </w:p>
-    <w:p>
-      <w:pPr>
-        <w:spacing w:after="20"/>
-        <w:ind w:left="360"/>
-      </w:pPr>
-      <w:r>
-        <w:rPr>
-          <w:rFonts w:ascii="Calibri" w:cs="Calibri" w:eastAsia="Calibri" w:hAnsi="Calibri"/>
-          <w:color w:val="1A2733"/>
-          <w:sz w:val="20"/>
-          <w:szCs w:val="20"/>
-        </w:rPr>
-        <w:t xml:space="preserve">  ◯  B.  </w:t>
-      </w:r>
-      <w:r>
-        <w:rPr>
-          <w:rFonts w:ascii="Calibri" w:cs="Calibri" w:eastAsia="Calibri" w:hAnsi="Calibri"/>
-          <w:color w:val="1A2733"/>
-          <w:sz w:val="20"/>
-          <w:szCs w:val="20"/>
-        </w:rPr>
-        <w:t xml:space="preserve">Histogram</w:t>
-      </w:r>
-    </w:p>
-    <w:p>
-      <w:pPr>
-        <w:spacing w:after="20"/>
-        <w:ind w:left="360"/>
-      </w:pPr>
-      <w:r>
-        <w:rPr>
-          <w:rFonts w:ascii="Calibri" w:cs="Calibri" w:eastAsia="Calibri" w:hAnsi="Calibri"/>
-          <w:color w:val="1A2733"/>
-          <w:sz w:val="20"/>
-          <w:szCs w:val="20"/>
-        </w:rPr>
-        <w:t xml:space="preserve">  ◯  C.  </w:t>
-      </w:r>
-      <w:r>
-        <w:rPr>
-          <w:rFonts w:ascii="Calibri" w:cs="Calibri" w:eastAsia="Calibri" w:hAnsi="Calibri"/>
-          <w:color w:val="1A2733"/>
-          <w:sz w:val="20"/>
-          <w:szCs w:val="20"/>
-        </w:rPr>
-        <w:t xml:space="preserve">Box plot</w:t>
-      </w:r>
-    </w:p>
-    <w:p>
-      <w:pPr>
-        <w:spacing w:after="20"/>
-        <w:ind w:left="360"/>
-      </w:pPr>
-      <w:r>
-        <w:rPr>
-          <w:rFonts w:ascii="Calibri" w:cs="Calibri" w:eastAsia="Calibri" w:hAnsi="Calibri"/>
-          <w:color w:val="1A2733"/>
-          <w:sz w:val="20"/>
-          <w:szCs w:val="20"/>
-        </w:rPr>
-        <w:t xml:space="preserve">  ◯  D.  </w:t>
-      </w:r>
-      <w:r>
-        <w:rPr>
-          <w:rFonts w:ascii="Calibri" w:cs="Calibri" w:eastAsia="Calibri" w:hAnsi="Calibri"/>
-          <w:color w:val="1A2733"/>
-          <w:sz w:val="20"/>
-          <w:szCs w:val="20"/>
-        </w:rPr>
-        <w:t xml:space="preserve">Number line</w:t>
-      </w:r>
-    </w:p>
-    <w:p>
-      <w:pPr>
-        <w:spacing w:after="40" w:before="120"/>
-      </w:pPr>
-      <w:r>
-        <w:rPr>
-          <w:rFonts w:ascii="Calibri" w:cs="Calibri" w:eastAsia="Calibri" w:hAnsi="Calibri"/>
-          <w:b/>
-          <w:bCs/>
-          <w:color w:val="12355B"/>
-          <w:sz w:val="21"/>
-          <w:szCs w:val="21"/>
-        </w:rPr>
-        <w:t xml:space="preserve">2.  </w:t>
-      </w:r>
-      <w:r>
-        <w:rPr>
-          <w:rFonts w:ascii="Calibri" w:cs="Calibri" w:eastAsia="Calibri" w:hAnsi="Calibri"/>
-          <w:color w:val="1A2733"/>
-          <w:sz w:val="21"/>
-          <w:szCs w:val="21"/>
-        </w:rPr>
-        <w:t xml:space="preserve">In a box plot, what does the line inside the box represent?</w:t>
-      </w:r>
-    </w:p>
-    <w:p>
-      <w:pPr>
-        <w:spacing w:after="20"/>
-        <w:ind w:left="360"/>
-      </w:pPr>
-      <w:r>
-        <w:rPr>
-          <w:rFonts w:ascii="Calibri" w:cs="Calibri" w:eastAsia="Calibri" w:hAnsi="Calibri"/>
-          <w:color w:val="1A2733"/>
-          <w:sz w:val="20"/>
-          <w:szCs w:val="20"/>
-        </w:rPr>
-        <w:t xml:space="preserve">  ◯  A.  </w:t>
-      </w:r>
-      <w:r>
-        <w:rPr>
-          <w:rFonts w:ascii="Calibri" w:cs="Calibri" w:eastAsia="Calibri" w:hAnsi="Calibri"/>
-          <w:color w:val="1A2733"/>
-          <w:sz w:val="20"/>
-          <w:szCs w:val="20"/>
-        </w:rPr>
-        <w:t xml:space="preserve">The mean</w:t>
-      </w:r>
-    </w:p>
-    <w:p>
-      <w:pPr>
-        <w:spacing w:after="20"/>
-        <w:ind w:left="360"/>
-      </w:pPr>
-      <w:r>
-        <w:rPr>
-          <w:rFonts w:ascii="Calibri" w:cs="Calibri" w:eastAsia="Calibri" w:hAnsi="Calibri"/>
-          <w:color w:val="1A2733"/>
-          <w:sz w:val="20"/>
-          <w:szCs w:val="20"/>
-        </w:rPr>
-        <w:t xml:space="preserve">  ◯  B.  </w:t>
-      </w:r>
-      <w:r>
-        <w:rPr>
-          <w:rFonts w:ascii="Calibri" w:cs="Calibri" w:eastAsia="Calibri" w:hAnsi="Calibri"/>
-          <w:color w:val="1A2733"/>
-          <w:sz w:val="20"/>
-          <w:szCs w:val="20"/>
-        </w:rPr>
-        <w:t xml:space="preserve">The median</w:t>
-      </w:r>
-    </w:p>
-    <w:p>
-      <w:pPr>
-        <w:spacing w:after="20"/>
-        <w:ind w:left="360"/>
-      </w:pPr>
-      <w:r>
-        <w:rPr>
-          <w:rFonts w:ascii="Calibri" w:cs="Calibri" w:eastAsia="Calibri" w:hAnsi="Calibri"/>
-          <w:color w:val="1A2733"/>
-          <w:sz w:val="20"/>
-          <w:szCs w:val="20"/>
-        </w:rPr>
-        <w:t xml:space="preserve">  ◯  C.  </w:t>
-      </w:r>
-      <w:r>
-        <w:rPr>
-          <w:rFonts w:ascii="Calibri" w:cs="Calibri" w:eastAsia="Calibri" w:hAnsi="Calibri"/>
-          <w:color w:val="1A2733"/>
-          <w:sz w:val="20"/>
-          <w:szCs w:val="20"/>
-        </w:rPr>
-        <w:t xml:space="preserve">The maximum</w:t>
-      </w:r>
-    </w:p>
-    <w:p>
-      <w:pPr>
-        <w:spacing w:after="20"/>
-        <w:ind w:left="360"/>
-      </w:pPr>
-      <w:r>
-        <w:rPr>
-          <w:rFonts w:ascii="Calibri" w:cs="Calibri" w:eastAsia="Calibri" w:hAnsi="Calibri"/>
-          <w:color w:val="1A2733"/>
-          <w:sz w:val="20"/>
-          <w:szCs w:val="20"/>
-        </w:rPr>
-        <w:t xml:space="preserve">  ◯  D.  </w:t>
-      </w:r>
-      <w:r>
-        <w:rPr>
-          <w:rFonts w:ascii="Calibri" w:cs="Calibri" w:eastAsia="Calibri" w:hAnsi="Calibri"/>
-          <w:color w:val="1A2733"/>
-          <w:sz w:val="20"/>
-          <w:szCs w:val="20"/>
-        </w:rPr>
-        <w:t xml:space="preserve">The range</w:t>
-      </w:r>
-    </w:p>
-    <w:p>
-      <w:pPr>
-        <w:spacing w:after="40" w:before="120"/>
-      </w:pPr>
-      <w:r>
-        <w:rPr>
-          <w:rFonts w:ascii="Calibri" w:cs="Calibri" w:eastAsia="Calibri" w:hAnsi="Calibri"/>
-          <w:b/>
-          <w:bCs/>
-          <w:color w:val="12355B"/>
-          <w:sz w:val="21"/>
-          <w:szCs w:val="21"/>
-        </w:rPr>
-        <w:t xml:space="preserve">3.  </w:t>
-      </w:r>
-      <w:r>
-        <w:rPr>
-          <w:rFonts w:ascii="Calibri" w:cs="Calibri" w:eastAsia="Calibri" w:hAnsi="Calibri"/>
-          <w:color w:val="1A2733"/>
-          <w:sz w:val="21"/>
-          <w:szCs w:val="21"/>
-        </w:rPr>
-        <w:t xml:space="preserve">Data: 8,10,12,14,16,18. Give the five-number summary for a box plot.</w:t>
-      </w:r>
-    </w:p>
-    <w:p>
-      <w:pPr>
-        <w:spacing w:after="30" w:before="30"/>
-      </w:pPr>
-      <w:r>
-        <w:rPr>
-          <w:rFonts w:ascii="Calibri" w:cs="Calibri" w:eastAsia="Calibri" w:hAnsi="Calibri"/>
-          <w:b/>
-          <w:bCs/>
-          <w:color w:val="5F6F80"/>
-          <w:sz w:val="20"/>
-          <w:szCs w:val="20"/>
-        </w:rPr>
-        <w:t xml:space="preserve">Answer: </w:t>
-      </w:r>
-      <w:r>
-        <w:rPr>
-          <w:rFonts w:ascii="Calibri" w:cs="Calibri" w:eastAsia="Calibri" w:hAnsi="Calibri"/>
-          <w:color w:val="5F6F80"/>
-          <w:sz w:val="20"/>
-          <w:szCs w:val="20"/>
-        </w:rPr>
-        <w:t xml:space="preserve">____________________________</w:t>
+    <w:tbl>
+      <w:tblPr>
+        <w:tblW w:type="pct" w:w="100%"/>
+        <w:tblBorders>
+          <w:top w:val="single" w:color="BBD0DE" w:sz="6"/>
+          <w:left w:val="single" w:color="BBD0DE" w:sz="6"/>
+          <w:bottom w:val="single" w:color="BBD0DE" w:sz="6"/>
+          <w:right w:val="single" w:color="BBD0DE" w:sz="6"/>
+          <w:insideH w:val="none"/>
+          <w:insideV w:val="none"/>
+        </w:tblBorders>
+      </w:tblPr>
+      <w:tblGrid>
+        <w:gridCol w:w="100"/>
+      </w:tblGrid>
+      <w:tr>
+        <w:tc>
+          <w:tcPr>
+            <w:shd w:fill="EEF4F8" w:color="auto" w:val="clear"/>
+            <w:tcMar>
+              <w:top w:type="dxa" w:w="120"/>
+              <w:left w:type="dxa" w:w="160"/>
+              <w:bottom w:type="dxa" w:w="120"/>
+              <w:right w:type="dxa" w:w="160"/>
+            </w:tcMar>
+          </w:tcPr>
+          <w:p>
+            <w:pPr>
+              <w:spacing w:after="30"/>
+            </w:pPr>
+            <w:r>
+              <w:rPr>
+                <w:rFonts w:ascii="Calibri" w:cs="Calibri" w:eastAsia="Calibri" w:hAnsi="Calibri"/>
+                <w:b/>
+                <w:bCs/>
+                <w:color w:val="12355B"/>
+                <w:sz w:val="19"/>
+                <w:szCs w:val="19"/>
+              </w:rPr>
+              <w:t xml:space="preserve">Directions</w:t>
+            </w:r>
+          </w:p>
+          <w:p>
+            <w:r>
+              <w:rPr>
+                <w:rFonts w:ascii="Calibri" w:cs="Calibri" w:eastAsia="Calibri" w:hAnsi="Calibri"/>
+                <w:color w:val="1A2733"/>
+                <w:sz w:val="19"/>
+                <w:szCs w:val="19"/>
+              </w:rPr>
+              <w:t xml:space="preserve">Read each item carefully and answer it the way you would on the MCAP. For selected-response items, fill in the circle (○) next to the correct answer. For constructed-response items, enter your answer and show your work. Every item below assesses standard 6.SP.B.4.</w:t>
+            </w:r>
+          </w:p>
+        </w:tc>
+      </w:tr>
+    </w:tbl>
+    <w:p>
+      <w:pPr>
+        <w:spacing w:after="120"/>
+      </w:pPr>
+      <w:r>
+        <w:rPr>
+          <w:rFonts w:ascii="Calibri" w:cs="Calibri" w:eastAsia="Calibri" w:hAnsi="Calibri"/>
+          <w:color w:val="1A2733"/>
+          <w:sz w:val="21"/>
+          <w:szCs w:val="21"/>
+        </w:rPr>
+        <w:t xml:space="preserve"/>
+      </w:r>
+    </w:p>
+    <w:tbl>
+      <w:tblPr>
+        <w:tblW w:type="pct" w:w="100%"/>
+        <w:tblBorders>
+          <w:top w:val="single" w:color="C7D2DD" w:sz="6"/>
+          <w:left w:val="single" w:color="C7D2DD" w:sz="6"/>
+          <w:bottom w:val="single" w:color="C7D2DD" w:sz="6"/>
+          <w:right w:val="single" w:color="C7D2DD" w:sz="6"/>
+          <w:insideH w:val="none"/>
+          <w:insideV w:val="none"/>
+        </w:tblBorders>
+      </w:tblPr>
+      <w:tblGrid>
+        <w:gridCol w:w="100"/>
+      </w:tblGrid>
+      <w:tr>
+        <w:tc>
+          <w:tcPr>
+            <w:tcMar>
+              <w:top w:type="dxa" w:w="0"/>
+              <w:left w:type="dxa" w:w="0"/>
+              <w:bottom w:type="dxa" w:w="120"/>
+              <w:right w:type="dxa" w:w="160"/>
+            </w:tcMar>
+          </w:tcPr>
+          <w:p>
+            <w:pPr>
+              <w:shd w:fill="C0392B" w:color="auto" w:val="clear"/>
+              <w:tabs>
+                <w:tab w:val="right" w:pos="9000"/>
+              </w:tabs>
+              <w:spacing w:after="30" w:before="30"/>
+              <w:ind w:left="120" w:right="120"/>
+            </w:pPr>
+            <w:r>
+              <w:rPr>
+                <w:rFonts w:ascii="Calibri" w:cs="Calibri" w:eastAsia="Calibri" w:hAnsi="Calibri"/>
+                <w:b/>
+                <w:bCs/>
+                <w:color w:val="FFFFFF"/>
+                <w:sz w:val="18"/>
+                <w:szCs w:val="18"/>
+              </w:rPr>
+              <w:t xml:space="preserve">Item 1</w:t>
+            </w:r>
+            <w:r>
+              <w:rPr>
+                <w:rFonts w:ascii="Calibri" w:cs="Calibri" w:eastAsia="Calibri" w:hAnsi="Calibri"/>
+                <w:color w:val="FFFFFF"/>
+                <w:sz w:val="18"/>
+                <w:szCs w:val="18"/>
+              </w:rPr>
+              <w:t xml:space="preserve">   |   </w:t>
+            </w:r>
+            <w:r>
+              <w:rPr>
+                <w:rFonts w:ascii="Calibri" w:cs="Calibri" w:eastAsia="Calibri" w:hAnsi="Calibri"/>
+                <w:color w:val="FFFFFF"/>
+                <w:spacing w:val="14"/>
+                <w:sz w:val="16"/>
+                <w:szCs w:val="16"/>
+              </w:rPr>
+              <w:t xml:space="preserve">SELECTED RESPONSE</w:t>
+            </w:r>
+            <w:r>
+              <w:rPr>
+                <w:rFonts w:ascii="Calibri" w:cs="Calibri" w:eastAsia="Calibri" w:hAnsi="Calibri"/>
+              </w:rPr>
+              <w:t xml:space="preserve">	</w:t>
+            </w:r>
+            <w:r>
+              <w:rPr>
+                <w:rFonts w:ascii="Calibri" w:cs="Calibri" w:eastAsia="Calibri" w:hAnsi="Calibri"/>
+                <w:b/>
+                <w:bCs/>
+                <w:color w:val="FFFFFF"/>
+                <w:sz w:val="17"/>
+                <w:szCs w:val="17"/>
+              </w:rPr>
+              <w:t xml:space="preserve">6.SP.B.4</w:t>
+            </w:r>
+          </w:p>
+          <w:p>
+            <w:pPr>
+              <w:spacing w:after="30" w:before="90"/>
+              <w:ind w:left="140" w:right="120"/>
+            </w:pPr>
+            <w:r>
+              <w:rPr>
+                <w:rFonts w:ascii="Calibri" w:cs="Calibri" w:eastAsia="Calibri" w:hAnsi="Calibri"/>
+                <w:b/>
+                <w:bCs/>
+                <w:color w:val="1A2733"/>
+                <w:sz w:val="21"/>
+                <w:szCs w:val="21"/>
+              </w:rPr>
+              <w:t xml:space="preserve">Which display groups data into equal intervals and uses bars that touch?</w:t>
+            </w:r>
+          </w:p>
+          <w:p>
+            <w:pPr>
+              <w:spacing w:after="60"/>
+              <w:ind w:left="140" w:right="120"/>
+            </w:pPr>
+            <w:r>
+              <w:rPr>
+                <w:rFonts w:ascii="Calibri" w:cs="Calibri" w:eastAsia="Calibri" w:hAnsi="Calibri"/>
+                <w:i/>
+                <w:iCs/>
+                <w:color w:val="5F6F80"/>
+                <w:sz w:val="18"/>
+                <w:szCs w:val="18"/>
+              </w:rPr>
+              <w:t xml:space="preserve">Select the correct answer.</w:t>
+            </w:r>
+          </w:p>
+          <w:p>
+            <w:pPr>
+              <w:spacing w:after="24"/>
+              <w:ind w:left="380"/>
+            </w:pPr>
+            <w:r>
+              <w:rPr>
+                <w:rFonts w:ascii="Calibri" w:cs="Calibri" w:eastAsia="Calibri" w:hAnsi="Calibri"/>
+                <w:color w:val="C0392B"/>
+                <w:sz w:val="22"/>
+                <w:szCs w:val="22"/>
+              </w:rPr>
+              <w:t xml:space="preserve">○  </w:t>
+            </w:r>
+            <w:r>
+              <w:rPr>
+                <w:rFonts w:ascii="Calibri" w:cs="Calibri" w:eastAsia="Calibri" w:hAnsi="Calibri"/>
+                <w:b/>
+                <w:bCs/>
+                <w:color w:val="1A2733"/>
+                <w:sz w:val="21"/>
+                <w:szCs w:val="21"/>
+              </w:rPr>
+              <w:t xml:space="preserve">A.  </w:t>
+            </w:r>
+            <w:r>
+              <w:rPr>
+                <w:rFonts w:ascii="Calibri" w:cs="Calibri" w:eastAsia="Calibri" w:hAnsi="Calibri"/>
+                <w:color w:val="1A2733"/>
+                <w:sz w:val="21"/>
+                <w:szCs w:val="21"/>
+              </w:rPr>
+              <w:t xml:space="preserve">Dot plot</w:t>
+            </w:r>
+          </w:p>
+          <w:p>
+            <w:pPr>
+              <w:spacing w:after="24"/>
+              <w:ind w:left="380"/>
+            </w:pPr>
+            <w:r>
+              <w:rPr>
+                <w:rFonts w:ascii="Calibri" w:cs="Calibri" w:eastAsia="Calibri" w:hAnsi="Calibri"/>
+                <w:color w:val="C0392B"/>
+                <w:sz w:val="22"/>
+                <w:szCs w:val="22"/>
+              </w:rPr>
+              <w:t xml:space="preserve">○  </w:t>
+            </w:r>
+            <w:r>
+              <w:rPr>
+                <w:rFonts w:ascii="Calibri" w:cs="Calibri" w:eastAsia="Calibri" w:hAnsi="Calibri"/>
+                <w:b/>
+                <w:bCs/>
+                <w:color w:val="1A2733"/>
+                <w:sz w:val="21"/>
+                <w:szCs w:val="21"/>
+              </w:rPr>
+              <w:t xml:space="preserve">B.  </w:t>
+            </w:r>
+            <w:r>
+              <w:rPr>
+                <w:rFonts w:ascii="Calibri" w:cs="Calibri" w:eastAsia="Calibri" w:hAnsi="Calibri"/>
+                <w:color w:val="1A2733"/>
+                <w:sz w:val="21"/>
+                <w:szCs w:val="21"/>
+              </w:rPr>
+              <w:t xml:space="preserve">Histogram</w:t>
+            </w:r>
+          </w:p>
+          <w:p>
+            <w:pPr>
+              <w:spacing w:after="24"/>
+              <w:ind w:left="380"/>
+            </w:pPr>
+            <w:r>
+              <w:rPr>
+                <w:rFonts w:ascii="Calibri" w:cs="Calibri" w:eastAsia="Calibri" w:hAnsi="Calibri"/>
+                <w:color w:val="C0392B"/>
+                <w:sz w:val="22"/>
+                <w:szCs w:val="22"/>
+              </w:rPr>
+              <w:t xml:space="preserve">○  </w:t>
+            </w:r>
+            <w:r>
+              <w:rPr>
+                <w:rFonts w:ascii="Calibri" w:cs="Calibri" w:eastAsia="Calibri" w:hAnsi="Calibri"/>
+                <w:b/>
+                <w:bCs/>
+                <w:color w:val="1A2733"/>
+                <w:sz w:val="21"/>
+                <w:szCs w:val="21"/>
+              </w:rPr>
+              <w:t xml:space="preserve">C.  </w:t>
+            </w:r>
+            <w:r>
+              <w:rPr>
+                <w:rFonts w:ascii="Calibri" w:cs="Calibri" w:eastAsia="Calibri" w:hAnsi="Calibri"/>
+                <w:color w:val="1A2733"/>
+                <w:sz w:val="21"/>
+                <w:szCs w:val="21"/>
+              </w:rPr>
+              <w:t xml:space="preserve">Box plot</w:t>
+            </w:r>
+          </w:p>
+          <w:p>
+            <w:pPr>
+              <w:spacing w:after="24"/>
+              <w:ind w:left="380"/>
+            </w:pPr>
+            <w:r>
+              <w:rPr>
+                <w:rFonts w:ascii="Calibri" w:cs="Calibri" w:eastAsia="Calibri" w:hAnsi="Calibri"/>
+                <w:color w:val="C0392B"/>
+                <w:sz w:val="22"/>
+                <w:szCs w:val="22"/>
+              </w:rPr>
+              <w:t xml:space="preserve">○  </w:t>
+            </w:r>
+            <w:r>
+              <w:rPr>
+                <w:rFonts w:ascii="Calibri" w:cs="Calibri" w:eastAsia="Calibri" w:hAnsi="Calibri"/>
+                <w:b/>
+                <w:bCs/>
+                <w:color w:val="1A2733"/>
+                <w:sz w:val="21"/>
+                <w:szCs w:val="21"/>
+              </w:rPr>
+              <w:t xml:space="preserve">D.  </w:t>
+            </w:r>
+            <w:r>
+              <w:rPr>
+                <w:rFonts w:ascii="Calibri" w:cs="Calibri" w:eastAsia="Calibri" w:hAnsi="Calibri"/>
+                <w:color w:val="1A2733"/>
+                <w:sz w:val="21"/>
+                <w:szCs w:val="21"/>
+              </w:rPr>
+              <w:t xml:space="preserve">Number line</w:t>
+            </w:r>
+          </w:p>
+        </w:tc>
+      </w:tr>
+    </w:tbl>
+    <w:p>
+      <w:pPr>
+        <w:spacing w:after="100"/>
+      </w:pPr>
+      <w:r>
+        <w:rPr>
+          <w:rFonts w:ascii="Calibri" w:cs="Calibri" w:eastAsia="Calibri" w:hAnsi="Calibri"/>
+          <w:color w:val="1A2733"/>
+          <w:sz w:val="21"/>
+          <w:szCs w:val="21"/>
+        </w:rPr>
+        <w:t xml:space="preserve"/>
+      </w:r>
+    </w:p>
+    <w:tbl>
+      <w:tblPr>
+        <w:tblW w:type="pct" w:w="100%"/>
+        <w:tblBorders>
+          <w:top w:val="single" w:color="C7D2DD" w:sz="6"/>
+          <w:left w:val="single" w:color="C7D2DD" w:sz="6"/>
+          <w:bottom w:val="single" w:color="C7D2DD" w:sz="6"/>
+          <w:right w:val="single" w:color="C7D2DD" w:sz="6"/>
+          <w:insideH w:val="none"/>
+          <w:insideV w:val="none"/>
+        </w:tblBorders>
+      </w:tblPr>
+      <w:tblGrid>
+        <w:gridCol w:w="100"/>
+      </w:tblGrid>
+      <w:tr>
+        <w:tc>
+          <w:tcPr>
+            <w:tcMar>
+              <w:top w:type="dxa" w:w="0"/>
+              <w:left w:type="dxa" w:w="0"/>
+              <w:bottom w:type="dxa" w:w="120"/>
+              <w:right w:type="dxa" w:w="160"/>
+            </w:tcMar>
+          </w:tcPr>
+          <w:p>
+            <w:pPr>
+              <w:shd w:fill="C0392B" w:color="auto" w:val="clear"/>
+              <w:tabs>
+                <w:tab w:val="right" w:pos="9000"/>
+              </w:tabs>
+              <w:spacing w:after="30" w:before="30"/>
+              <w:ind w:left="120" w:right="120"/>
+            </w:pPr>
+            <w:r>
+              <w:rPr>
+                <w:rFonts w:ascii="Calibri" w:cs="Calibri" w:eastAsia="Calibri" w:hAnsi="Calibri"/>
+                <w:b/>
+                <w:bCs/>
+                <w:color w:val="FFFFFF"/>
+                <w:sz w:val="18"/>
+                <w:szCs w:val="18"/>
+              </w:rPr>
+              <w:t xml:space="preserve">Item 2</w:t>
+            </w:r>
+            <w:r>
+              <w:rPr>
+                <w:rFonts w:ascii="Calibri" w:cs="Calibri" w:eastAsia="Calibri" w:hAnsi="Calibri"/>
+                <w:color w:val="FFFFFF"/>
+                <w:sz w:val="18"/>
+                <w:szCs w:val="18"/>
+              </w:rPr>
+              <w:t xml:space="preserve">   |   </w:t>
+            </w:r>
+            <w:r>
+              <w:rPr>
+                <w:rFonts w:ascii="Calibri" w:cs="Calibri" w:eastAsia="Calibri" w:hAnsi="Calibri"/>
+                <w:color w:val="FFFFFF"/>
+                <w:spacing w:val="14"/>
+                <w:sz w:val="16"/>
+                <w:szCs w:val="16"/>
+              </w:rPr>
+              <w:t xml:space="preserve">SELECTED RESPONSE</w:t>
+            </w:r>
+            <w:r>
+              <w:rPr>
+                <w:rFonts w:ascii="Calibri" w:cs="Calibri" w:eastAsia="Calibri" w:hAnsi="Calibri"/>
+              </w:rPr>
+              <w:t xml:space="preserve">	</w:t>
+            </w:r>
+            <w:r>
+              <w:rPr>
+                <w:rFonts w:ascii="Calibri" w:cs="Calibri" w:eastAsia="Calibri" w:hAnsi="Calibri"/>
+                <w:b/>
+                <w:bCs/>
+                <w:color w:val="FFFFFF"/>
+                <w:sz w:val="17"/>
+                <w:szCs w:val="17"/>
+              </w:rPr>
+              <w:t xml:space="preserve">6.SP.B.4</w:t>
+            </w:r>
+          </w:p>
+          <w:p>
+            <w:pPr>
+              <w:spacing w:after="30" w:before="90"/>
+              <w:ind w:left="140" w:right="120"/>
+            </w:pPr>
+            <w:r>
+              <w:rPr>
+                <w:rFonts w:ascii="Calibri" w:cs="Calibri" w:eastAsia="Calibri" w:hAnsi="Calibri"/>
+                <w:b/>
+                <w:bCs/>
+                <w:color w:val="1A2733"/>
+                <w:sz w:val="21"/>
+                <w:szCs w:val="21"/>
+              </w:rPr>
+              <w:t xml:space="preserve">In a box plot, what does the line inside the box represent?</w:t>
+            </w:r>
+          </w:p>
+          <w:p>
+            <w:pPr>
+              <w:spacing w:after="60"/>
+              <w:ind w:left="140" w:right="120"/>
+            </w:pPr>
+            <w:r>
+              <w:rPr>
+                <w:rFonts w:ascii="Calibri" w:cs="Calibri" w:eastAsia="Calibri" w:hAnsi="Calibri"/>
+                <w:i/>
+                <w:iCs/>
+                <w:color w:val="5F6F80"/>
+                <w:sz w:val="18"/>
+                <w:szCs w:val="18"/>
+              </w:rPr>
+              <w:t xml:space="preserve">Select the correct answer.</w:t>
+            </w:r>
+          </w:p>
+          <w:p>
+            <w:pPr>
+              <w:spacing w:after="24"/>
+              <w:ind w:left="380"/>
+            </w:pPr>
+            <w:r>
+              <w:rPr>
+                <w:rFonts w:ascii="Calibri" w:cs="Calibri" w:eastAsia="Calibri" w:hAnsi="Calibri"/>
+                <w:color w:val="C0392B"/>
+                <w:sz w:val="22"/>
+                <w:szCs w:val="22"/>
+              </w:rPr>
+              <w:t xml:space="preserve">○  </w:t>
+            </w:r>
+            <w:r>
+              <w:rPr>
+                <w:rFonts w:ascii="Calibri" w:cs="Calibri" w:eastAsia="Calibri" w:hAnsi="Calibri"/>
+                <w:b/>
+                <w:bCs/>
+                <w:color w:val="1A2733"/>
+                <w:sz w:val="21"/>
+                <w:szCs w:val="21"/>
+              </w:rPr>
+              <w:t xml:space="preserve">A.  </w:t>
+            </w:r>
+            <w:r>
+              <w:rPr>
+                <w:rFonts w:ascii="Calibri" w:cs="Calibri" w:eastAsia="Calibri" w:hAnsi="Calibri"/>
+                <w:color w:val="1A2733"/>
+                <w:sz w:val="21"/>
+                <w:szCs w:val="21"/>
+              </w:rPr>
+              <w:t xml:space="preserve">The mean</w:t>
+            </w:r>
+          </w:p>
+          <w:p>
+            <w:pPr>
+              <w:spacing w:after="24"/>
+              <w:ind w:left="380"/>
+            </w:pPr>
+            <w:r>
+              <w:rPr>
+                <w:rFonts w:ascii="Calibri" w:cs="Calibri" w:eastAsia="Calibri" w:hAnsi="Calibri"/>
+                <w:color w:val="C0392B"/>
+                <w:sz w:val="22"/>
+                <w:szCs w:val="22"/>
+              </w:rPr>
+              <w:t xml:space="preserve">○  </w:t>
+            </w:r>
+            <w:r>
+              <w:rPr>
+                <w:rFonts w:ascii="Calibri" w:cs="Calibri" w:eastAsia="Calibri" w:hAnsi="Calibri"/>
+                <w:b/>
+                <w:bCs/>
+                <w:color w:val="1A2733"/>
+                <w:sz w:val="21"/>
+                <w:szCs w:val="21"/>
+              </w:rPr>
+              <w:t xml:space="preserve">B.  </w:t>
+            </w:r>
+            <w:r>
+              <w:rPr>
+                <w:rFonts w:ascii="Calibri" w:cs="Calibri" w:eastAsia="Calibri" w:hAnsi="Calibri"/>
+                <w:color w:val="1A2733"/>
+                <w:sz w:val="21"/>
+                <w:szCs w:val="21"/>
+              </w:rPr>
+              <w:t xml:space="preserve">The median</w:t>
+            </w:r>
+          </w:p>
+          <w:p>
+            <w:pPr>
+              <w:spacing w:after="24"/>
+              <w:ind w:left="380"/>
+            </w:pPr>
+            <w:r>
+              <w:rPr>
+                <w:rFonts w:ascii="Calibri" w:cs="Calibri" w:eastAsia="Calibri" w:hAnsi="Calibri"/>
+                <w:color w:val="C0392B"/>
+                <w:sz w:val="22"/>
+                <w:szCs w:val="22"/>
+              </w:rPr>
+              <w:t xml:space="preserve">○  </w:t>
+            </w:r>
+            <w:r>
+              <w:rPr>
+                <w:rFonts w:ascii="Calibri" w:cs="Calibri" w:eastAsia="Calibri" w:hAnsi="Calibri"/>
+                <w:b/>
+                <w:bCs/>
+                <w:color w:val="1A2733"/>
+                <w:sz w:val="21"/>
+                <w:szCs w:val="21"/>
+              </w:rPr>
+              <w:t xml:space="preserve">C.  </w:t>
+            </w:r>
+            <w:r>
+              <w:rPr>
+                <w:rFonts w:ascii="Calibri" w:cs="Calibri" w:eastAsia="Calibri" w:hAnsi="Calibri"/>
+                <w:color w:val="1A2733"/>
+                <w:sz w:val="21"/>
+                <w:szCs w:val="21"/>
+              </w:rPr>
+              <w:t xml:space="preserve">The maximum</w:t>
+            </w:r>
+          </w:p>
+          <w:p>
+            <w:pPr>
+              <w:spacing w:after="24"/>
+              <w:ind w:left="380"/>
+            </w:pPr>
+            <w:r>
+              <w:rPr>
+                <w:rFonts w:ascii="Calibri" w:cs="Calibri" w:eastAsia="Calibri" w:hAnsi="Calibri"/>
+                <w:color w:val="C0392B"/>
+                <w:sz w:val="22"/>
+                <w:szCs w:val="22"/>
+              </w:rPr>
+              <w:t xml:space="preserve">○  </w:t>
+            </w:r>
+            <w:r>
+              <w:rPr>
+                <w:rFonts w:ascii="Calibri" w:cs="Calibri" w:eastAsia="Calibri" w:hAnsi="Calibri"/>
+                <w:b/>
+                <w:bCs/>
+                <w:color w:val="1A2733"/>
+                <w:sz w:val="21"/>
+                <w:szCs w:val="21"/>
+              </w:rPr>
+              <w:t xml:space="preserve">D.  </w:t>
+            </w:r>
+            <w:r>
+              <w:rPr>
+                <w:rFonts w:ascii="Calibri" w:cs="Calibri" w:eastAsia="Calibri" w:hAnsi="Calibri"/>
+                <w:color w:val="1A2733"/>
+                <w:sz w:val="21"/>
+                <w:szCs w:val="21"/>
+              </w:rPr>
+              <w:t xml:space="preserve">The range</w:t>
+            </w:r>
+          </w:p>
+        </w:tc>
+      </w:tr>
+    </w:tbl>
+    <w:p>
+      <w:pPr>
+        <w:spacing w:after="100"/>
+      </w:pPr>
+      <w:r>
+        <w:rPr>
+          <w:rFonts w:ascii="Calibri" w:cs="Calibri" w:eastAsia="Calibri" w:hAnsi="Calibri"/>
+          <w:color w:val="1A2733"/>
+          <w:sz w:val="21"/>
+          <w:szCs w:val="21"/>
+        </w:rPr>
+        <w:t xml:space="preserve"/>
+      </w:r>
+    </w:p>
+    <w:tbl>
+      <w:tblPr>
+        <w:tblW w:type="pct" w:w="100%"/>
+        <w:tblBorders>
+          <w:top w:val="single" w:color="C7D2DD" w:sz="6"/>
+          <w:left w:val="single" w:color="C7D2DD" w:sz="6"/>
+          <w:bottom w:val="single" w:color="C7D2DD" w:sz="6"/>
+          <w:right w:val="single" w:color="C7D2DD" w:sz="6"/>
+          <w:insideH w:val="none"/>
+          <w:insideV w:val="none"/>
+        </w:tblBorders>
+      </w:tblPr>
+      <w:tblGrid>
+        <w:gridCol w:w="100"/>
+      </w:tblGrid>
+      <w:tr>
+        <w:tc>
+          <w:tcPr>
+            <w:tcMar>
+              <w:top w:type="dxa" w:w="0"/>
+              <w:left w:type="dxa" w:w="0"/>
+              <w:bottom w:type="dxa" w:w="120"/>
+              <w:right w:type="dxa" w:w="160"/>
+            </w:tcMar>
+          </w:tcPr>
+          <w:p>
+            <w:pPr>
+              <w:shd w:fill="C0392B" w:color="auto" w:val="clear"/>
+              <w:tabs>
+                <w:tab w:val="right" w:pos="9000"/>
+              </w:tabs>
+              <w:spacing w:after="30" w:before="30"/>
+              <w:ind w:left="120" w:right="120"/>
+            </w:pPr>
+            <w:r>
+              <w:rPr>
+                <w:rFonts w:ascii="Calibri" w:cs="Calibri" w:eastAsia="Calibri" w:hAnsi="Calibri"/>
+                <w:b/>
+                <w:bCs/>
+                <w:color w:val="FFFFFF"/>
+                <w:sz w:val="18"/>
+                <w:szCs w:val="18"/>
+              </w:rPr>
+              <w:t xml:space="preserve">Item 3</w:t>
+            </w:r>
+            <w:r>
+              <w:rPr>
+                <w:rFonts w:ascii="Calibri" w:cs="Calibri" w:eastAsia="Calibri" w:hAnsi="Calibri"/>
+                <w:color w:val="FFFFFF"/>
+                <w:sz w:val="18"/>
+                <w:szCs w:val="18"/>
+              </w:rPr>
+              <w:t xml:space="preserve">   |   </w:t>
+            </w:r>
+            <w:r>
+              <w:rPr>
+                <w:rFonts w:ascii="Calibri" w:cs="Calibri" w:eastAsia="Calibri" w:hAnsi="Calibri"/>
+                <w:color w:val="FFFFFF"/>
+                <w:spacing w:val="14"/>
+                <w:sz w:val="16"/>
+                <w:szCs w:val="16"/>
+              </w:rPr>
+              <w:t xml:space="preserve">CONSTRUCTED RESPONSE</w:t>
+            </w:r>
+            <w:r>
+              <w:rPr>
+                <w:rFonts w:ascii="Calibri" w:cs="Calibri" w:eastAsia="Calibri" w:hAnsi="Calibri"/>
+              </w:rPr>
+              <w:t xml:space="preserve">	</w:t>
+            </w:r>
+            <w:r>
+              <w:rPr>
+                <w:rFonts w:ascii="Calibri" w:cs="Calibri" w:eastAsia="Calibri" w:hAnsi="Calibri"/>
+                <w:b/>
+                <w:bCs/>
+                <w:color w:val="FFFFFF"/>
+                <w:sz w:val="17"/>
+                <w:szCs w:val="17"/>
+              </w:rPr>
+              <w:t xml:space="preserve">6.SP.B.4</w:t>
+            </w:r>
+          </w:p>
+          <w:p>
+            <w:pPr>
+              <w:spacing w:after="30" w:before="90"/>
+              <w:ind w:left="140" w:right="120"/>
+            </w:pPr>
+            <w:r>
+              <w:rPr>
+                <w:rFonts w:ascii="Calibri" w:cs="Calibri" w:eastAsia="Calibri" w:hAnsi="Calibri"/>
+                <w:b/>
+                <w:bCs/>
+                <w:color w:val="1A2733"/>
+                <w:sz w:val="21"/>
+                <w:szCs w:val="21"/>
+              </w:rPr>
+              <w:t xml:space="preserve">Data: 8,10,12,14,16,18. Give the five-number summary for a box plot.</w:t>
+            </w:r>
+          </w:p>
+          <w:p>
+            <w:pPr>
+              <w:spacing w:after="60"/>
+              <w:ind w:left="140" w:right="120"/>
+            </w:pPr>
+            <w:r>
+              <w:rPr>
+                <w:rFonts w:ascii="Calibri" w:cs="Calibri" w:eastAsia="Calibri" w:hAnsi="Calibri"/>
+                <w:i/>
+                <w:iCs/>
+                <w:color w:val="5F6F80"/>
+                <w:sz w:val="18"/>
+                <w:szCs w:val="18"/>
+              </w:rPr>
+              <w:t xml:space="preserve">Enter your answer in the space provided. Show your work.</w:t>
+            </w:r>
+          </w:p>
+          <w:p>
+            <w:pPr>
+              <w:pBdr>
+                <w:bottom w:val="single" w:color="AFBECC" w:sz="4" w:space="2"/>
+              </w:pBdr>
+              <w:spacing w:after="6" w:before="30" w:line="360"/>
+              <w:ind w:left="140" w:right="120"/>
+            </w:pPr>
+            <w:r>
+              <w:rPr>
+                <w:rFonts w:ascii="Calibri" w:cs="Calibri" w:eastAsia="Calibri" w:hAnsi="Calibri"/>
+                <w:color w:val="1A2733"/>
+                <w:sz w:val="21"/>
+                <w:szCs w:val="21"/>
+              </w:rPr>
+              <w:t xml:space="preserve"/>
+            </w:r>
+          </w:p>
+          <w:p>
+            <w:pPr>
+              <w:pBdr>
+                <w:bottom w:val="single" w:color="AFBECC" w:sz="4" w:space="2"/>
+              </w:pBdr>
+              <w:spacing w:after="0" w:line="360"/>
+              <w:ind w:left="140" w:right="120"/>
+            </w:pPr>
+            <w:r>
+              <w:rPr>
+                <w:rFonts w:ascii="Calibri" w:cs="Calibri" w:eastAsia="Calibri" w:hAnsi="Calibri"/>
+                <w:color w:val="1A2733"/>
+                <w:sz w:val="21"/>
+                <w:szCs w:val="21"/>
+              </w:rPr>
+              <w:t xml:space="preserve"/>
+            </w:r>
+          </w:p>
+        </w:tc>
+      </w:tr>
+    </w:tbl>
+    <w:p>
+      <w:pPr>
+        <w:spacing w:after="100"/>
+      </w:pPr>
+      <w:r>
+        <w:rPr>
+          <w:rFonts w:ascii="Calibri" w:cs="Calibri" w:eastAsia="Calibri" w:hAnsi="Calibri"/>
+          <w:color w:val="1A2733"/>
+          <w:sz w:val="21"/>
+          <w:szCs w:val="21"/>
+        </w:rPr>
+        <w:t xml:space="preserve"/>
       </w:r>
     </w:p>
     <w:p>
@@ -7666,312 +9574,789 @@
         <w:t xml:space="preserve">MCAP-Style Practice</w:t>
       </w:r>
     </w:p>
-    <w:p>
-      <w:pPr>
-        <w:spacing w:after="80"/>
-      </w:pPr>
-      <w:r>
-        <w:rPr>
-          <w:rFonts w:ascii="Calibri" w:cs="Calibri" w:eastAsia="Calibri" w:hAnsi="Calibri"/>
-          <w:i/>
-          <w:iCs/>
-          <w:color w:val="5F6F80"/>
-          <w:sz w:val="19"/>
-          <w:szCs w:val="19"/>
-        </w:rPr>
-        <w:t xml:space="preserve">Bubble the best answer or fill in the blank, just like on the test.</w:t>
-      </w:r>
-    </w:p>
-    <w:p>
-      <w:pPr>
-        <w:spacing w:after="40" w:before="120"/>
-      </w:pPr>
-      <w:r>
-        <w:rPr>
-          <w:rFonts w:ascii="Calibri" w:cs="Calibri" w:eastAsia="Calibri" w:hAnsi="Calibri"/>
-          <w:b/>
-          <w:bCs/>
-          <w:color w:val="12355B"/>
-          <w:sz w:val="21"/>
-          <w:szCs w:val="21"/>
-        </w:rPr>
-        <w:t xml:space="preserve">1.  </w:t>
-      </w:r>
-      <w:r>
-        <w:rPr>
-          <w:rFonts w:ascii="Calibri" w:cs="Calibri" w:eastAsia="Calibri" w:hAnsi="Calibri"/>
-          <w:color w:val="1A2733"/>
-          <w:sz w:val="21"/>
-          <w:szCs w:val="21"/>
-        </w:rPr>
-        <w:t xml:space="preserve">A data set of test scores has one very low outlier. Which pair best describes a typical score and its spread?</w:t>
-      </w:r>
-    </w:p>
-    <w:p>
-      <w:pPr>
-        <w:spacing w:after="20"/>
-        <w:ind w:left="360"/>
-      </w:pPr>
-      <w:r>
-        <w:rPr>
-          <w:rFonts w:ascii="Calibri" w:cs="Calibri" w:eastAsia="Calibri" w:hAnsi="Calibri"/>
-          <w:color w:val="1A2733"/>
-          <w:sz w:val="20"/>
-          <w:szCs w:val="20"/>
-        </w:rPr>
-        <w:t xml:space="preserve">  ◯  A.  </w:t>
-      </w:r>
-      <w:r>
-        <w:rPr>
-          <w:rFonts w:ascii="Calibri" w:cs="Calibri" w:eastAsia="Calibri" w:hAnsi="Calibri"/>
-          <w:color w:val="1A2733"/>
-          <w:sz w:val="20"/>
-          <w:szCs w:val="20"/>
-        </w:rPr>
-        <w:t xml:space="preserve">Mean and MAD</w:t>
-      </w:r>
-    </w:p>
-    <w:p>
-      <w:pPr>
-        <w:spacing w:after="20"/>
-        <w:ind w:left="360"/>
-      </w:pPr>
-      <w:r>
-        <w:rPr>
-          <w:rFonts w:ascii="Calibri" w:cs="Calibri" w:eastAsia="Calibri" w:hAnsi="Calibri"/>
-          <w:color w:val="1A2733"/>
-          <w:sz w:val="20"/>
-          <w:szCs w:val="20"/>
-        </w:rPr>
-        <w:t xml:space="preserve">  ◯  B.  </w:t>
-      </w:r>
-      <w:r>
-        <w:rPr>
-          <w:rFonts w:ascii="Calibri" w:cs="Calibri" w:eastAsia="Calibri" w:hAnsi="Calibri"/>
-          <w:color w:val="1A2733"/>
-          <w:sz w:val="20"/>
-          <w:szCs w:val="20"/>
-        </w:rPr>
-        <w:t xml:space="preserve">Median and IQR</w:t>
-      </w:r>
-    </w:p>
-    <w:p>
-      <w:pPr>
-        <w:spacing w:after="20"/>
-        <w:ind w:left="360"/>
-      </w:pPr>
-      <w:r>
-        <w:rPr>
-          <w:rFonts w:ascii="Calibri" w:cs="Calibri" w:eastAsia="Calibri" w:hAnsi="Calibri"/>
-          <w:color w:val="1A2733"/>
-          <w:sz w:val="20"/>
-          <w:szCs w:val="20"/>
-        </w:rPr>
-        <w:t xml:space="preserve">  ◯  C.  </w:t>
-      </w:r>
-      <w:r>
-        <w:rPr>
-          <w:rFonts w:ascii="Calibri" w:cs="Calibri" w:eastAsia="Calibri" w:hAnsi="Calibri"/>
-          <w:color w:val="1A2733"/>
-          <w:sz w:val="20"/>
-          <w:szCs w:val="20"/>
-        </w:rPr>
-        <w:t xml:space="preserve">Mode and range</w:t>
-      </w:r>
-    </w:p>
-    <w:p>
-      <w:pPr>
-        <w:spacing w:after="20"/>
-        <w:ind w:left="360"/>
-      </w:pPr>
-      <w:r>
-        <w:rPr>
-          <w:rFonts w:ascii="Calibri" w:cs="Calibri" w:eastAsia="Calibri" w:hAnsi="Calibri"/>
-          <w:color w:val="1A2733"/>
-          <w:sz w:val="20"/>
-          <w:szCs w:val="20"/>
-        </w:rPr>
-        <w:t xml:space="preserve">  ◯  D.  </w:t>
-      </w:r>
-      <w:r>
-        <w:rPr>
-          <w:rFonts w:ascii="Calibri" w:cs="Calibri" w:eastAsia="Calibri" w:hAnsi="Calibri"/>
-          <w:color w:val="1A2733"/>
-          <w:sz w:val="20"/>
-          <w:szCs w:val="20"/>
-        </w:rPr>
-        <w:t xml:space="preserve">Mean and range</w:t>
-      </w:r>
-    </w:p>
-    <w:p>
-      <w:pPr>
-        <w:spacing w:after="40" w:before="120"/>
-      </w:pPr>
-      <w:r>
-        <w:rPr>
-          <w:rFonts w:ascii="Calibri" w:cs="Calibri" w:eastAsia="Calibri" w:hAnsi="Calibri"/>
-          <w:b/>
-          <w:bCs/>
-          <w:color w:val="12355B"/>
-          <w:sz w:val="21"/>
-          <w:szCs w:val="21"/>
-        </w:rPr>
-        <w:t xml:space="preserve">2.  </w:t>
-      </w:r>
-      <w:r>
-        <w:rPr>
-          <w:rFonts w:ascii="Calibri" w:cs="Calibri" w:eastAsia="Calibri" w:hAnsi="Calibri"/>
-          <w:color w:val="1A2733"/>
-          <w:sz w:val="21"/>
-          <w:szCs w:val="21"/>
-        </w:rPr>
-        <w:t xml:space="preserve">Data (books): 1,2,2,3,3,3,4,5. What is the median number of books?</w:t>
-      </w:r>
-    </w:p>
-    <w:p>
-      <w:pPr>
-        <w:spacing w:after="20"/>
-        <w:ind w:left="360"/>
-      </w:pPr>
-      <w:r>
-        <w:rPr>
-          <w:rFonts w:ascii="Calibri" w:cs="Calibri" w:eastAsia="Calibri" w:hAnsi="Calibri"/>
-          <w:color w:val="1A2733"/>
-          <w:sz w:val="20"/>
-          <w:szCs w:val="20"/>
-        </w:rPr>
-        <w:t xml:space="preserve">  ◯  A.  </w:t>
-      </w:r>
-      <w:r>
-        <w:rPr>
-          <w:rFonts w:ascii="Calibri" w:cs="Calibri" w:eastAsia="Calibri" w:hAnsi="Calibri"/>
-          <w:color w:val="1A2733"/>
-          <w:sz w:val="20"/>
-          <w:szCs w:val="20"/>
-        </w:rPr>
-        <w:t xml:space="preserve">2</w:t>
-      </w:r>
-    </w:p>
-    <w:p>
-      <w:pPr>
-        <w:spacing w:after="20"/>
-        <w:ind w:left="360"/>
-      </w:pPr>
-      <w:r>
-        <w:rPr>
-          <w:rFonts w:ascii="Calibri" w:cs="Calibri" w:eastAsia="Calibri" w:hAnsi="Calibri"/>
-          <w:color w:val="1A2733"/>
-          <w:sz w:val="20"/>
-          <w:szCs w:val="20"/>
-        </w:rPr>
-        <w:t xml:space="preserve">  ◯  B.  </w:t>
-      </w:r>
-      <w:r>
-        <w:rPr>
-          <w:rFonts w:ascii="Calibri" w:cs="Calibri" w:eastAsia="Calibri" w:hAnsi="Calibri"/>
-          <w:color w:val="1A2733"/>
-          <w:sz w:val="20"/>
-          <w:szCs w:val="20"/>
-        </w:rPr>
-        <w:t xml:space="preserve">2.5</w:t>
-      </w:r>
-    </w:p>
-    <w:p>
-      <w:pPr>
-        <w:spacing w:after="20"/>
-        <w:ind w:left="360"/>
-      </w:pPr>
-      <w:r>
-        <w:rPr>
-          <w:rFonts w:ascii="Calibri" w:cs="Calibri" w:eastAsia="Calibri" w:hAnsi="Calibri"/>
-          <w:color w:val="1A2733"/>
-          <w:sz w:val="20"/>
-          <w:szCs w:val="20"/>
-        </w:rPr>
-        <w:t xml:space="preserve">  ◯  C.  </w:t>
-      </w:r>
-      <w:r>
-        <w:rPr>
-          <w:rFonts w:ascii="Calibri" w:cs="Calibri" w:eastAsia="Calibri" w:hAnsi="Calibri"/>
-          <w:color w:val="1A2733"/>
-          <w:sz w:val="20"/>
-          <w:szCs w:val="20"/>
-        </w:rPr>
-        <w:t xml:space="preserve">3</w:t>
-      </w:r>
-    </w:p>
-    <w:p>
-      <w:pPr>
-        <w:spacing w:after="20"/>
-        <w:ind w:left="360"/>
-      </w:pPr>
-      <w:r>
-        <w:rPr>
-          <w:rFonts w:ascii="Calibri" w:cs="Calibri" w:eastAsia="Calibri" w:hAnsi="Calibri"/>
-          <w:color w:val="1A2733"/>
-          <w:sz w:val="20"/>
-          <w:szCs w:val="20"/>
-        </w:rPr>
-        <w:t xml:space="preserve">  ◯  D.  </w:t>
-      </w:r>
-      <w:r>
-        <w:rPr>
-          <w:rFonts w:ascii="Calibri" w:cs="Calibri" w:eastAsia="Calibri" w:hAnsi="Calibri"/>
-          <w:color w:val="1A2733"/>
-          <w:sz w:val="20"/>
-          <w:szCs w:val="20"/>
-        </w:rPr>
-        <w:t xml:space="preserve">3.5</w:t>
-      </w:r>
-    </w:p>
-    <w:p>
-      <w:pPr>
-        <w:spacing w:after="40" w:before="120"/>
-      </w:pPr>
-      <w:r>
-        <w:rPr>
-          <w:rFonts w:ascii="Calibri" w:cs="Calibri" w:eastAsia="Calibri" w:hAnsi="Calibri"/>
-          <w:b/>
-          <w:bCs/>
-          <w:color w:val="12355B"/>
-          <w:sz w:val="21"/>
-          <w:szCs w:val="21"/>
-        </w:rPr>
-        <w:t xml:space="preserve">3.  </w:t>
-      </w:r>
-      <w:r>
-        <w:rPr>
-          <w:rFonts w:ascii="Calibri" w:cs="Calibri" w:eastAsia="Calibri" w:hAnsi="Calibri"/>
-          <w:color w:val="1A2733"/>
-          <w:sz w:val="21"/>
-          <w:szCs w:val="21"/>
-        </w:rPr>
-        <w:t xml:space="preserve">Data (minutes of exercise): 10,10,15,20,25,30. Give the count, mean, and range with units.</w:t>
-      </w:r>
-    </w:p>
-    <w:p>
-      <w:pPr>
-        <w:spacing w:after="30" w:before="30"/>
-      </w:pPr>
-      <w:r>
-        <w:rPr>
-          <w:rFonts w:ascii="Calibri" w:cs="Calibri" w:eastAsia="Calibri" w:hAnsi="Calibri"/>
-          <w:b/>
-          <w:bCs/>
-          <w:color w:val="5F6F80"/>
-          <w:sz w:val="20"/>
-          <w:szCs w:val="20"/>
-        </w:rPr>
-        <w:t xml:space="preserve">Answer: </w:t>
-      </w:r>
-      <w:r>
-        <w:rPr>
-          <w:rFonts w:ascii="Calibri" w:cs="Calibri" w:eastAsia="Calibri" w:hAnsi="Calibri"/>
-          <w:color w:val="5F6F80"/>
-          <w:sz w:val="20"/>
-          <w:szCs w:val="20"/>
-        </w:rPr>
-        <w:t xml:space="preserve">____________________________</w:t>
+    <w:tbl>
+      <w:tblPr>
+        <w:tblW w:type="pct" w:w="100%"/>
+        <w:tblBorders>
+          <w:top w:val="single" w:color="BBD0DE" w:sz="6"/>
+          <w:left w:val="single" w:color="BBD0DE" w:sz="6"/>
+          <w:bottom w:val="single" w:color="BBD0DE" w:sz="6"/>
+          <w:right w:val="single" w:color="BBD0DE" w:sz="6"/>
+          <w:insideH w:val="none"/>
+          <w:insideV w:val="none"/>
+        </w:tblBorders>
+      </w:tblPr>
+      <w:tblGrid>
+        <w:gridCol w:w="100"/>
+      </w:tblGrid>
+      <w:tr>
+        <w:tc>
+          <w:tcPr>
+            <w:shd w:fill="EEF4F8" w:color="auto" w:val="clear"/>
+            <w:tcMar>
+              <w:top w:type="dxa" w:w="120"/>
+              <w:left w:type="dxa" w:w="160"/>
+              <w:bottom w:type="dxa" w:w="120"/>
+              <w:right w:type="dxa" w:w="160"/>
+            </w:tcMar>
+          </w:tcPr>
+          <w:p>
+            <w:pPr>
+              <w:spacing w:after="30"/>
+            </w:pPr>
+            <w:r>
+              <w:rPr>
+                <w:rFonts w:ascii="Calibri" w:cs="Calibri" w:eastAsia="Calibri" w:hAnsi="Calibri"/>
+                <w:b/>
+                <w:bCs/>
+                <w:color w:val="12355B"/>
+                <w:sz w:val="19"/>
+                <w:szCs w:val="19"/>
+              </w:rPr>
+              <w:t xml:space="preserve">Directions</w:t>
+            </w:r>
+          </w:p>
+          <w:p>
+            <w:r>
+              <w:rPr>
+                <w:rFonts w:ascii="Calibri" w:cs="Calibri" w:eastAsia="Calibri" w:hAnsi="Calibri"/>
+                <w:color w:val="1A2733"/>
+                <w:sz w:val="19"/>
+                <w:szCs w:val="19"/>
+              </w:rPr>
+              <w:t xml:space="preserve">Read each item carefully and answer it the way you would on the MCAP. For selected-response items, fill in the circle (○) next to the correct answer. For constructed-response items, enter your answer and show your work. Every item below assesses standard 6.SP.B.5.</w:t>
+            </w:r>
+          </w:p>
+        </w:tc>
+      </w:tr>
+    </w:tbl>
+    <w:p>
+      <w:pPr>
+        <w:spacing w:after="120"/>
+      </w:pPr>
+      <w:r>
+        <w:rPr>
+          <w:rFonts w:ascii="Calibri" w:cs="Calibri" w:eastAsia="Calibri" w:hAnsi="Calibri"/>
+          <w:color w:val="1A2733"/>
+          <w:sz w:val="21"/>
+          <w:szCs w:val="21"/>
+        </w:rPr>
+        <w:t xml:space="preserve"/>
+      </w:r>
+    </w:p>
+    <w:tbl>
+      <w:tblPr>
+        <w:tblW w:type="pct" w:w="100%"/>
+        <w:tblBorders>
+          <w:top w:val="single" w:color="C7D2DD" w:sz="6"/>
+          <w:left w:val="single" w:color="C7D2DD" w:sz="6"/>
+          <w:bottom w:val="single" w:color="C7D2DD" w:sz="6"/>
+          <w:right w:val="single" w:color="C7D2DD" w:sz="6"/>
+          <w:insideH w:val="none"/>
+          <w:insideV w:val="none"/>
+        </w:tblBorders>
+      </w:tblPr>
+      <w:tblGrid>
+        <w:gridCol w:w="100"/>
+      </w:tblGrid>
+      <w:tr>
+        <w:tc>
+          <w:tcPr>
+            <w:tcMar>
+              <w:top w:type="dxa" w:w="0"/>
+              <w:left w:type="dxa" w:w="0"/>
+              <w:bottom w:type="dxa" w:w="120"/>
+              <w:right w:type="dxa" w:w="160"/>
+            </w:tcMar>
+          </w:tcPr>
+          <w:p>
+            <w:pPr>
+              <w:shd w:fill="C0392B" w:color="auto" w:val="clear"/>
+              <w:tabs>
+                <w:tab w:val="right" w:pos="9000"/>
+              </w:tabs>
+              <w:spacing w:after="30" w:before="30"/>
+              <w:ind w:left="120" w:right="120"/>
+            </w:pPr>
+            <w:r>
+              <w:rPr>
+                <w:rFonts w:ascii="Calibri" w:cs="Calibri" w:eastAsia="Calibri" w:hAnsi="Calibri"/>
+                <w:b/>
+                <w:bCs/>
+                <w:color w:val="FFFFFF"/>
+                <w:sz w:val="18"/>
+                <w:szCs w:val="18"/>
+              </w:rPr>
+              <w:t xml:space="preserve">Item 1</w:t>
+            </w:r>
+            <w:r>
+              <w:rPr>
+                <w:rFonts w:ascii="Calibri" w:cs="Calibri" w:eastAsia="Calibri" w:hAnsi="Calibri"/>
+                <w:color w:val="FFFFFF"/>
+                <w:sz w:val="18"/>
+                <w:szCs w:val="18"/>
+              </w:rPr>
+              <w:t xml:space="preserve">   |   </w:t>
+            </w:r>
+            <w:r>
+              <w:rPr>
+                <w:rFonts w:ascii="Calibri" w:cs="Calibri" w:eastAsia="Calibri" w:hAnsi="Calibri"/>
+                <w:color w:val="FFFFFF"/>
+                <w:spacing w:val="14"/>
+                <w:sz w:val="16"/>
+                <w:szCs w:val="16"/>
+              </w:rPr>
+              <w:t xml:space="preserve">SELECTED RESPONSE</w:t>
+            </w:r>
+            <w:r>
+              <w:rPr>
+                <w:rFonts w:ascii="Calibri" w:cs="Calibri" w:eastAsia="Calibri" w:hAnsi="Calibri"/>
+              </w:rPr>
+              <w:t xml:space="preserve">	</w:t>
+            </w:r>
+            <w:r>
+              <w:rPr>
+                <w:rFonts w:ascii="Calibri" w:cs="Calibri" w:eastAsia="Calibri" w:hAnsi="Calibri"/>
+                <w:b/>
+                <w:bCs/>
+                <w:color w:val="FFFFFF"/>
+                <w:sz w:val="17"/>
+                <w:szCs w:val="17"/>
+              </w:rPr>
+              <w:t xml:space="preserve">6.SP.B.5</w:t>
+            </w:r>
+          </w:p>
+          <w:p>
+            <w:pPr>
+              <w:spacing w:after="30" w:before="90"/>
+              <w:ind w:left="140" w:right="120"/>
+            </w:pPr>
+            <w:r>
+              <w:rPr>
+                <w:rFonts w:ascii="Calibri" w:cs="Calibri" w:eastAsia="Calibri" w:hAnsi="Calibri"/>
+                <w:b/>
+                <w:bCs/>
+                <w:color w:val="1A2733"/>
+                <w:sz w:val="21"/>
+                <w:szCs w:val="21"/>
+              </w:rPr>
+              <w:t xml:space="preserve">A data set of test scores has one very low outlier. Which pair best describes a typical score and its spread?</w:t>
+            </w:r>
+          </w:p>
+          <w:p>
+            <w:pPr>
+              <w:spacing w:after="60"/>
+              <w:ind w:left="140" w:right="120"/>
+            </w:pPr>
+            <w:r>
+              <w:rPr>
+                <w:rFonts w:ascii="Calibri" w:cs="Calibri" w:eastAsia="Calibri" w:hAnsi="Calibri"/>
+                <w:i/>
+                <w:iCs/>
+                <w:color w:val="5F6F80"/>
+                <w:sz w:val="18"/>
+                <w:szCs w:val="18"/>
+              </w:rPr>
+              <w:t xml:space="preserve">Select the correct answer.</w:t>
+            </w:r>
+          </w:p>
+          <w:p>
+            <w:pPr>
+              <w:spacing w:after="24"/>
+              <w:ind w:left="380"/>
+            </w:pPr>
+            <w:r>
+              <w:rPr>
+                <w:rFonts w:ascii="Calibri" w:cs="Calibri" w:eastAsia="Calibri" w:hAnsi="Calibri"/>
+                <w:color w:val="C0392B"/>
+                <w:sz w:val="22"/>
+                <w:szCs w:val="22"/>
+              </w:rPr>
+              <w:t xml:space="preserve">○  </w:t>
+            </w:r>
+            <w:r>
+              <w:rPr>
+                <w:rFonts w:ascii="Calibri" w:cs="Calibri" w:eastAsia="Calibri" w:hAnsi="Calibri"/>
+                <w:b/>
+                <w:bCs/>
+                <w:color w:val="1A2733"/>
+                <w:sz w:val="21"/>
+                <w:szCs w:val="21"/>
+              </w:rPr>
+              <w:t xml:space="preserve">A.  </w:t>
+            </w:r>
+            <w:r>
+              <w:rPr>
+                <w:rFonts w:ascii="Calibri" w:cs="Calibri" w:eastAsia="Calibri" w:hAnsi="Calibri"/>
+                <w:color w:val="1A2733"/>
+                <w:sz w:val="21"/>
+                <w:szCs w:val="21"/>
+              </w:rPr>
+              <w:t xml:space="preserve">Mean and MAD</w:t>
+            </w:r>
+          </w:p>
+          <w:p>
+            <w:pPr>
+              <w:spacing w:after="24"/>
+              <w:ind w:left="380"/>
+            </w:pPr>
+            <w:r>
+              <w:rPr>
+                <w:rFonts w:ascii="Calibri" w:cs="Calibri" w:eastAsia="Calibri" w:hAnsi="Calibri"/>
+                <w:color w:val="C0392B"/>
+                <w:sz w:val="22"/>
+                <w:szCs w:val="22"/>
+              </w:rPr>
+              <w:t xml:space="preserve">○  </w:t>
+            </w:r>
+            <w:r>
+              <w:rPr>
+                <w:rFonts w:ascii="Calibri" w:cs="Calibri" w:eastAsia="Calibri" w:hAnsi="Calibri"/>
+                <w:b/>
+                <w:bCs/>
+                <w:color w:val="1A2733"/>
+                <w:sz w:val="21"/>
+                <w:szCs w:val="21"/>
+              </w:rPr>
+              <w:t xml:space="preserve">B.  </w:t>
+            </w:r>
+            <w:r>
+              <w:rPr>
+                <w:rFonts w:ascii="Calibri" w:cs="Calibri" w:eastAsia="Calibri" w:hAnsi="Calibri"/>
+                <w:color w:val="1A2733"/>
+                <w:sz w:val="21"/>
+                <w:szCs w:val="21"/>
+              </w:rPr>
+              <w:t xml:space="preserve">Median and IQR</w:t>
+            </w:r>
+          </w:p>
+          <w:p>
+            <w:pPr>
+              <w:spacing w:after="24"/>
+              <w:ind w:left="380"/>
+            </w:pPr>
+            <w:r>
+              <w:rPr>
+                <w:rFonts w:ascii="Calibri" w:cs="Calibri" w:eastAsia="Calibri" w:hAnsi="Calibri"/>
+                <w:color w:val="C0392B"/>
+                <w:sz w:val="22"/>
+                <w:szCs w:val="22"/>
+              </w:rPr>
+              <w:t xml:space="preserve">○  </w:t>
+            </w:r>
+            <w:r>
+              <w:rPr>
+                <w:rFonts w:ascii="Calibri" w:cs="Calibri" w:eastAsia="Calibri" w:hAnsi="Calibri"/>
+                <w:b/>
+                <w:bCs/>
+                <w:color w:val="1A2733"/>
+                <w:sz w:val="21"/>
+                <w:szCs w:val="21"/>
+              </w:rPr>
+              <w:t xml:space="preserve">C.  </w:t>
+            </w:r>
+            <w:r>
+              <w:rPr>
+                <w:rFonts w:ascii="Calibri" w:cs="Calibri" w:eastAsia="Calibri" w:hAnsi="Calibri"/>
+                <w:color w:val="1A2733"/>
+                <w:sz w:val="21"/>
+                <w:szCs w:val="21"/>
+              </w:rPr>
+              <w:t xml:space="preserve">Mode and range</w:t>
+            </w:r>
+          </w:p>
+          <w:p>
+            <w:pPr>
+              <w:spacing w:after="24"/>
+              <w:ind w:left="380"/>
+            </w:pPr>
+            <w:r>
+              <w:rPr>
+                <w:rFonts w:ascii="Calibri" w:cs="Calibri" w:eastAsia="Calibri" w:hAnsi="Calibri"/>
+                <w:color w:val="C0392B"/>
+                <w:sz w:val="22"/>
+                <w:szCs w:val="22"/>
+              </w:rPr>
+              <w:t xml:space="preserve">○  </w:t>
+            </w:r>
+            <w:r>
+              <w:rPr>
+                <w:rFonts w:ascii="Calibri" w:cs="Calibri" w:eastAsia="Calibri" w:hAnsi="Calibri"/>
+                <w:b/>
+                <w:bCs/>
+                <w:color w:val="1A2733"/>
+                <w:sz w:val="21"/>
+                <w:szCs w:val="21"/>
+              </w:rPr>
+              <w:t xml:space="preserve">D.  </w:t>
+            </w:r>
+            <w:r>
+              <w:rPr>
+                <w:rFonts w:ascii="Calibri" w:cs="Calibri" w:eastAsia="Calibri" w:hAnsi="Calibri"/>
+                <w:color w:val="1A2733"/>
+                <w:sz w:val="21"/>
+                <w:szCs w:val="21"/>
+              </w:rPr>
+              <w:t xml:space="preserve">Mean and range</w:t>
+            </w:r>
+          </w:p>
+        </w:tc>
+      </w:tr>
+    </w:tbl>
+    <w:p>
+      <w:pPr>
+        <w:spacing w:after="100"/>
+      </w:pPr>
+      <w:r>
+        <w:rPr>
+          <w:rFonts w:ascii="Calibri" w:cs="Calibri" w:eastAsia="Calibri" w:hAnsi="Calibri"/>
+          <w:color w:val="1A2733"/>
+          <w:sz w:val="21"/>
+          <w:szCs w:val="21"/>
+        </w:rPr>
+        <w:t xml:space="preserve"/>
+      </w:r>
+    </w:p>
+    <w:tbl>
+      <w:tblPr>
+        <w:tblW w:type="pct" w:w="100%"/>
+        <w:tblBorders>
+          <w:top w:val="single" w:color="C7D2DD" w:sz="6"/>
+          <w:left w:val="single" w:color="C7D2DD" w:sz="6"/>
+          <w:bottom w:val="single" w:color="C7D2DD" w:sz="6"/>
+          <w:right w:val="single" w:color="C7D2DD" w:sz="6"/>
+          <w:insideH w:val="none"/>
+          <w:insideV w:val="none"/>
+        </w:tblBorders>
+      </w:tblPr>
+      <w:tblGrid>
+        <w:gridCol w:w="100"/>
+      </w:tblGrid>
+      <w:tr>
+        <w:tc>
+          <w:tcPr>
+            <w:tcMar>
+              <w:top w:type="dxa" w:w="0"/>
+              <w:left w:type="dxa" w:w="0"/>
+              <w:bottom w:type="dxa" w:w="120"/>
+              <w:right w:type="dxa" w:w="160"/>
+            </w:tcMar>
+          </w:tcPr>
+          <w:p>
+            <w:pPr>
+              <w:shd w:fill="C0392B" w:color="auto" w:val="clear"/>
+              <w:tabs>
+                <w:tab w:val="right" w:pos="9000"/>
+              </w:tabs>
+              <w:spacing w:after="30" w:before="30"/>
+              <w:ind w:left="120" w:right="120"/>
+            </w:pPr>
+            <w:r>
+              <w:rPr>
+                <w:rFonts w:ascii="Calibri" w:cs="Calibri" w:eastAsia="Calibri" w:hAnsi="Calibri"/>
+                <w:b/>
+                <w:bCs/>
+                <w:color w:val="FFFFFF"/>
+                <w:sz w:val="18"/>
+                <w:szCs w:val="18"/>
+              </w:rPr>
+              <w:t xml:space="preserve">Item 2</w:t>
+            </w:r>
+            <w:r>
+              <w:rPr>
+                <w:rFonts w:ascii="Calibri" w:cs="Calibri" w:eastAsia="Calibri" w:hAnsi="Calibri"/>
+                <w:color w:val="FFFFFF"/>
+                <w:sz w:val="18"/>
+                <w:szCs w:val="18"/>
+              </w:rPr>
+              <w:t xml:space="preserve">   |   </w:t>
+            </w:r>
+            <w:r>
+              <w:rPr>
+                <w:rFonts w:ascii="Calibri" w:cs="Calibri" w:eastAsia="Calibri" w:hAnsi="Calibri"/>
+                <w:color w:val="FFFFFF"/>
+                <w:spacing w:val="14"/>
+                <w:sz w:val="16"/>
+                <w:szCs w:val="16"/>
+              </w:rPr>
+              <w:t xml:space="preserve">SELECTED RESPONSE</w:t>
+            </w:r>
+            <w:r>
+              <w:rPr>
+                <w:rFonts w:ascii="Calibri" w:cs="Calibri" w:eastAsia="Calibri" w:hAnsi="Calibri"/>
+              </w:rPr>
+              <w:t xml:space="preserve">	</w:t>
+            </w:r>
+            <w:r>
+              <w:rPr>
+                <w:rFonts w:ascii="Calibri" w:cs="Calibri" w:eastAsia="Calibri" w:hAnsi="Calibri"/>
+                <w:b/>
+                <w:bCs/>
+                <w:color w:val="FFFFFF"/>
+                <w:sz w:val="17"/>
+                <w:szCs w:val="17"/>
+              </w:rPr>
+              <w:t xml:space="preserve">6.SP.B.5</w:t>
+            </w:r>
+          </w:p>
+          <w:p>
+            <w:pPr>
+              <w:spacing w:after="30" w:before="90"/>
+              <w:ind w:left="140" w:right="120"/>
+            </w:pPr>
+            <w:r>
+              <w:rPr>
+                <w:rFonts w:ascii="Calibri" w:cs="Calibri" w:eastAsia="Calibri" w:hAnsi="Calibri"/>
+                <w:b/>
+                <w:bCs/>
+                <w:color w:val="1A2733"/>
+                <w:sz w:val="21"/>
+                <w:szCs w:val="21"/>
+              </w:rPr>
+              <w:t xml:space="preserve">Data (books): 1,2,2,3,3,3,4,5. What is the median number of books?</w:t>
+            </w:r>
+          </w:p>
+          <w:p>
+            <w:pPr>
+              <w:spacing w:after="60"/>
+              <w:ind w:left="140" w:right="120"/>
+            </w:pPr>
+            <w:r>
+              <w:rPr>
+                <w:rFonts w:ascii="Calibri" w:cs="Calibri" w:eastAsia="Calibri" w:hAnsi="Calibri"/>
+                <w:i/>
+                <w:iCs/>
+                <w:color w:val="5F6F80"/>
+                <w:sz w:val="18"/>
+                <w:szCs w:val="18"/>
+              </w:rPr>
+              <w:t xml:space="preserve">Select the correct answer.</w:t>
+            </w:r>
+          </w:p>
+          <w:p>
+            <w:pPr>
+              <w:spacing w:after="24"/>
+              <w:ind w:left="380"/>
+            </w:pPr>
+            <w:r>
+              <w:rPr>
+                <w:rFonts w:ascii="Calibri" w:cs="Calibri" w:eastAsia="Calibri" w:hAnsi="Calibri"/>
+                <w:color w:val="C0392B"/>
+                <w:sz w:val="22"/>
+                <w:szCs w:val="22"/>
+              </w:rPr>
+              <w:t xml:space="preserve">○  </w:t>
+            </w:r>
+            <w:r>
+              <w:rPr>
+                <w:rFonts w:ascii="Calibri" w:cs="Calibri" w:eastAsia="Calibri" w:hAnsi="Calibri"/>
+                <w:b/>
+                <w:bCs/>
+                <w:color w:val="1A2733"/>
+                <w:sz w:val="21"/>
+                <w:szCs w:val="21"/>
+              </w:rPr>
+              <w:t xml:space="preserve">A.  </w:t>
+            </w:r>
+            <w:r>
+              <w:rPr>
+                <w:rFonts w:ascii="Calibri" w:cs="Calibri" w:eastAsia="Calibri" w:hAnsi="Calibri"/>
+                <w:color w:val="1A2733"/>
+                <w:sz w:val="21"/>
+                <w:szCs w:val="21"/>
+              </w:rPr>
+              <w:t xml:space="preserve">2</w:t>
+            </w:r>
+          </w:p>
+          <w:p>
+            <w:pPr>
+              <w:spacing w:after="24"/>
+              <w:ind w:left="380"/>
+            </w:pPr>
+            <w:r>
+              <w:rPr>
+                <w:rFonts w:ascii="Calibri" w:cs="Calibri" w:eastAsia="Calibri" w:hAnsi="Calibri"/>
+                <w:color w:val="C0392B"/>
+                <w:sz w:val="22"/>
+                <w:szCs w:val="22"/>
+              </w:rPr>
+              <w:t xml:space="preserve">○  </w:t>
+            </w:r>
+            <w:r>
+              <w:rPr>
+                <w:rFonts w:ascii="Calibri" w:cs="Calibri" w:eastAsia="Calibri" w:hAnsi="Calibri"/>
+                <w:b/>
+                <w:bCs/>
+                <w:color w:val="1A2733"/>
+                <w:sz w:val="21"/>
+                <w:szCs w:val="21"/>
+              </w:rPr>
+              <w:t xml:space="preserve">B.  </w:t>
+            </w:r>
+            <w:r>
+              <w:rPr>
+                <w:rFonts w:ascii="Calibri" w:cs="Calibri" w:eastAsia="Calibri" w:hAnsi="Calibri"/>
+                <w:color w:val="1A2733"/>
+                <w:sz w:val="21"/>
+                <w:szCs w:val="21"/>
+              </w:rPr>
+              <w:t xml:space="preserve">2.5</w:t>
+            </w:r>
+          </w:p>
+          <w:p>
+            <w:pPr>
+              <w:spacing w:after="24"/>
+              <w:ind w:left="380"/>
+            </w:pPr>
+            <w:r>
+              <w:rPr>
+                <w:rFonts w:ascii="Calibri" w:cs="Calibri" w:eastAsia="Calibri" w:hAnsi="Calibri"/>
+                <w:color w:val="C0392B"/>
+                <w:sz w:val="22"/>
+                <w:szCs w:val="22"/>
+              </w:rPr>
+              <w:t xml:space="preserve">○  </w:t>
+            </w:r>
+            <w:r>
+              <w:rPr>
+                <w:rFonts w:ascii="Calibri" w:cs="Calibri" w:eastAsia="Calibri" w:hAnsi="Calibri"/>
+                <w:b/>
+                <w:bCs/>
+                <w:color w:val="1A2733"/>
+                <w:sz w:val="21"/>
+                <w:szCs w:val="21"/>
+              </w:rPr>
+              <w:t xml:space="preserve">C.  </w:t>
+            </w:r>
+            <w:r>
+              <w:rPr>
+                <w:rFonts w:ascii="Calibri" w:cs="Calibri" w:eastAsia="Calibri" w:hAnsi="Calibri"/>
+                <w:color w:val="1A2733"/>
+                <w:sz w:val="21"/>
+                <w:szCs w:val="21"/>
+              </w:rPr>
+              <w:t xml:space="preserve">3</w:t>
+            </w:r>
+          </w:p>
+          <w:p>
+            <w:pPr>
+              <w:spacing w:after="24"/>
+              <w:ind w:left="380"/>
+            </w:pPr>
+            <w:r>
+              <w:rPr>
+                <w:rFonts w:ascii="Calibri" w:cs="Calibri" w:eastAsia="Calibri" w:hAnsi="Calibri"/>
+                <w:color w:val="C0392B"/>
+                <w:sz w:val="22"/>
+                <w:szCs w:val="22"/>
+              </w:rPr>
+              <w:t xml:space="preserve">○  </w:t>
+            </w:r>
+            <w:r>
+              <w:rPr>
+                <w:rFonts w:ascii="Calibri" w:cs="Calibri" w:eastAsia="Calibri" w:hAnsi="Calibri"/>
+                <w:b/>
+                <w:bCs/>
+                <w:color w:val="1A2733"/>
+                <w:sz w:val="21"/>
+                <w:szCs w:val="21"/>
+              </w:rPr>
+              <w:t xml:space="preserve">D.  </w:t>
+            </w:r>
+            <w:r>
+              <w:rPr>
+                <w:rFonts w:ascii="Calibri" w:cs="Calibri" w:eastAsia="Calibri" w:hAnsi="Calibri"/>
+                <w:color w:val="1A2733"/>
+                <w:sz w:val="21"/>
+                <w:szCs w:val="21"/>
+              </w:rPr>
+              <w:t xml:space="preserve">3.5</w:t>
+            </w:r>
+          </w:p>
+        </w:tc>
+      </w:tr>
+    </w:tbl>
+    <w:p>
+      <w:pPr>
+        <w:spacing w:after="100"/>
+      </w:pPr>
+      <w:r>
+        <w:rPr>
+          <w:rFonts w:ascii="Calibri" w:cs="Calibri" w:eastAsia="Calibri" w:hAnsi="Calibri"/>
+          <w:color w:val="1A2733"/>
+          <w:sz w:val="21"/>
+          <w:szCs w:val="21"/>
+        </w:rPr>
+        <w:t xml:space="preserve"/>
+      </w:r>
+    </w:p>
+    <w:tbl>
+      <w:tblPr>
+        <w:tblW w:type="pct" w:w="100%"/>
+        <w:tblBorders>
+          <w:top w:val="single" w:color="C7D2DD" w:sz="6"/>
+          <w:left w:val="single" w:color="C7D2DD" w:sz="6"/>
+          <w:bottom w:val="single" w:color="C7D2DD" w:sz="6"/>
+          <w:right w:val="single" w:color="C7D2DD" w:sz="6"/>
+          <w:insideH w:val="none"/>
+          <w:insideV w:val="none"/>
+        </w:tblBorders>
+      </w:tblPr>
+      <w:tblGrid>
+        <w:gridCol w:w="100"/>
+      </w:tblGrid>
+      <w:tr>
+        <w:tc>
+          <w:tcPr>
+            <w:tcMar>
+              <w:top w:type="dxa" w:w="0"/>
+              <w:left w:type="dxa" w:w="0"/>
+              <w:bottom w:type="dxa" w:w="120"/>
+              <w:right w:type="dxa" w:w="160"/>
+            </w:tcMar>
+          </w:tcPr>
+          <w:p>
+            <w:pPr>
+              <w:shd w:fill="C0392B" w:color="auto" w:val="clear"/>
+              <w:tabs>
+                <w:tab w:val="right" w:pos="9000"/>
+              </w:tabs>
+              <w:spacing w:after="30" w:before="30"/>
+              <w:ind w:left="120" w:right="120"/>
+            </w:pPr>
+            <w:r>
+              <w:rPr>
+                <w:rFonts w:ascii="Calibri" w:cs="Calibri" w:eastAsia="Calibri" w:hAnsi="Calibri"/>
+                <w:b/>
+                <w:bCs/>
+                <w:color w:val="FFFFFF"/>
+                <w:sz w:val="18"/>
+                <w:szCs w:val="18"/>
+              </w:rPr>
+              <w:t xml:space="preserve">Item 3</w:t>
+            </w:r>
+            <w:r>
+              <w:rPr>
+                <w:rFonts w:ascii="Calibri" w:cs="Calibri" w:eastAsia="Calibri" w:hAnsi="Calibri"/>
+                <w:color w:val="FFFFFF"/>
+                <w:sz w:val="18"/>
+                <w:szCs w:val="18"/>
+              </w:rPr>
+              <w:t xml:space="preserve">   |   </w:t>
+            </w:r>
+            <w:r>
+              <w:rPr>
+                <w:rFonts w:ascii="Calibri" w:cs="Calibri" w:eastAsia="Calibri" w:hAnsi="Calibri"/>
+                <w:color w:val="FFFFFF"/>
+                <w:spacing w:val="14"/>
+                <w:sz w:val="16"/>
+                <w:szCs w:val="16"/>
+              </w:rPr>
+              <w:t xml:space="preserve">CONSTRUCTED RESPONSE</w:t>
+            </w:r>
+            <w:r>
+              <w:rPr>
+                <w:rFonts w:ascii="Calibri" w:cs="Calibri" w:eastAsia="Calibri" w:hAnsi="Calibri"/>
+              </w:rPr>
+              <w:t xml:space="preserve">	</w:t>
+            </w:r>
+            <w:r>
+              <w:rPr>
+                <w:rFonts w:ascii="Calibri" w:cs="Calibri" w:eastAsia="Calibri" w:hAnsi="Calibri"/>
+                <w:b/>
+                <w:bCs/>
+                <w:color w:val="FFFFFF"/>
+                <w:sz w:val="17"/>
+                <w:szCs w:val="17"/>
+              </w:rPr>
+              <w:t xml:space="preserve">6.SP.B.5</w:t>
+            </w:r>
+          </w:p>
+          <w:p>
+            <w:pPr>
+              <w:spacing w:after="30" w:before="90"/>
+              <w:ind w:left="140" w:right="120"/>
+            </w:pPr>
+            <w:r>
+              <w:rPr>
+                <w:rFonts w:ascii="Calibri" w:cs="Calibri" w:eastAsia="Calibri" w:hAnsi="Calibri"/>
+                <w:b/>
+                <w:bCs/>
+                <w:color w:val="1A2733"/>
+                <w:sz w:val="21"/>
+                <w:szCs w:val="21"/>
+              </w:rPr>
+              <w:t xml:space="preserve">Data (minutes of exercise): 10,10,15,20,25,30. Give the count, mean, and range with units.</w:t>
+            </w:r>
+          </w:p>
+          <w:p>
+            <w:pPr>
+              <w:spacing w:after="60"/>
+              <w:ind w:left="140" w:right="120"/>
+            </w:pPr>
+            <w:r>
+              <w:rPr>
+                <w:rFonts w:ascii="Calibri" w:cs="Calibri" w:eastAsia="Calibri" w:hAnsi="Calibri"/>
+                <w:i/>
+                <w:iCs/>
+                <w:color w:val="5F6F80"/>
+                <w:sz w:val="18"/>
+                <w:szCs w:val="18"/>
+              </w:rPr>
+              <w:t xml:space="preserve">Enter your answer in the space provided. Show your work.</w:t>
+            </w:r>
+          </w:p>
+          <w:p>
+            <w:pPr>
+              <w:pBdr>
+                <w:bottom w:val="single" w:color="AFBECC" w:sz="4" w:space="2"/>
+              </w:pBdr>
+              <w:spacing w:after="6" w:before="30" w:line="360"/>
+              <w:ind w:left="140" w:right="120"/>
+            </w:pPr>
+            <w:r>
+              <w:rPr>
+                <w:rFonts w:ascii="Calibri" w:cs="Calibri" w:eastAsia="Calibri" w:hAnsi="Calibri"/>
+                <w:color w:val="1A2733"/>
+                <w:sz w:val="21"/>
+                <w:szCs w:val="21"/>
+              </w:rPr>
+              <w:t xml:space="preserve"/>
+            </w:r>
+          </w:p>
+          <w:p>
+            <w:pPr>
+              <w:pBdr>
+                <w:bottom w:val="single" w:color="AFBECC" w:sz="4" w:space="2"/>
+              </w:pBdr>
+              <w:spacing w:after="0" w:line="360"/>
+              <w:ind w:left="140" w:right="120"/>
+            </w:pPr>
+            <w:r>
+              <w:rPr>
+                <w:rFonts w:ascii="Calibri" w:cs="Calibri" w:eastAsia="Calibri" w:hAnsi="Calibri"/>
+                <w:color w:val="1A2733"/>
+                <w:sz w:val="21"/>
+                <w:szCs w:val="21"/>
+              </w:rPr>
+              <w:t xml:space="preserve"/>
+            </w:r>
+          </w:p>
+        </w:tc>
+      </w:tr>
+    </w:tbl>
+    <w:p>
+      <w:pPr>
+        <w:spacing w:after="100"/>
+      </w:pPr>
+      <w:r>
+        <w:rPr>
+          <w:rFonts w:ascii="Calibri" w:cs="Calibri" w:eastAsia="Calibri" w:hAnsi="Calibri"/>
+          <w:color w:val="1A2733"/>
+          <w:sz w:val="21"/>
+          <w:szCs w:val="21"/>
+        </w:rPr>
+        <w:t xml:space="preserve"/>
       </w:r>
     </w:p>
     <w:p>
@@ -8185,7 +10570,7 @@
           <w:sz w:val="20"/>
           <w:szCs w:val="20"/>
         </w:rPr>
-        <w:t xml:space="preserve">MCAP-Style Practice: </w:t>
+        <w:t xml:space="preserve">MCAP-Style Practice (6.SP.A.1): </w:t>
       </w:r>
     </w:p>
     <w:p>
@@ -8202,7 +10587,16 @@
           <w:sz w:val="19"/>
           <w:szCs w:val="19"/>
         </w:rPr>
-        <w:t xml:space="preserve">1. </w:t>
+        <w:t xml:space="preserve">Item 1 </w:t>
+      </w:r>
+      <w:r>
+        <w:rPr>
+          <w:rFonts w:ascii="Calibri" w:cs="Calibri" w:eastAsia="Calibri" w:hAnsi="Calibri"/>
+          <w:color w:val="5F6F80"/>
+          <w:sz w:val="17"/>
+          <w:szCs w:val="17"/>
+        </w:rPr>
+        <w:t xml:space="preserve">(Selected Response): </w:t>
       </w:r>
       <w:r>
         <w:rPr>
@@ -8239,7 +10633,16 @@
           <w:sz w:val="19"/>
           <w:szCs w:val="19"/>
         </w:rPr>
-        <w:t xml:space="preserve">2. </w:t>
+        <w:t xml:space="preserve">Item 2 </w:t>
+      </w:r>
+      <w:r>
+        <w:rPr>
+          <w:rFonts w:ascii="Calibri" w:cs="Calibri" w:eastAsia="Calibri" w:hAnsi="Calibri"/>
+          <w:color w:val="5F6F80"/>
+          <w:sz w:val="17"/>
+          <w:szCs w:val="17"/>
+        </w:rPr>
+        <w:t xml:space="preserve">(Selected Response): </w:t>
       </w:r>
       <w:r>
         <w:rPr>
@@ -8276,7 +10679,16 @@
           <w:sz w:val="19"/>
           <w:szCs w:val="19"/>
         </w:rPr>
-        <w:t xml:space="preserve">3. </w:t>
+        <w:t xml:space="preserve">Item 3 </w:t>
+      </w:r>
+      <w:r>
+        <w:rPr>
+          <w:rFonts w:ascii="Calibri" w:cs="Calibri" w:eastAsia="Calibri" w:hAnsi="Calibri"/>
+          <w:color w:val="5F6F80"/>
+          <w:sz w:val="17"/>
+          <w:szCs w:val="17"/>
+        </w:rPr>
+        <w:t xml:space="preserve">(Constructed Response): </w:t>
       </w:r>
       <w:r>
         <w:rPr>
@@ -8571,7 +10983,7 @@
           <w:sz w:val="20"/>
           <w:szCs w:val="20"/>
         </w:rPr>
-        <w:t xml:space="preserve">MCAP-Style Practice: </w:t>
+        <w:t xml:space="preserve">MCAP-Style Practice (6.SP.A.2): </w:t>
       </w:r>
     </w:p>
     <w:p>
@@ -8588,7 +11000,16 @@
           <w:sz w:val="19"/>
           <w:szCs w:val="19"/>
         </w:rPr>
-        <w:t xml:space="preserve">1. </w:t>
+        <w:t xml:space="preserve">Item 1 </w:t>
+      </w:r>
+      <w:r>
+        <w:rPr>
+          <w:rFonts w:ascii="Calibri" w:cs="Calibri" w:eastAsia="Calibri" w:hAnsi="Calibri"/>
+          <w:color w:val="5F6F80"/>
+          <w:sz w:val="17"/>
+          <w:szCs w:val="17"/>
+        </w:rPr>
+        <w:t xml:space="preserve">(Selected Response): </w:t>
       </w:r>
       <w:r>
         <w:rPr>
@@ -8625,7 +11046,16 @@
           <w:sz w:val="19"/>
           <w:szCs w:val="19"/>
         </w:rPr>
-        <w:t xml:space="preserve">2. </w:t>
+        <w:t xml:space="preserve">Item 2 </w:t>
+      </w:r>
+      <w:r>
+        <w:rPr>
+          <w:rFonts w:ascii="Calibri" w:cs="Calibri" w:eastAsia="Calibri" w:hAnsi="Calibri"/>
+          <w:color w:val="5F6F80"/>
+          <w:sz w:val="17"/>
+          <w:szCs w:val="17"/>
+        </w:rPr>
+        <w:t xml:space="preserve">(Selected Response): </w:t>
       </w:r>
       <w:r>
         <w:rPr>
@@ -8662,7 +11092,16 @@
           <w:sz w:val="19"/>
           <w:szCs w:val="19"/>
         </w:rPr>
-        <w:t xml:space="preserve">3. </w:t>
+        <w:t xml:space="preserve">Item 3 </w:t>
+      </w:r>
+      <w:r>
+        <w:rPr>
+          <w:rFonts w:ascii="Calibri" w:cs="Calibri" w:eastAsia="Calibri" w:hAnsi="Calibri"/>
+          <w:color w:val="5F6F80"/>
+          <w:sz w:val="17"/>
+          <w:szCs w:val="17"/>
+        </w:rPr>
+        <w:t xml:space="preserve">(Constructed Response): </w:t>
       </w:r>
       <w:r>
         <w:rPr>
@@ -8957,7 +11396,7 @@
           <w:sz w:val="20"/>
           <w:szCs w:val="20"/>
         </w:rPr>
-        <w:t xml:space="preserve">MCAP-Style Practice: </w:t>
+        <w:t xml:space="preserve">MCAP-Style Practice (6.SP.A.3): </w:t>
       </w:r>
     </w:p>
     <w:p>
@@ -8974,7 +11413,16 @@
           <w:sz w:val="19"/>
           <w:szCs w:val="19"/>
         </w:rPr>
-        <w:t xml:space="preserve">1. </w:t>
+        <w:t xml:space="preserve">Item 1 </w:t>
+      </w:r>
+      <w:r>
+        <w:rPr>
+          <w:rFonts w:ascii="Calibri" w:cs="Calibri" w:eastAsia="Calibri" w:hAnsi="Calibri"/>
+          <w:color w:val="5F6F80"/>
+          <w:sz w:val="17"/>
+          <w:szCs w:val="17"/>
+        </w:rPr>
+        <w:t xml:space="preserve">(Selected Response): </w:t>
       </w:r>
       <w:r>
         <w:rPr>
@@ -9011,7 +11459,16 @@
           <w:sz w:val="19"/>
           <w:szCs w:val="19"/>
         </w:rPr>
-        <w:t xml:space="preserve">2. </w:t>
+        <w:t xml:space="preserve">Item 2 </w:t>
+      </w:r>
+      <w:r>
+        <w:rPr>
+          <w:rFonts w:ascii="Calibri" w:cs="Calibri" w:eastAsia="Calibri" w:hAnsi="Calibri"/>
+          <w:color w:val="5F6F80"/>
+          <w:sz w:val="17"/>
+          <w:szCs w:val="17"/>
+        </w:rPr>
+        <w:t xml:space="preserve">(Selected Response): </w:t>
       </w:r>
       <w:r>
         <w:rPr>
@@ -9048,7 +11505,16 @@
           <w:sz w:val="19"/>
           <w:szCs w:val="19"/>
         </w:rPr>
-        <w:t xml:space="preserve">3. </w:t>
+        <w:t xml:space="preserve">Item 3 </w:t>
+      </w:r>
+      <w:r>
+        <w:rPr>
+          <w:rFonts w:ascii="Calibri" w:cs="Calibri" w:eastAsia="Calibri" w:hAnsi="Calibri"/>
+          <w:color w:val="5F6F80"/>
+          <w:sz w:val="17"/>
+          <w:szCs w:val="17"/>
+        </w:rPr>
+        <w:t xml:space="preserve">(Constructed Response): </w:t>
       </w:r>
       <w:r>
         <w:rPr>
@@ -9343,7 +11809,7 @@
           <w:sz w:val="20"/>
           <w:szCs w:val="20"/>
         </w:rPr>
-        <w:t xml:space="preserve">MCAP-Style Practice: </w:t>
+        <w:t xml:space="preserve">MCAP-Style Practice (6.SP.B.4): </w:t>
       </w:r>
     </w:p>
     <w:p>
@@ -9360,7 +11826,16 @@
           <w:sz w:val="19"/>
           <w:szCs w:val="19"/>
         </w:rPr>
-        <w:t xml:space="preserve">1. </w:t>
+        <w:t xml:space="preserve">Item 1 </w:t>
+      </w:r>
+      <w:r>
+        <w:rPr>
+          <w:rFonts w:ascii="Calibri" w:cs="Calibri" w:eastAsia="Calibri" w:hAnsi="Calibri"/>
+          <w:color w:val="5F6F80"/>
+          <w:sz w:val="17"/>
+          <w:szCs w:val="17"/>
+        </w:rPr>
+        <w:t xml:space="preserve">(Selected Response): </w:t>
       </w:r>
       <w:r>
         <w:rPr>
@@ -9397,7 +11872,16 @@
           <w:sz w:val="19"/>
           <w:szCs w:val="19"/>
         </w:rPr>
-        <w:t xml:space="preserve">2. </w:t>
+        <w:t xml:space="preserve">Item 2 </w:t>
+      </w:r>
+      <w:r>
+        <w:rPr>
+          <w:rFonts w:ascii="Calibri" w:cs="Calibri" w:eastAsia="Calibri" w:hAnsi="Calibri"/>
+          <w:color w:val="5F6F80"/>
+          <w:sz w:val="17"/>
+          <w:szCs w:val="17"/>
+        </w:rPr>
+        <w:t xml:space="preserve">(Selected Response): </w:t>
       </w:r>
       <w:r>
         <w:rPr>
@@ -9434,7 +11918,16 @@
           <w:sz w:val="19"/>
           <w:szCs w:val="19"/>
         </w:rPr>
-        <w:t xml:space="preserve">3. </w:t>
+        <w:t xml:space="preserve">Item 3 </w:t>
+      </w:r>
+      <w:r>
+        <w:rPr>
+          <w:rFonts w:ascii="Calibri" w:cs="Calibri" w:eastAsia="Calibri" w:hAnsi="Calibri"/>
+          <w:color w:val="5F6F80"/>
+          <w:sz w:val="17"/>
+          <w:szCs w:val="17"/>
+        </w:rPr>
+        <w:t xml:space="preserve">(Constructed Response): </w:t>
       </w:r>
       <w:r>
         <w:rPr>
@@ -9729,7 +12222,7 @@
           <w:sz w:val="20"/>
           <w:szCs w:val="20"/>
         </w:rPr>
-        <w:t xml:space="preserve">MCAP-Style Practice: </w:t>
+        <w:t xml:space="preserve">MCAP-Style Practice (6.SP.B.5): </w:t>
       </w:r>
     </w:p>
     <w:p>
@@ -9746,7 +12239,16 @@
           <w:sz w:val="19"/>
           <w:szCs w:val="19"/>
         </w:rPr>
-        <w:t xml:space="preserve">1. </w:t>
+        <w:t xml:space="preserve">Item 1 </w:t>
+      </w:r>
+      <w:r>
+        <w:rPr>
+          <w:rFonts w:ascii="Calibri" w:cs="Calibri" w:eastAsia="Calibri" w:hAnsi="Calibri"/>
+          <w:color w:val="5F6F80"/>
+          <w:sz w:val="17"/>
+          <w:szCs w:val="17"/>
+        </w:rPr>
+        <w:t xml:space="preserve">(Selected Response): </w:t>
       </w:r>
       <w:r>
         <w:rPr>
@@ -9783,7 +12285,16 @@
           <w:sz w:val="19"/>
           <w:szCs w:val="19"/>
         </w:rPr>
-        <w:t xml:space="preserve">2. </w:t>
+        <w:t xml:space="preserve">Item 2 </w:t>
+      </w:r>
+      <w:r>
+        <w:rPr>
+          <w:rFonts w:ascii="Calibri" w:cs="Calibri" w:eastAsia="Calibri" w:hAnsi="Calibri"/>
+          <w:color w:val="5F6F80"/>
+          <w:sz w:val="17"/>
+          <w:szCs w:val="17"/>
+        </w:rPr>
+        <w:t xml:space="preserve">(Selected Response): </w:t>
       </w:r>
       <w:r>
         <w:rPr>
@@ -9820,7 +12331,16 @@
           <w:sz w:val="19"/>
           <w:szCs w:val="19"/>
         </w:rPr>
-        <w:t xml:space="preserve">3. </w:t>
+        <w:t xml:space="preserve">Item 3 </w:t>
+      </w:r>
+      <w:r>
+        <w:rPr>
+          <w:rFonts w:ascii="Calibri" w:cs="Calibri" w:eastAsia="Calibri" w:hAnsi="Calibri"/>
+          <w:color w:val="5F6F80"/>
+          <w:sz w:val="17"/>
+          <w:szCs w:val="17"/>
+        </w:rPr>
+        <w:t xml:space="preserve">(Constructed Response): </w:t>
       </w:r>
       <w:r>
         <w:rPr>
